--- a/docs/AI辅助软件过程_Scrum实践报告_底稿.docx
+++ b/docs/AI辅助软件过程_Scrum实践报告_底稿.docx
@@ -7999,6 +7999,2230 @@
         </w:tc>
       </w:tr>
     </w:tbl>
+    <w:p>
+      <w:r>
+        <w:br w:type="page"/>
+      </w:r>
+    </w:p>
+    <w:p>
+      <w:pPr>
+        <w:pStyle w:val="Heading1"/>
+      </w:pPr>
+      <w:r>
+        <w:t>4 ???????2026-04-22?</w:t>
+      </w:r>
+    </w:p>
+    <w:p>
+      <w:r>
+        <w:t>??????????????????Git ??????????????????????? Trae IDE Builder ????????????????????</w:t>
+      </w:r>
+    </w:p>
+    <w:p>
+      <w:pPr>
+        <w:pStyle w:val="Heading2"/>
+      </w:pPr>
+      <w:r>
+        <w:t>4.1 ??????</w:t>
+      </w:r>
+    </w:p>
+    <w:p>
+      <w:pPr>
+        <w:pStyle w:val="ListBullet"/>
+      </w:pPr>
+      <w:r>
+        <w:t>P0 ?????????????????????????????????????</w:t>
+      </w:r>
+    </w:p>
+    <w:p>
+      <w:pPr>
+        <w:pStyle w:val="ListBullet"/>
+      </w:pPr>
+      <w:r>
+        <w:t>P1 ???????????? Express ???????????? REST ?????????????????????? MySQL ?????</w:t>
+      </w:r>
+    </w:p>
+    <w:p>
+      <w:pPr>
+        <w:pStyle w:val="ListBullet"/>
+      </w:pPr>
+      <w:r>
+        <w:t>P2 ?????????? Vue 3 + Vite + Element Plus + Vue Router + Pinia ??????</w:t>
+      </w:r>
+    </w:p>
+    <w:p>
+      <w:pPr>
+        <w:pStyle w:val="ListBullet"/>
+      </w:pPr>
+      <w:r>
+        <w:t>P3 ?????????????????????????????????????????????????</w:t>
+      </w:r>
+    </w:p>
+    <w:p>
+      <w:pPr>
+        <w:pStyle w:val="ListBullet"/>
+      </w:pPr>
+      <w:r>
+        <w:t>P4 ???????? 5 ???????????????????</w:t>
+      </w:r>
+    </w:p>
+    <w:p>
+      <w:pPr>
+        <w:pStyle w:val="ListBullet"/>
+      </w:pPr>
+      <w:r>
+        <w:t>P5 ??????????? README?AI ?????????? Git ??????????</w:t>
+      </w:r>
+    </w:p>
+    <w:p>
+      <w:r>
+        <w:t>????????????????????????????????????????????????????? Trae Builder ????????????Gitee ???????????????</w:t>
+      </w:r>
+    </w:p>
+    <w:p>
+      <w:pPr>
+        <w:pStyle w:val="Heading2"/>
+      </w:pPr>
+      <w:r>
+        <w:t>4.2 ???????????????</w:t>
+      </w:r>
+    </w:p>
+    <w:p>
+      <w:r>
+        <w:t>????????????????????????????????????? Trae IDE ????????????Trae IDE Builder ?????????????????????? Codex ???????????????????????????????????</w:t>
+      </w:r>
+    </w:p>
+    <w:p>
+      <w:r>
+        <w:t>???????????? Builder ???????????????????????? Codex ??????????????????????????????????????????????????????????????? Trae IDE Builder ??????????????????????????????</w:t>
+      </w:r>
+    </w:p>
+    <w:p>
+      <w:r>
+        <w:t>????????????? Codex ????????? Trae Builder ????????????????????????????????????AI ???????????????</w:t>
+      </w:r>
+    </w:p>
+    <w:p>
+      <w:pPr>
+        <w:pStyle w:val="Heading2"/>
+      </w:pPr>
+      <w:r>
+        <w:t>4.3 Codex ??????????</w:t>
+      </w:r>
+    </w:p>
+    <w:p>
+      <w:pPr>
+        <w:pStyle w:val="ListBullet"/>
+      </w:pPr>
+      <w:r>
+        <w:t>?? AGENTS.md?README.md ? docs ???????????????</w:t>
+      </w:r>
+    </w:p>
+    <w:p>
+      <w:pPr>
+        <w:pStyle w:val="ListBullet"/>
+      </w:pPr>
+      <w:r>
+        <w:t>???????????????????????????????????</w:t>
+      </w:r>
+    </w:p>
+    <w:p>
+      <w:pPr>
+        <w:pStyle w:val="ListBullet"/>
+      </w:pPr>
+      <w:r>
+        <w:t>????????????????????????</w:t>
+      </w:r>
+    </w:p>
+    <w:p>
+      <w:pPr>
+        <w:pStyle w:val="ListBullet"/>
+      </w:pPr>
+      <w:r>
+        <w:t>???? AI ?????????????? 2 ????????????</w:t>
+      </w:r>
+    </w:p>
+    <w:p>
+      <w:pPr>
+        <w:pStyle w:val="ListBullet"/>
+      </w:pPr>
+      <w:r>
+        <w:t>?? Git ?????????????????????????</w:t>
+      </w:r>
+    </w:p>
+    <w:p>
+      <w:pPr>
+        <w:pStyle w:val="Heading2"/>
+      </w:pPr>
+      <w:r>
+        <w:t>4.4 ????????</w:t>
+      </w:r>
+    </w:p>
+    <w:p>
+      <w:pPr>
+        <w:pStyle w:val="ListBullet"/>
+      </w:pPr>
+      <w:r>
+        <w:t>5b62fa3 docs: ??????????????</w:t>
+      </w:r>
+    </w:p>
+    <w:p>
+      <w:pPr>
+        <w:pStyle w:val="ListBullet"/>
+      </w:pPr>
+      <w:r>
+        <w:t>9328461 init: ?????????</w:t>
+      </w:r>
+    </w:p>
+    <w:p>
+      <w:pPr>
+        <w:pStyle w:val="ListBullet"/>
+      </w:pPr>
+      <w:r>
+        <w:t>1cb3a4e feat: ??????????????</w:t>
+      </w:r>
+    </w:p>
+    <w:p>
+      <w:pPr>
+        <w:pStyle w:val="ListBullet"/>
+      </w:pPr>
+      <w:r>
+        <w:t>6f4a73c feat: ????????????</w:t>
+      </w:r>
+    </w:p>
+    <w:p>
+      <w:pPr>
+        <w:pStyle w:val="ListBullet"/>
+      </w:pPr>
+      <w:r>
+        <w:t>e6a1f9a docs: ???????AI??????</w:t>
+      </w:r>
+    </w:p>
+    <w:p>
+      <w:r>
+        <w:t>???????????????????? ? ???? ? ???? ? ???? ? ????????????????????????????????</w:t>
+      </w:r>
+    </w:p>
+    <w:p>
+      <w:pPr>
+        <w:pStyle w:val="Heading2"/>
+      </w:pPr>
+      <w:r>
+        <w:t>4.5 ????????</w:t>
+      </w:r>
+    </w:p>
+    <w:tbl>
+      <w:tblPr>
+        <w:tblStyle w:val="TableGrid"/>
+        <w:tblW w:type="auto" w:w="0"/>
+        <w:tblLook w:firstColumn="1" w:firstRow="1" w:lastColumn="0" w:lastRow="0" w:noHBand="0" w:noVBand="1" w:val="04A0"/>
+      </w:tblPr>
+      <w:tblGrid>
+        <w:gridCol w:w="4561"/>
+        <w:gridCol w:w="4561"/>
+      </w:tblGrid>
+      <w:tr>
+        <w:tc>
+          <w:tcPr>
+            <w:tcW w:type="dxa" w:w="4561"/>
+          </w:tcPr>
+          <w:p>
+            <w:r>
+              <w:t>????</w:t>
+            </w:r>
+          </w:p>
+        </w:tc>
+        <w:tc>
+          <w:tcPr>
+            <w:tcW w:type="dxa" w:w="4561"/>
+          </w:tcPr>
+          <w:p>
+            <w:r>
+              <w:t>??</w:t>
+            </w:r>
+          </w:p>
+        </w:tc>
+      </w:tr>
+      <w:tr>
+        <w:tc>
+          <w:tcPr>
+            <w:tcW w:type="dxa" w:w="4561"/>
+          </w:tcPr>
+          <w:p>
+            <w:r>
+              <w:t>01_docs_commit.png</w:t>
+            </w:r>
+          </w:p>
+        </w:tc>
+        <w:tc>
+          <w:tcPr>
+            <w:tcW w:type="dxa" w:w="4561"/>
+          </w:tcPr>
+          <w:p>
+            <w:r>
+              <w:t>???????????</w:t>
+            </w:r>
+          </w:p>
+        </w:tc>
+      </w:tr>
+      <w:tr>
+        <w:tc>
+          <w:tcPr>
+            <w:tcW w:type="dxa" w:w="4561"/>
+          </w:tcPr>
+          <w:p>
+            <w:r>
+              <w:t>02_init_dirs_commit.png</w:t>
+            </w:r>
+          </w:p>
+        </w:tc>
+        <w:tc>
+          <w:tcPr>
+            <w:tcW w:type="dxa" w:w="4561"/>
+          </w:tcPr>
+          <w:p>
+            <w:r>
+              <w:t>??????????????</w:t>
+            </w:r>
+          </w:p>
+        </w:tc>
+      </w:tr>
+      <w:tr>
+        <w:tc>
+          <w:tcPr>
+            <w:tcW w:type="dxa" w:w="4561"/>
+          </w:tcPr>
+          <w:p>
+            <w:r>
+              <w:t>03_current_status.png</w:t>
+            </w:r>
+          </w:p>
+        </w:tc>
+        <w:tc>
+          <w:tcPr>
+            <w:tcW w:type="dxa" w:w="4561"/>
+          </w:tcPr>
+          <w:p>
+            <w:r>
+              <w:t>??????</w:t>
+            </w:r>
+          </w:p>
+        </w:tc>
+      </w:tr>
+      <w:tr>
+        <w:tc>
+          <w:tcPr>
+            <w:tcW w:type="dxa" w:w="4561"/>
+          </w:tcPr>
+          <w:p>
+            <w:r>
+              <w:t>04_backend_commit.png</w:t>
+            </w:r>
+          </w:p>
+        </w:tc>
+        <w:tc>
+          <w:tcPr>
+            <w:tcW w:type="dxa" w:w="4561"/>
+          </w:tcPr>
+          <w:p>
+            <w:r>
+              <w:t>???????</w:t>
+            </w:r>
+          </w:p>
+        </w:tc>
+      </w:tr>
+      <w:tr>
+        <w:tc>
+          <w:tcPr>
+            <w:tcW w:type="dxa" w:w="4561"/>
+          </w:tcPr>
+          <w:p>
+            <w:r>
+              <w:t>05_frontend_commit.png</w:t>
+            </w:r>
+          </w:p>
+        </w:tc>
+        <w:tc>
+          <w:tcPr>
+            <w:tcW w:type="dxa" w:w="4561"/>
+          </w:tcPr>
+          <w:p>
+            <w:r>
+              <w:t>???????</w:t>
+            </w:r>
+          </w:p>
+        </w:tc>
+      </w:tr>
+      <w:tr>
+        <w:tc>
+          <w:tcPr>
+            <w:tcW w:type="dxa" w:w="4561"/>
+          </w:tcPr>
+          <w:p>
+            <w:r>
+              <w:t>06_docs_commit.png</w:t>
+            </w:r>
+          </w:p>
+        </w:tc>
+        <w:tc>
+          <w:tcPr>
+            <w:tcW w:type="dxa" w:w="4561"/>
+          </w:tcPr>
+          <w:p>
+            <w:r>
+              <w:t>???????</w:t>
+            </w:r>
+          </w:p>
+        </w:tc>
+      </w:tr>
+      <w:tr>
+        <w:tc>
+          <w:tcPr>
+            <w:tcW w:type="dxa" w:w="4561"/>
+          </w:tcPr>
+          <w:p>
+            <w:r>
+              <w:t>07_backend_test_pass.png</w:t>
+            </w:r>
+          </w:p>
+        </w:tc>
+        <w:tc>
+          <w:tcPr>
+            <w:tcW w:type="dxa" w:w="4561"/>
+          </w:tcPr>
+          <w:p>
+            <w:r>
+              <w:t>????????</w:t>
+            </w:r>
+          </w:p>
+        </w:tc>
+      </w:tr>
+      <w:tr>
+        <w:tc>
+          <w:tcPr>
+            <w:tcW w:type="dxa" w:w="4561"/>
+          </w:tcPr>
+          <w:p>
+            <w:r>
+              <w:t>08_frontend_build_pass.png</w:t>
+            </w:r>
+          </w:p>
+        </w:tc>
+        <w:tc>
+          <w:tcPr>
+            <w:tcW w:type="dxa" w:w="4561"/>
+          </w:tcPr>
+          <w:p>
+            <w:r>
+              <w:t>????????</w:t>
+            </w:r>
+          </w:p>
+        </w:tc>
+      </w:tr>
+      <w:tr>
+        <w:tc>
+          <w:tcPr>
+            <w:tcW w:type="dxa" w:w="4561"/>
+          </w:tcPr>
+          <w:p>
+            <w:r>
+              <w:t>09_final_git_log.png</w:t>
+            </w:r>
+          </w:p>
+        </w:tc>
+        <w:tc>
+          <w:tcPr>
+            <w:tcW w:type="dxa" w:w="4561"/>
+          </w:tcPr>
+          <w:p>
+            <w:r>
+              <w:t>?? Git ??</w:t>
+            </w:r>
+          </w:p>
+        </w:tc>
+      </w:tr>
+    </w:tbl>
+    <w:p>
+      <w:pPr>
+        <w:pStyle w:val="Heading2"/>
+      </w:pPr>
+      <w:r>
+        <w:t>4.6 ?????????????</w:t>
+      </w:r>
+    </w:p>
+    <w:p>
+      <w:r>
+        <w:drawing>
+          <wp:inline xmlns:a="http://schemas.openxmlformats.org/drawingml/2006/main" xmlns:pic="http://schemas.openxmlformats.org/drawingml/2006/picture">
+            <wp:extent cx="5486400" cy="1911178"/>
+            <wp:docPr id="1" name="Picture 1"/>
+            <wp:cNvGraphicFramePr>
+              <a:graphicFrameLocks noChangeAspect="1"/>
+            </wp:cNvGraphicFramePr>
+            <a:graphic>
+              <a:graphicData uri="http://schemas.openxmlformats.org/drawingml/2006/picture">
+                <pic:pic>
+                  <pic:nvPicPr>
+                    <pic:cNvPr id="0" name="04_backend_commit.png"/>
+                    <pic:cNvPicPr/>
+                  </pic:nvPicPr>
+                  <pic:blipFill>
+                    <a:blip r:embed="rId9"/>
+                    <a:stretch>
+                      <a:fillRect/>
+                    </a:stretch>
+                  </pic:blipFill>
+                  <pic:spPr>
+                    <a:xfrm>
+                      <a:off x="0" y="0"/>
+                      <a:ext cx="5486400" cy="1911178"/>
+                    </a:xfrm>
+                    <a:prstGeom prst="rect"/>
+                  </pic:spPr>
+                </pic:pic>
+              </a:graphicData>
+            </a:graphic>
+          </wp:inline>
+        </w:drawing>
+      </w:r>
+    </w:p>
+    <w:p>
+      <w:r>
+        <w:t>? 13 ???????</w:t>
+      </w:r>
+    </w:p>
+    <w:p>
+      <w:r>
+        <w:drawing>
+          <wp:inline xmlns:a="http://schemas.openxmlformats.org/drawingml/2006/main" xmlns:pic="http://schemas.openxmlformats.org/drawingml/2006/picture">
+            <wp:extent cx="5486400" cy="1973403"/>
+            <wp:docPr id="2" name="Picture 2"/>
+            <wp:cNvGraphicFramePr>
+              <a:graphicFrameLocks noChangeAspect="1"/>
+            </wp:cNvGraphicFramePr>
+            <a:graphic>
+              <a:graphicData uri="http://schemas.openxmlformats.org/drawingml/2006/picture">
+                <pic:pic>
+                  <pic:nvPicPr>
+                    <pic:cNvPr id="0" name="05_frontend_commit.png"/>
+                    <pic:cNvPicPr/>
+                  </pic:nvPicPr>
+                  <pic:blipFill>
+                    <a:blip r:embed="rId10"/>
+                    <a:stretch>
+                      <a:fillRect/>
+                    </a:stretch>
+                  </pic:blipFill>
+                  <pic:spPr>
+                    <a:xfrm>
+                      <a:off x="0" y="0"/>
+                      <a:ext cx="5486400" cy="1973403"/>
+                    </a:xfrm>
+                    <a:prstGeom prst="rect"/>
+                  </pic:spPr>
+                </pic:pic>
+              </a:graphicData>
+            </a:graphic>
+          </wp:inline>
+        </w:drawing>
+      </w:r>
+    </w:p>
+    <w:p>
+      <w:r>
+        <w:t>? 14 ???????</w:t>
+      </w:r>
+    </w:p>
+    <w:p>
+      <w:r>
+        <w:drawing>
+          <wp:inline xmlns:a="http://schemas.openxmlformats.org/drawingml/2006/main" xmlns:pic="http://schemas.openxmlformats.org/drawingml/2006/picture">
+            <wp:extent cx="5486400" cy="2247899"/>
+            <wp:docPr id="3" name="Picture 3"/>
+            <wp:cNvGraphicFramePr>
+              <a:graphicFrameLocks noChangeAspect="1"/>
+            </wp:cNvGraphicFramePr>
+            <a:graphic>
+              <a:graphicData uri="http://schemas.openxmlformats.org/drawingml/2006/picture">
+                <pic:pic>
+                  <pic:nvPicPr>
+                    <pic:cNvPr id="0" name="07_backend_test_pass.png"/>
+                    <pic:cNvPicPr/>
+                  </pic:nvPicPr>
+                  <pic:blipFill>
+                    <a:blip r:embed="rId11"/>
+                    <a:stretch>
+                      <a:fillRect/>
+                    </a:stretch>
+                  </pic:blipFill>
+                  <pic:spPr>
+                    <a:xfrm>
+                      <a:off x="0" y="0"/>
+                      <a:ext cx="5486400" cy="2247899"/>
+                    </a:xfrm>
+                    <a:prstGeom prst="rect"/>
+                  </pic:spPr>
+                </pic:pic>
+              </a:graphicData>
+            </a:graphic>
+          </wp:inline>
+        </w:drawing>
+      </w:r>
+    </w:p>
+    <w:p>
+      <w:r>
+        <w:t>? 15 ????????</w:t>
+      </w:r>
+    </w:p>
+    <w:p>
+      <w:r>
+        <w:drawing>
+          <wp:inline xmlns:a="http://schemas.openxmlformats.org/drawingml/2006/main" xmlns:pic="http://schemas.openxmlformats.org/drawingml/2006/picture">
+            <wp:extent cx="5486400" cy="2658040"/>
+            <wp:docPr id="4" name="Picture 4"/>
+            <wp:cNvGraphicFramePr>
+              <a:graphicFrameLocks noChangeAspect="1"/>
+            </wp:cNvGraphicFramePr>
+            <a:graphic>
+              <a:graphicData uri="http://schemas.openxmlformats.org/drawingml/2006/picture">
+                <pic:pic>
+                  <pic:nvPicPr>
+                    <pic:cNvPr id="0" name="08_frontend_build_pass.png"/>
+                    <pic:cNvPicPr/>
+                  </pic:nvPicPr>
+                  <pic:blipFill>
+                    <a:blip r:embed="rId12"/>
+                    <a:stretch>
+                      <a:fillRect/>
+                    </a:stretch>
+                  </pic:blipFill>
+                  <pic:spPr>
+                    <a:xfrm>
+                      <a:off x="0" y="0"/>
+                      <a:ext cx="5486400" cy="2658040"/>
+                    </a:xfrm>
+                    <a:prstGeom prst="rect"/>
+                  </pic:spPr>
+                </pic:pic>
+              </a:graphicData>
+            </a:graphic>
+          </wp:inline>
+        </w:drawing>
+      </w:r>
+    </w:p>
+    <w:p>
+      <w:r>
+        <w:t>? 16 ????????</w:t>
+      </w:r>
+    </w:p>
+    <w:p>
+      <w:r>
+        <w:drawing>
+          <wp:inline xmlns:a="http://schemas.openxmlformats.org/drawingml/2006/main" xmlns:pic="http://schemas.openxmlformats.org/drawingml/2006/picture">
+            <wp:extent cx="5486400" cy="1969217"/>
+            <wp:docPr id="5" name="Picture 5"/>
+            <wp:cNvGraphicFramePr>
+              <a:graphicFrameLocks noChangeAspect="1"/>
+            </wp:cNvGraphicFramePr>
+            <a:graphic>
+              <a:graphicData uri="http://schemas.openxmlformats.org/drawingml/2006/picture">
+                <pic:pic>
+                  <pic:nvPicPr>
+                    <pic:cNvPr id="0" name="09_final_git_log.png"/>
+                    <pic:cNvPicPr/>
+                  </pic:nvPicPr>
+                  <pic:blipFill>
+                    <a:blip r:embed="rId13"/>
+                    <a:stretch>
+                      <a:fillRect/>
+                    </a:stretch>
+                  </pic:blipFill>
+                  <pic:spPr>
+                    <a:xfrm>
+                      <a:off x="0" y="0"/>
+                      <a:ext cx="5486400" cy="1969217"/>
+                    </a:xfrm>
+                    <a:prstGeom prst="rect"/>
+                  </pic:spPr>
+                </pic:pic>
+              </a:graphicData>
+            </a:graphic>
+          </wp:inline>
+        </w:drawing>
+      </w:r>
+    </w:p>
+    <w:p>
+      <w:r>
+        <w:t>? 17 ?? Git ????????</w:t>
+      </w:r>
+    </w:p>
+    <w:p>
+      <w:pPr>
+        <w:pStyle w:val="Heading2"/>
+      </w:pPr>
+      <w:r>
+        <w:t>4.7 Trae Builder ????????</w:t>
+      </w:r>
+    </w:p>
+    <w:p>
+      <w:r>
+        <w:t>?????????????? Trae Builder ????? Doubao-Seed-2.0-Code ??????????????????????????????????????????????????Bug ??????????</w:t>
+      </w:r>
+    </w:p>
+    <w:p>
+      <w:pPr>
+        <w:pStyle w:val="ListBullet"/>
+      </w:pPr>
+      <w:r>
+        <w:t>?????Doubao-Seed-2.0-Code???????????????????????</w:t>
+      </w:r>
+    </w:p>
+    <w:p>
+      <w:pPr>
+        <w:pStyle w:val="ListBullet"/>
+      </w:pPr>
+      <w:r>
+        <w:t>?????DeepSeek-V3.1-Terminus ? GLM-5.1????????????????????????</w:t>
+      </w:r>
+    </w:p>
+    <w:p>
+      <w:pPr>
+        <w:pStyle w:val="ListBullet"/>
+      </w:pPr>
+      <w:r>
+        <w:t>?? Auto Mode ??????????????????????? AI ???</w:t>
+      </w:r>
+    </w:p>
+    <w:p>
+      <w:pPr>
+        <w:pStyle w:val="ListBullet"/>
+      </w:pPr>
+      <w:r>
+        <w:t>??????????????????????? 1 ???? + 1 ??????????????</w:t>
+      </w:r>
+    </w:p>
+    <w:p>
+      <w:pPr>
+        <w:pStyle w:val="Heading2"/>
+      </w:pPr>
+      <w:r>
+        <w:t>4.8 ??????????</w:t>
+      </w:r>
+    </w:p>
+    <w:p>
+      <w:pPr>
+        <w:pStyle w:val="ListBullet"/>
+      </w:pPr>
+      <w:r>
+        <w:t>??? Trae Builder ????????????? 3~5 ??????????</w:t>
+      </w:r>
+    </w:p>
+    <w:p>
+      <w:pPr>
+        <w:pStyle w:val="ListBullet"/>
+      </w:pPr>
+      <w:r>
+        <w:t>?? Gitee ?????????????????</w:t>
+      </w:r>
+    </w:p>
+    <w:p>
+      <w:pPr>
+        <w:pStyle w:val="ListBullet"/>
+      </w:pPr>
+      <w:r>
+        <w:t>????????????? 2~3 ?????????</w:t>
+      </w:r>
+    </w:p>
+    <w:p>
+      <w:pPr>
+        <w:pStyle w:val="ListBullet"/>
+      </w:pPr>
+      <w:r>
+        <w:t>??????????????????????????????????? MySQL ????</w:t>
+      </w:r>
+    </w:p>
+    <w:p>
+      <w:pPr>
+        <w:pStyle w:val="ListBullet"/>
+      </w:pPr>
+      <w:r>
+        <w:t>?????????????????????????????????</w:t>
+      </w:r>
+    </w:p>
+    <w:p>
+      <w:r>
+        <w:t>????????????????????????????? Trae IDE Builder ?????????????????????????????????????????? Trae?????</w:t>
+      </w:r>
+    </w:p>
+    <w:p>
+      <w:r>
+        <w:br w:type="page"/>
+      </w:r>
+    </w:p>
+    <w:p>
+      <w:pPr>
+        <w:pStyle w:val="Heading1"/>
+      </w:pPr>
+      <w:r>
+        <w:t>5 ?? docs ????????</w:t>
+      </w:r>
+    </w:p>
+    <w:p>
+      <w:r>
+        <w:t>???????????????????????API????????????????? README ???????????????????????????????</w:t>
+      </w:r>
+    </w:p>
+    <w:p>
+      <w:pPr>
+        <w:pStyle w:val="Heading2"/>
+      </w:pPr>
+      <w:r>
+        <w:t>5.1 ???????</w:t>
+      </w:r>
+    </w:p>
+    <w:p>
+      <w:pPr>
+        <w:pStyle w:val="ListBullet"/>
+      </w:pPr>
+      <w:r>
+        <w:t>???? Vue 3 + Vite + Element Plus + Vue Router + Pinia???????????CRUD ?????????????????????????????????????</w:t>
+      </w:r>
+    </w:p>
+    <w:p>
+      <w:pPr>
+        <w:pStyle w:val="ListBullet"/>
+      </w:pPr>
+      <w:r>
+        <w:t>???? Node.js + Express????????????????????????? RESTful ?????????? AI ???????????</w:t>
+      </w:r>
+    </w:p>
+    <w:p>
+      <w:pPr>
+        <w:pStyle w:val="ListBullet"/>
+      </w:pPr>
+      <w:r>
+        <w:t>???? ECharts???????????? Vue ???????????????????????????????</w:t>
+      </w:r>
+    </w:p>
+    <w:p>
+      <w:pPr>
+        <w:pStyle w:val="ListBullet"/>
+      </w:pPr>
+      <w:r>
+        <w:t>???? Vitest + Supertest??????????????????????????????</w:t>
+      </w:r>
+    </w:p>
+    <w:p>
+      <w:pPr>
+        <w:pStyle w:val="ListBullet"/>
+      </w:pPr>
+      <w:r>
+        <w:t>????????? MySQL ?????????????????????????? JSON ??????????????????????????</w:t>
+      </w:r>
+    </w:p>
+    <w:p>
+      <w:pPr>
+        <w:pStyle w:val="Heading2"/>
+      </w:pPr>
+      <w:r>
+        <w:t>5.2 ?????????</w:t>
+      </w:r>
+    </w:p>
+    <w:tbl>
+      <w:tblPr>
+        <w:tblStyle w:val="TableGrid"/>
+        <w:tblW w:type="auto" w:w="0"/>
+        <w:tblLook w:firstColumn="1" w:firstRow="1" w:lastColumn="0" w:lastRow="0" w:noHBand="0" w:noVBand="1" w:val="04A0"/>
+      </w:tblPr>
+      <w:tblGrid>
+        <w:gridCol w:w="3041"/>
+        <w:gridCol w:w="3041"/>
+        <w:gridCol w:w="3041"/>
+      </w:tblGrid>
+      <w:tr>
+        <w:tc>
+          <w:tcPr>
+            <w:tcW w:type="dxa" w:w="3041"/>
+          </w:tcPr>
+          <w:p>
+            <w:r>
+              <w:t>????</w:t>
+            </w:r>
+          </w:p>
+        </w:tc>
+        <w:tc>
+          <w:tcPr>
+            <w:tcW w:type="dxa" w:w="3041"/>
+          </w:tcPr>
+          <w:p>
+            <w:r>
+              <w:t>????</w:t>
+            </w:r>
+          </w:p>
+        </w:tc>
+        <w:tc>
+          <w:tcPr>
+            <w:tcW w:type="dxa" w:w="3041"/>
+          </w:tcPr>
+          <w:p>
+            <w:r>
+              <w:t>??????</w:t>
+            </w:r>
+          </w:p>
+        </w:tc>
+      </w:tr>
+      <w:tr>
+        <w:tc>
+          <w:tcPr>
+            <w:tcW w:type="dxa" w:w="3041"/>
+          </w:tcPr>
+          <w:p>
+            <w:r>
+              <w:t>/stories</w:t>
+            </w:r>
+          </w:p>
+        </w:tc>
+        <w:tc>
+          <w:tcPr>
+            <w:tcW w:type="dxa" w:w="3041"/>
+          </w:tcPr>
+          <w:p>
+            <w:r>
+              <w:t>?????????????????</w:t>
+            </w:r>
+          </w:p>
+        </w:tc>
+        <w:tc>
+          <w:tcPr>
+            <w:tcW w:type="dxa" w:w="3041"/>
+          </w:tcPr>
+          <w:p>
+            <w:r>
+              <w:t>??????</w:t>
+            </w:r>
+          </w:p>
+        </w:tc>
+      </w:tr>
+      <w:tr>
+        <w:tc>
+          <w:tcPr>
+            <w:tcW w:type="dxa" w:w="3041"/>
+          </w:tcPr>
+          <w:p>
+            <w:r>
+              <w:t>/backlog</w:t>
+            </w:r>
+          </w:p>
+        </w:tc>
+        <w:tc>
+          <w:tcPr>
+            <w:tcW w:type="dxa" w:w="3041"/>
+          </w:tcPr>
+          <w:p>
+            <w:r>
+              <w:t>???????????????????</w:t>
+            </w:r>
+          </w:p>
+        </w:tc>
+        <w:tc>
+          <w:tcPr>
+            <w:tcW w:type="dxa" w:w="3041"/>
+          </w:tcPr>
+          <w:p>
+            <w:r>
+              <w:t>????????</w:t>
+            </w:r>
+          </w:p>
+        </w:tc>
+      </w:tr>
+      <w:tr>
+        <w:tc>
+          <w:tcPr>
+            <w:tcW w:type="dxa" w:w="3041"/>
+          </w:tcPr>
+          <w:p>
+            <w:r>
+              <w:t>/sprints</w:t>
+            </w:r>
+          </w:p>
+        </w:tc>
+        <w:tc>
+          <w:tcPr>
+            <w:tcW w:type="dxa" w:w="3041"/>
+          </w:tcPr>
+          <w:p>
+            <w:r>
+              <w:t>?????????????????</w:t>
+            </w:r>
+          </w:p>
+        </w:tc>
+        <w:tc>
+          <w:tcPr>
+            <w:tcW w:type="dxa" w:w="3041"/>
+          </w:tcPr>
+          <w:p>
+            <w:r>
+              <w:t>??????</w:t>
+            </w:r>
+          </w:p>
+        </w:tc>
+      </w:tr>
+      <w:tr>
+        <w:tc>
+          <w:tcPr>
+            <w:tcW w:type="dxa" w:w="3041"/>
+          </w:tcPr>
+          <w:p>
+            <w:r>
+              <w:t>/board/:sprintId</w:t>
+            </w:r>
+          </w:p>
+        </w:tc>
+        <w:tc>
+          <w:tcPr>
+            <w:tcW w:type="dxa" w:w="3041"/>
+          </w:tcPr>
+          <w:p>
+            <w:r>
+              <w:t>?????????????</w:t>
+            </w:r>
+          </w:p>
+        </w:tc>
+        <w:tc>
+          <w:tcPr>
+            <w:tcW w:type="dxa" w:w="3041"/>
+          </w:tcPr>
+          <w:p>
+            <w:r>
+              <w:t>??????</w:t>
+            </w:r>
+          </w:p>
+        </w:tc>
+      </w:tr>
+      <w:tr>
+        <w:tc>
+          <w:tcPr>
+            <w:tcW w:type="dxa" w:w="3041"/>
+          </w:tcPr>
+          <w:p>
+            <w:r>
+              <w:t>/burndown/:sprintId</w:t>
+            </w:r>
+          </w:p>
+        </w:tc>
+        <w:tc>
+          <w:tcPr>
+            <w:tcW w:type="dxa" w:w="3041"/>
+          </w:tcPr>
+          <w:p>
+            <w:r>
+              <w:t>??????????????</w:t>
+            </w:r>
+          </w:p>
+        </w:tc>
+        <w:tc>
+          <w:tcPr>
+            <w:tcW w:type="dxa" w:w="3041"/>
+          </w:tcPr>
+          <w:p>
+            <w:r>
+              <w:t>???</w:t>
+            </w:r>
+          </w:p>
+        </w:tc>
+      </w:tr>
+      <w:tr>
+        <w:tc>
+          <w:tcPr>
+            <w:tcW w:type="dxa" w:w="3041"/>
+          </w:tcPr>
+          <w:p>
+            <w:r>
+              <w:t>/retrospectives</w:t>
+            </w:r>
+          </w:p>
+        </w:tc>
+        <w:tc>
+          <w:tcPr>
+            <w:tcW w:type="dxa" w:w="3041"/>
+          </w:tcPr>
+          <w:p>
+            <w:r>
+              <w:t>???????????</w:t>
+            </w:r>
+          </w:p>
+        </w:tc>
+        <w:tc>
+          <w:tcPr>
+            <w:tcW w:type="dxa" w:w="3041"/>
+          </w:tcPr>
+          <w:p>
+            <w:r>
+              <w:t>??????</w:t>
+            </w:r>
+          </w:p>
+        </w:tc>
+      </w:tr>
+      <w:tr>
+        <w:tc>
+          <w:tcPr>
+            <w:tcW w:type="dxa" w:w="3041"/>
+          </w:tcPr>
+          <w:p>
+            <w:r>
+              <w:t>/retrospectives/:sprintId</w:t>
+            </w:r>
+          </w:p>
+        </w:tc>
+        <w:tc>
+          <w:tcPr>
+            <w:tcW w:type="dxa" w:w="3041"/>
+          </w:tcPr>
+          <w:p>
+            <w:r>
+              <w:t>??????? 3 ???? 3 ????</w:t>
+            </w:r>
+          </w:p>
+        </w:tc>
+        <w:tc>
+          <w:tcPr>
+            <w:tcW w:type="dxa" w:w="3041"/>
+          </w:tcPr>
+          <w:p>
+            <w:r>
+              <w:t>??????</w:t>
+            </w:r>
+          </w:p>
+        </w:tc>
+      </w:tr>
+    </w:tbl>
+    <w:p>
+      <w:pPr>
+        <w:pStyle w:val="Heading2"/>
+      </w:pPr>
+      <w:r>
+        <w:t>5.3 ????????????</w:t>
+      </w:r>
+    </w:p>
+    <w:p>
+      <w:r>
+        <w:t>???????????????????? 4 ?????????????????????????????????????????????? camelCase???????? snake_case?</w:t>
+      </w:r>
+    </w:p>
+    <w:tbl>
+      <w:tblPr>
+        <w:tblStyle w:val="TableGrid"/>
+        <w:tblW w:type="auto" w:w="0"/>
+        <w:tblLook w:firstColumn="1" w:firstRow="1" w:lastColumn="0" w:lastRow="0" w:noHBand="0" w:noVBand="1" w:val="04A0"/>
+      </w:tblPr>
+      <w:tblGrid>
+        <w:gridCol w:w="3041"/>
+        <w:gridCol w:w="3041"/>
+        <w:gridCol w:w="3041"/>
+      </w:tblGrid>
+      <w:tr>
+        <w:tc>
+          <w:tcPr>
+            <w:tcW w:type="dxa" w:w="3041"/>
+          </w:tcPr>
+          <w:p>
+            <w:r>
+              <w:t>??</w:t>
+            </w:r>
+          </w:p>
+        </w:tc>
+        <w:tc>
+          <w:tcPr>
+            <w:tcW w:type="dxa" w:w="3041"/>
+          </w:tcPr>
+          <w:p>
+            <w:r>
+              <w:t>????</w:t>
+            </w:r>
+          </w:p>
+        </w:tc>
+        <w:tc>
+          <w:tcPr>
+            <w:tcW w:type="dxa" w:w="3041"/>
+          </w:tcPr>
+          <w:p>
+            <w:r>
+              <w:t>??</w:t>
+            </w:r>
+          </w:p>
+        </w:tc>
+      </w:tr>
+      <w:tr>
+        <w:tc>
+          <w:tcPr>
+            <w:tcW w:type="dxa" w:w="3041"/>
+          </w:tcPr>
+          <w:p>
+            <w:r>
+              <w:t>UserStory</w:t>
+            </w:r>
+          </w:p>
+        </w:tc>
+        <w:tc>
+          <w:tcPr>
+            <w:tcW w:type="dxa" w:w="3041"/>
+          </w:tcPr>
+          <w:p>
+            <w:r>
+              <w:t>title, description, storyPoints, priorityOrder, status, sprintId</w:t>
+            </w:r>
+          </w:p>
+        </w:tc>
+        <w:tc>
+          <w:tcPr>
+            <w:tcW w:type="dxa" w:w="3041"/>
+          </w:tcPr>
+          <w:p>
+            <w:r>
+              <w:t>?? backlog ??????????????</w:t>
+            </w:r>
+          </w:p>
+        </w:tc>
+      </w:tr>
+      <w:tr>
+        <w:tc>
+          <w:tcPr>
+            <w:tcW w:type="dxa" w:w="3041"/>
+          </w:tcPr>
+          <w:p>
+            <w:r>
+              <w:t>Sprint</w:t>
+            </w:r>
+          </w:p>
+        </w:tc>
+        <w:tc>
+          <w:tcPr>
+            <w:tcW w:type="dxa" w:w="3041"/>
+          </w:tcPr>
+          <w:p>
+            <w:r>
+              <w:t>name, startDate, endDate, goal</w:t>
+            </w:r>
+          </w:p>
+        </w:tc>
+        <w:tc>
+          <w:tcPr>
+            <w:tcW w:type="dxa" w:w="3041"/>
+          </w:tcPr>
+          <w:p>
+            <w:r>
+              <w:t>??????????????</w:t>
+            </w:r>
+          </w:p>
+        </w:tc>
+      </w:tr>
+      <w:tr>
+        <w:tc>
+          <w:tcPr>
+            <w:tcW w:type="dxa" w:w="3041"/>
+          </w:tcPr>
+          <w:p>
+            <w:r>
+              <w:t>Retrospective</w:t>
+            </w:r>
+          </w:p>
+        </w:tc>
+        <w:tc>
+          <w:tcPr>
+            <w:tcW w:type="dxa" w:w="3041"/>
+          </w:tcPr>
+          <w:p>
+            <w:r>
+              <w:t>good1~good3, improve1~improve3, sprintId</w:t>
+            </w:r>
+          </w:p>
+        </w:tc>
+        <w:tc>
+          <w:tcPr>
+            <w:tcW w:type="dxa" w:w="3041"/>
+          </w:tcPr>
+          <w:p>
+            <w:r>
+              <w:t>???????????</w:t>
+            </w:r>
+          </w:p>
+        </w:tc>
+      </w:tr>
+      <w:tr>
+        <w:tc>
+          <w:tcPr>
+            <w:tcW w:type="dxa" w:w="3041"/>
+          </w:tcPr>
+          <w:p>
+            <w:r>
+              <w:t>BurndownLog</w:t>
+            </w:r>
+          </w:p>
+        </w:tc>
+        <w:tc>
+          <w:tcPr>
+            <w:tcW w:type="dxa" w:w="3041"/>
+          </w:tcPr>
+          <w:p>
+            <w:r>
+              <w:t>sprintId, date/logDate, remainingPoints</w:t>
+            </w:r>
+          </w:p>
+        </w:tc>
+        <w:tc>
+          <w:tcPr>
+            <w:tcW w:type="dxa" w:w="3041"/>
+          </w:tcPr>
+          <w:p>
+            <w:r>
+              <w:t>????????????????????</w:t>
+            </w:r>
+          </w:p>
+        </w:tc>
+      </w:tr>
+    </w:tbl>
+    <w:p>
+      <w:r>
+        <w:t>??????????????? 0.5?1?2?3?5?8?20?40?????? todo?in_progress?done???????????????? sprint??? sprint ???????????????</w:t>
+      </w:r>
+    </w:p>
+    <w:p>
+      <w:pPr>
+        <w:pStyle w:val="Heading2"/>
+      </w:pPr>
+      <w:r>
+        <w:t>5.4 REST ??????</w:t>
+      </w:r>
+    </w:p>
+    <w:tbl>
+      <w:tblPr>
+        <w:tblStyle w:val="TableGrid"/>
+        <w:tblW w:type="auto" w:w="0"/>
+        <w:tblLook w:firstColumn="1" w:firstRow="1" w:lastColumn="0" w:lastRow="0" w:noHBand="0" w:noVBand="1" w:val="04A0"/>
+      </w:tblPr>
+      <w:tblGrid>
+        <w:gridCol w:w="3041"/>
+        <w:gridCol w:w="3041"/>
+        <w:gridCol w:w="3041"/>
+      </w:tblGrid>
+      <w:tr>
+        <w:tc>
+          <w:tcPr>
+            <w:tcW w:type="dxa" w:w="3041"/>
+          </w:tcPr>
+          <w:p>
+            <w:r>
+              <w:t>????</w:t>
+            </w:r>
+          </w:p>
+        </w:tc>
+        <w:tc>
+          <w:tcPr>
+            <w:tcW w:type="dxa" w:w="3041"/>
+          </w:tcPr>
+          <w:p>
+            <w:r>
+              <w:t>????</w:t>
+            </w:r>
+          </w:p>
+        </w:tc>
+        <w:tc>
+          <w:tcPr>
+            <w:tcW w:type="dxa" w:w="3041"/>
+          </w:tcPr>
+          <w:p>
+            <w:r>
+              <w:t>??</w:t>
+            </w:r>
+          </w:p>
+        </w:tc>
+      </w:tr>
+      <w:tr>
+        <w:tc>
+          <w:tcPr>
+            <w:tcW w:type="dxa" w:w="3041"/>
+          </w:tcPr>
+          <w:p>
+            <w:r>
+              <w:t>Stories</w:t>
+            </w:r>
+          </w:p>
+        </w:tc>
+        <w:tc>
+          <w:tcPr>
+            <w:tcW w:type="dxa" w:w="3041"/>
+          </w:tcPr>
+          <w:p>
+            <w:r>
+              <w:t>GET/POST/PUT/DELETE /api/stories, PATCH /api/stories/reorder</w:t>
+            </w:r>
+          </w:p>
+        </w:tc>
+        <w:tc>
+          <w:tcPr>
+            <w:tcW w:type="dxa" w:w="3041"/>
+          </w:tcPr>
+          <w:p>
+            <w:r>
+              <w:t>?????? CRUD ? backlog ????</w:t>
+            </w:r>
+          </w:p>
+        </w:tc>
+      </w:tr>
+      <w:tr>
+        <w:tc>
+          <w:tcPr>
+            <w:tcW w:type="dxa" w:w="3041"/>
+          </w:tcPr>
+          <w:p>
+            <w:r>
+              <w:t>Backlog</w:t>
+            </w:r>
+          </w:p>
+        </w:tc>
+        <w:tc>
+          <w:tcPr>
+            <w:tcW w:type="dxa" w:w="3041"/>
+          </w:tcPr>
+          <w:p>
+            <w:r>
+              <w:t>GET /api/backlog</w:t>
+            </w:r>
+          </w:p>
+        </w:tc>
+        <w:tc>
+          <w:tcPr>
+            <w:tcW w:type="dxa" w:w="3041"/>
+          </w:tcPr>
+          <w:p>
+            <w:r>
+              <w:t>?????????????????? all/pending ??</w:t>
+            </w:r>
+          </w:p>
+        </w:tc>
+      </w:tr>
+      <w:tr>
+        <w:tc>
+          <w:tcPr>
+            <w:tcW w:type="dxa" w:w="3041"/>
+          </w:tcPr>
+          <w:p>
+            <w:r>
+              <w:t>Sprints</w:t>
+            </w:r>
+          </w:p>
+        </w:tc>
+        <w:tc>
+          <w:tcPr>
+            <w:tcW w:type="dxa" w:w="3041"/>
+          </w:tcPr>
+          <w:p>
+            <w:r>
+              <w:t>GET/POST/PUT/DELETE /api/sprints, POST /api/sprints/:id/stories</w:t>
+            </w:r>
+          </w:p>
+        </w:tc>
+        <w:tc>
+          <w:tcPr>
+            <w:tcW w:type="dxa" w:w="3041"/>
+          </w:tcPr>
+          <w:p>
+            <w:r>
+              <w:t>?????????????</w:t>
+            </w:r>
+          </w:p>
+        </w:tc>
+      </w:tr>
+      <w:tr>
+        <w:tc>
+          <w:tcPr>
+            <w:tcW w:type="dxa" w:w="3041"/>
+          </w:tcPr>
+          <w:p>
+            <w:r>
+              <w:t>Board</w:t>
+            </w:r>
+          </w:p>
+        </w:tc>
+        <w:tc>
+          <w:tcPr>
+            <w:tcW w:type="dxa" w:w="3041"/>
+          </w:tcPr>
+          <w:p>
+            <w:r>
+              <w:t>GET /api/sprints/:id/board, PATCH /api/stories/:id/status</w:t>
+            </w:r>
+          </w:p>
+        </w:tc>
+        <w:tc>
+          <w:tcPr>
+            <w:tcW w:type="dxa" w:w="3041"/>
+          </w:tcPr>
+          <w:p>
+            <w:r>
+              <w:t>?????????????</w:t>
+            </w:r>
+          </w:p>
+        </w:tc>
+      </w:tr>
+      <w:tr>
+        <w:tc>
+          <w:tcPr>
+            <w:tcW w:type="dxa" w:w="3041"/>
+          </w:tcPr>
+          <w:p>
+            <w:r>
+              <w:t>Burndown</w:t>
+            </w:r>
+          </w:p>
+        </w:tc>
+        <w:tc>
+          <w:tcPr>
+            <w:tcW w:type="dxa" w:w="3041"/>
+          </w:tcPr>
+          <w:p>
+            <w:r>
+              <w:t>GET /api/sprints/:id/burndown, POST /api/sprints/:id/burndown/recalculate</w:t>
+            </w:r>
+          </w:p>
+        </w:tc>
+        <w:tc>
+          <w:tcPr>
+            <w:tcW w:type="dxa" w:w="3041"/>
+          </w:tcPr>
+          <w:p>
+            <w:r>
+              <w:t>???????????????</w:t>
+            </w:r>
+          </w:p>
+        </w:tc>
+      </w:tr>
+      <w:tr>
+        <w:tc>
+          <w:tcPr>
+            <w:tcW w:type="dxa" w:w="3041"/>
+          </w:tcPr>
+          <w:p>
+            <w:r>
+              <w:t>Retrospectives</w:t>
+            </w:r>
+          </w:p>
+        </w:tc>
+        <w:tc>
+          <w:tcPr>
+            <w:tcW w:type="dxa" w:w="3041"/>
+          </w:tcPr>
+          <w:p>
+            <w:r>
+              <w:t>GET /api/retrospectives, GET /api/retrospectives/:sprintId, POST /api/retrospectives</w:t>
+            </w:r>
+          </w:p>
+        </w:tc>
+        <w:tc>
+          <w:tcPr>
+            <w:tcW w:type="dxa" w:w="3041"/>
+          </w:tcPr>
+          <w:p>
+            <w:r>
+              <w:t>?????????</w:t>
+            </w:r>
+          </w:p>
+        </w:tc>
+      </w:tr>
+    </w:tbl>
+    <w:p>
+      <w:r>
+        <w:t>???????? code/message/data ?????????? code=0????? code=1???????????????????????????????????????</w:t>
+      </w:r>
+    </w:p>
+    <w:p>
+      <w:pPr>
+        <w:pStyle w:val="Heading2"/>
+      </w:pPr>
+      <w:r>
+        <w:t>5.5 ??????????????</w:t>
+      </w:r>
+    </w:p>
+    <w:tbl>
+      <w:tblPr>
+        <w:tblStyle w:val="TableGrid"/>
+        <w:tblW w:type="auto" w:w="0"/>
+        <w:tblLook w:firstColumn="1" w:firstRow="1" w:lastColumn="0" w:lastRow="0" w:noHBand="0" w:noVBand="1" w:val="04A0"/>
+      </w:tblPr>
+      <w:tblGrid>
+        <w:gridCol w:w="3041"/>
+        <w:gridCol w:w="3041"/>
+        <w:gridCol w:w="3041"/>
+      </w:tblGrid>
+      <w:tr>
+        <w:tc>
+          <w:tcPr>
+            <w:tcW w:type="dxa" w:w="3041"/>
+          </w:tcPr>
+          <w:p>
+            <w:r>
+              <w:t>????</w:t>
+            </w:r>
+          </w:p>
+        </w:tc>
+        <w:tc>
+          <w:tcPr>
+            <w:tcW w:type="dxa" w:w="3041"/>
+          </w:tcPr>
+          <w:p>
+            <w:r>
+              <w:t>????</w:t>
+            </w:r>
+          </w:p>
+        </w:tc>
+        <w:tc>
+          <w:tcPr>
+            <w:tcW w:type="dxa" w:w="3041"/>
+          </w:tcPr>
+          <w:p>
+            <w:r>
+              <w:t>????</w:t>
+            </w:r>
+          </w:p>
+        </w:tc>
+      </w:tr>
+      <w:tr>
+        <w:tc>
+          <w:tcPr>
+            <w:tcW w:type="dxa" w:w="3041"/>
+          </w:tcPr>
+          <w:p>
+            <w:r>
+              <w:t>????</w:t>
+            </w:r>
+          </w:p>
+        </w:tc>
+        <w:tc>
+          <w:tcPr>
+            <w:tcW w:type="dxa" w:w="3041"/>
+          </w:tcPr>
+          <w:p>
+            <w:r>
+              <w:t>Git ???????????????README ?????</w:t>
+            </w:r>
+          </w:p>
+        </w:tc>
+        <w:tc>
+          <w:tcPr>
+            <w:tcW w:type="dxa" w:w="3041"/>
+          </w:tcPr>
+          <w:p>
+            <w:r>
+              <w:t>???</w:t>
+            </w:r>
+          </w:p>
+        </w:tc>
+      </w:tr>
+      <w:tr>
+        <w:tc>
+          <w:tcPr>
+            <w:tcW w:type="dxa" w:w="3041"/>
+          </w:tcPr>
+          <w:p>
+            <w:r>
+              <w:t>????</w:t>
+            </w:r>
+          </w:p>
+        </w:tc>
+        <w:tc>
+          <w:tcPr>
+            <w:tcW w:type="dxa" w:w="3041"/>
+          </w:tcPr>
+          <w:p>
+            <w:r>
+              <w:t>????????? CRUD??? CRUD????????????</w:t>
+            </w:r>
+          </w:p>
+        </w:tc>
+        <w:tc>
+          <w:tcPr>
+            <w:tcW w:type="dxa" w:w="3041"/>
+          </w:tcPr>
+          <w:p>
+            <w:r>
+              <w:t>???</w:t>
+            </w:r>
+          </w:p>
+        </w:tc>
+      </w:tr>
+      <w:tr>
+        <w:tc>
+          <w:tcPr>
+            <w:tcW w:type="dxa" w:w="3041"/>
+          </w:tcPr>
+          <w:p>
+            <w:r>
+              <w:t>????</w:t>
+            </w:r>
+          </w:p>
+        </w:tc>
+        <w:tc>
+          <w:tcPr>
+            <w:tcW w:type="dxa" w:w="3041"/>
+          </w:tcPr>
+          <w:p>
+            <w:r>
+              <w:t>????backlog ?????????????</w:t>
+            </w:r>
+          </w:p>
+        </w:tc>
+        <w:tc>
+          <w:tcPr>
+            <w:tcW w:type="dxa" w:w="3041"/>
+          </w:tcPr>
+          <w:p>
+            <w:r>
+              <w:t>???</w:t>
+            </w:r>
+          </w:p>
+        </w:tc>
+      </w:tr>
+      <w:tr>
+        <w:tc>
+          <w:tcPr>
+            <w:tcW w:type="dxa" w:w="3041"/>
+          </w:tcPr>
+          <w:p>
+            <w:r>
+              <w:t>????</w:t>
+            </w:r>
+          </w:p>
+        </w:tc>
+        <w:tc>
+          <w:tcPr>
+            <w:tcW w:type="dxa" w:w="3041"/>
+          </w:tcPr>
+          <w:p>
+            <w:r>
+              <w:t>backlog ???????????????????????</w:t>
+            </w:r>
+          </w:p>
+        </w:tc>
+        <w:tc>
+          <w:tcPr>
+            <w:tcW w:type="dxa" w:w="3041"/>
+          </w:tcPr>
+          <w:p>
+            <w:r>
+              <w:t>????????????????????????????</w:t>
+            </w:r>
+          </w:p>
+        </w:tc>
+      </w:tr>
+      <w:tr>
+        <w:tc>
+          <w:tcPr>
+            <w:tcW w:type="dxa" w:w="3041"/>
+          </w:tcPr>
+          <w:p>
+            <w:r>
+              <w:t>????</w:t>
+            </w:r>
+          </w:p>
+        </w:tc>
+        <w:tc>
+          <w:tcPr>
+            <w:tcW w:type="dxa" w:w="3041"/>
+          </w:tcPr>
+          <w:p>
+            <w:r>
+              <w:t>????????????????????</w:t>
+            </w:r>
+          </w:p>
+        </w:tc>
+        <w:tc>
+          <w:tcPr>
+            <w:tcW w:type="dxa" w:w="3041"/>
+          </w:tcPr>
+          <w:p>
+            <w:r>
+              <w:t>???</w:t>
+            </w:r>
+          </w:p>
+        </w:tc>
+      </w:tr>
+      <w:tr>
+        <w:tc>
+          <w:tcPr>
+            <w:tcW w:type="dxa" w:w="3041"/>
+          </w:tcPr>
+          <w:p>
+            <w:r>
+              <w:t>????</w:t>
+            </w:r>
+          </w:p>
+        </w:tc>
+        <w:tc>
+          <w:tcPr>
+            <w:tcW w:type="dxa" w:w="3041"/>
+          </w:tcPr>
+          <w:p>
+            <w:r>
+              <w:t>????</w:t>
+            </w:r>
+          </w:p>
+        </w:tc>
+        <w:tc>
+          <w:tcPr>
+            <w:tcW w:type="dxa" w:w="3041"/>
+          </w:tcPr>
+          <w:p>
+            <w:r>
+              <w:t>?????????</w:t>
+            </w:r>
+          </w:p>
+        </w:tc>
+      </w:tr>
+      <w:tr>
+        <w:tc>
+          <w:tcPr>
+            <w:tcW w:type="dxa" w:w="3041"/>
+          </w:tcPr>
+          <w:p>
+            <w:r>
+              <w:t>????</w:t>
+            </w:r>
+          </w:p>
+        </w:tc>
+        <w:tc>
+          <w:tcPr>
+            <w:tcW w:type="dxa" w:w="3041"/>
+          </w:tcPr>
+          <w:p>
+            <w:r>
+              <w:t>AI ????????????Git ????????????</w:t>
+            </w:r>
+          </w:p>
+        </w:tc>
+        <w:tc>
+          <w:tcPr>
+            <w:tcW w:type="dxa" w:w="3041"/>
+          </w:tcPr>
+          <w:p>
+            <w:r>
+              <w:t>????????????? Trae Builder ????????????</w:t>
+            </w:r>
+          </w:p>
+        </w:tc>
+      </w:tr>
+    </w:tbl>
+    <w:p>
+      <w:pPr>
+        <w:pStyle w:val="Heading2"/>
+      </w:pPr>
+      <w:r>
+        <w:t>5.6 ???????????</w:t>
+      </w:r>
+    </w:p>
+    <w:p>
+      <w:r>
+        <w:t>???????????????????????????? 5 ???????? CRUD?backlog ????? CRUD ????????????????????????????</w:t>
+      </w:r>
+    </w:p>
+    <w:p>
+      <w:r>
+        <w:t>????????????????????????? 5/6 ??????????? 83.3%??????????????????????Trae Builder ????????????Gitee ???????????????? MySQL ???????</w:t>
+      </w:r>
+    </w:p>
+    <w:p>
+      <w:pPr>
+        <w:pStyle w:val="ListBullet"/>
+      </w:pPr>
+      <w:r>
+        <w:t>???????? Trae Builder ?????????????????????????</w:t>
+      </w:r>
+    </w:p>
+    <w:p>
+      <w:pPr>
+        <w:pStyle w:val="ListBullet"/>
+      </w:pPr>
+      <w:r>
+        <w:t>??????????? Gitee ?????????</w:t>
+      </w:r>
+    </w:p>
+    <w:p>
+      <w:pPr>
+        <w:pStyle w:val="ListBullet"/>
+      </w:pPr>
+      <w:r>
+        <w:t>???????????????????????????????? MySQL ???</w:t>
+      </w:r>
+    </w:p>
+    <w:p>
+      <w:pPr>
+        <w:pStyle w:val="Heading2"/>
+      </w:pPr>
+      <w:r>
+        <w:t>5.7 ?????????????</w:t>
+      </w:r>
+    </w:p>
+    <w:p>
+      <w:r>
+        <w:t>????????????????????????????????????????????????????????????? Trae IDE Builder ????????????????????????????????????????????????????????</w:t>
+      </w:r>
+    </w:p>
+    <w:p>
+      <w:r>
+        <w:br w:type="page"/>
+      </w:r>
+    </w:p>
+    <w:p>
+      <w:pPr>
+        <w:pStyle w:val="Heading1"/>
+      </w:pPr>
+      <w:r>
+        <w:t>6 Trae Builder ????????????</w:t>
+      </w:r>
+    </w:p>
+    <w:p>
+      <w:r>
+        <w:t>????????????????????????????????????????????????????????????? Trae IDE Builder ????????</w:t>
+      </w:r>
+    </w:p>
+    <w:p>
+      <w:pPr>
+        <w:pStyle w:val="Heading2"/>
+      </w:pPr>
+      <w:r>
+        <w:t>6.1 ???????????</w:t>
+      </w:r>
+    </w:p>
+    <w:p>
+      <w:r>
+        <w:t>??????????????? Trae ????????????????????????????????? Codex ??????????????????????????????????????????</w:t>
+      </w:r>
+    </w:p>
+    <w:p>
+      <w:r>
+        <w:t>??????????????????????? Codex ?????????????????????????????? Trae IDE Builder ???????????????????????????????????????????????????????????????????</w:t>
+      </w:r>
+    </w:p>
+    <w:p>
+      <w:pPr>
+        <w:pStyle w:val="Heading2"/>
+      </w:pPr>
+      <w:r>
+        <w:t>6.2 ???????????</w:t>
+      </w:r>
+    </w:p>
+    <w:p>
+      <w:pPr>
+        <w:pStyle w:val="ListBullet"/>
+      </w:pPr>
+      <w:r>
+        <w:t>??????????? Trae IDE Builder ???????????????????????????? Trae ?????</w:t>
+      </w:r>
+    </w:p>
+    <w:p>
+      <w:pPr>
+        <w:pStyle w:val="ListBullet"/>
+      </w:pPr>
+      <w:r>
+        <w:t>?????????????????????????????? Builder ????????AI?????????</w:t>
+      </w:r>
+    </w:p>
+    <w:p>
+      <w:pPr>
+        <w:pStyle w:val="ListBullet"/>
+      </w:pPr>
+      <w:r>
+        <w:t>????? Trae Builder ?????????????????????????????????</w:t>
+      </w:r>
+    </w:p>
+    <w:p>
+      <w:pPr>
+        <w:pStyle w:val="ListBullet"/>
+      </w:pPr>
+      <w:r>
+        <w:t>???????????? Trae?????????????????????????????????</w:t>
+      </w:r>
+    </w:p>
+    <w:p>
+      <w:pPr>
+        <w:pStyle w:val="Heading2"/>
+      </w:pPr>
+      <w:r>
+        <w:t>6.3 ?? Trae ??????????</w:t>
+      </w:r>
+    </w:p>
+    <w:p>
+      <w:pPr>
+        <w:pStyle w:val="ListBullet"/>
+      </w:pPr>
+      <w:r>
+        <w:t>?????????????? Trae Builder ??????</w:t>
+      </w:r>
+    </w:p>
+    <w:p>
+      <w:pPr>
+        <w:pStyle w:val="ListBullet"/>
+      </w:pPr>
+      <w:r>
+        <w:t>????? Trae ?????????????????????</w:t>
+      </w:r>
+    </w:p>
+    <w:p>
+      <w:pPr>
+        <w:pStyle w:val="ListBullet"/>
+      </w:pPr>
+      <w:r>
+        <w:t>????????????AI????????Git?????????</w:t>
+      </w:r>
+    </w:p>
+    <w:p>
+      <w:pPr>
+        <w:pStyle w:val="ListBullet"/>
+      </w:pPr>
+      <w:r>
+        <w:t>??????????????????????????????????????</w:t>
+      </w:r>
+    </w:p>
+    <w:p>
+      <w:pPr>
+        <w:pStyle w:val="Heading2"/>
+      </w:pPr>
+      <w:r>
+        <w:t>6.4 ???? Trae ????????</w:t>
+      </w:r>
+    </w:p>
+    <w:tbl>
+      <w:tblPr>
+        <w:tblStyle w:val="TableGrid"/>
+        <w:tblW w:type="auto" w:w="0"/>
+        <w:tblLook w:firstColumn="1" w:firstRow="1" w:lastColumn="0" w:lastRow="0" w:noHBand="0" w:noVBand="1" w:val="04A0"/>
+      </w:tblPr>
+      <w:tblGrid>
+        <w:gridCol w:w="3041"/>
+        <w:gridCol w:w="3041"/>
+        <w:gridCol w:w="3041"/>
+      </w:tblGrid>
+      <w:tr>
+        <w:tc>
+          <w:tcPr>
+            <w:tcW w:type="dxa" w:w="3041"/>
+          </w:tcPr>
+          <w:p>
+            <w:r>
+              <w:t>??</w:t>
+            </w:r>
+          </w:p>
+        </w:tc>
+        <w:tc>
+          <w:tcPr>
+            <w:tcW w:type="dxa" w:w="3041"/>
+          </w:tcPr>
+          <w:p>
+            <w:r>
+              <w:t>??</w:t>
+            </w:r>
+          </w:p>
+        </w:tc>
+        <w:tc>
+          <w:tcPr>
+            <w:tcW w:type="dxa" w:w="3041"/>
+          </w:tcPr>
+          <w:p>
+            <w:r>
+              <w:t>?????</w:t>
+            </w:r>
+          </w:p>
+        </w:tc>
+      </w:tr>
+      <w:tr>
+        <w:tc>
+          <w:tcPr>
+            <w:tcW w:type="dxa" w:w="3041"/>
+          </w:tcPr>
+          <w:p>
+            <w:r>
+              <w:t>??????????????</w:t>
+            </w:r>
+          </w:p>
+        </w:tc>
+        <w:tc>
+          <w:tcPr>
+            <w:tcW w:type="dxa" w:w="3041"/>
+          </w:tcPr>
+          <w:p>
+            <w:r>
+              <w:t>??????????????????????</w:t>
+            </w:r>
+          </w:p>
+        </w:tc>
+        <w:tc>
+          <w:tcPr>
+            <w:tcW w:type="dxa" w:w="3041"/>
+          </w:tcPr>
+          <w:p>
+            <w:r>
+              <w:t>???? 1 ???? Builder ??????</w:t>
+            </w:r>
+          </w:p>
+        </w:tc>
+      </w:tr>
+      <w:tr>
+        <w:tc>
+          <w:tcPr>
+            <w:tcW w:type="dxa" w:w="3041"/>
+          </w:tcPr>
+          <w:p>
+            <w:r>
+              <w:t>????? JSON ?? MySQL</w:t>
+            </w:r>
+          </w:p>
+        </w:tc>
+        <w:tc>
+          <w:tcPr>
+            <w:tcW w:type="dxa" w:w="3041"/>
+          </w:tcPr>
+          <w:p>
+            <w:r>
+              <w:t>??????? MySQL ????????????????</w:t>
+            </w:r>
+          </w:p>
+        </w:tc>
+        <w:tc>
+          <w:tcPr>
+            <w:tcW w:type="dxa" w:w="3041"/>
+          </w:tcPr>
+          <w:p>
+            <w:r>
+              <w:t>?????????????????</w:t>
+            </w:r>
+          </w:p>
+        </w:tc>
+      </w:tr>
+      <w:tr>
+        <w:tc>
+          <w:tcPr>
+            <w:tcW w:type="dxa" w:w="3041"/>
+          </w:tcPr>
+          <w:p>
+            <w:r>
+              <w:t>? 1~2 ? Bug ????</w:t>
+            </w:r>
+          </w:p>
+        </w:tc>
+        <w:tc>
+          <w:tcPr>
+            <w:tcW w:type="dxa" w:w="3041"/>
+          </w:tcPr>
+          <w:p>
+            <w:r>
+              <w:t>???? AI ???????????</w:t>
+            </w:r>
+          </w:p>
+        </w:tc>
+        <w:tc>
+          <w:tcPr>
+            <w:tcW w:type="dxa" w:w="3041"/>
+          </w:tcPr>
+          <w:p>
+            <w:r>
+              <w:t>???? AI ???????????</w:t>
+            </w:r>
+          </w:p>
+        </w:tc>
+      </w:tr>
+      <w:tr>
+        <w:tc>
+          <w:tcPr>
+            <w:tcW w:type="dxa" w:w="3041"/>
+          </w:tcPr>
+          <w:p>
+            <w:r>
+              <w:t>??????</w:t>
+            </w:r>
+          </w:p>
+        </w:tc>
+        <w:tc>
+          <w:tcPr>
+            <w:tcW w:type="dxa" w:w="3041"/>
+          </w:tcPr>
+          <w:p>
+            <w:r>
+              <w:t>??????????????</w:t>
+            </w:r>
+          </w:p>
+        </w:tc>
+        <w:tc>
+          <w:tcPr>
+            <w:tcW w:type="dxa" w:w="3041"/>
+          </w:tcPr>
+          <w:p>
+            <w:r>
+              <w:t>??????????????</w:t>
+            </w:r>
+          </w:p>
+        </w:tc>
+      </w:tr>
+      <w:tr>
+        <w:tc>
+          <w:tcPr>
+            <w:tcW w:type="dxa" w:w="3041"/>
+          </w:tcPr>
+          <w:p>
+            <w:r>
+              <w:t>? Gitee ???????</w:t>
+            </w:r>
+          </w:p>
+        </w:tc>
+        <w:tc>
+          <w:tcPr>
+            <w:tcW w:type="dxa" w:w="3041"/>
+          </w:tcPr>
+          <w:p>
+            <w:r>
+              <w:t>??????????????</w:t>
+            </w:r>
+          </w:p>
+        </w:tc>
+        <w:tc>
+          <w:tcPr>
+            <w:tcW w:type="dxa" w:w="3041"/>
+          </w:tcPr>
+          <w:p>
+            <w:r>
+              <w:t>??????????????</w:t>
+            </w:r>
+          </w:p>
+        </w:tc>
+      </w:tr>
+    </w:tbl>
+    <w:p>
+      <w:pPr>
+        <w:pStyle w:val="Heading2"/>
+      </w:pPr>
+      <w:r>
+        <w:t>6.5 ??????????</w:t>
+      </w:r>
+    </w:p>
+    <w:p>
+      <w:r>
+        <w:t>????????????? AI ???????????????????????????? Codex ????????????????????????????????Trae Builder ????????? Trae IDE Builder ????????????????????????????????????????</w:t>
+      </w:r>
+    </w:p>
+    <w:p>
+      <w:r>
+        <w:t>???????????????????????????????? Trae Builder ???????????????????????????</w:t>
+      </w:r>
+    </w:p>
+    <w:p>
+      <w:pPr>
+        <w:pStyle w:val="Heading2"/>
+      </w:pPr>
+      <w:r>
+        <w:t>6.6 ????</w:t>
+      </w:r>
+    </w:p>
+    <w:p>
+      <w:r>
+        <w:t>????????????????????????????????? Trae Builder ???????????????????????? Trae ????????????????????????????????????? Builder ????????????AI ????????????</w:t>
+      </w:r>
+    </w:p>
     <w:sectPr>
       <w:pgSz w:w="12240" w:h="15840"/>
       <w:pgMar w:top="1440" w:right="1417" w:bottom="1440" w:left="1701" w:header="720" w:footer="720" w:gutter="0"/>

--- a/docs/AI辅助软件过程_Scrum实践报告_底稿.docx
+++ b/docs/AI辅助软件过程_Scrum实践报告_底稿.docx
@@ -2521,14 +2521,10 @@
       <w:pPr>
         <w:spacing w:before="0" w:after="0" w:line="360" w:lineRule="auto"/>
         <w:ind w:firstLine="420"/>
+        <w:jc w:val="left"/>
       </w:pPr>
       <w:r>
-        <w:rPr>
-          <w:rFonts w:ascii="Times New Roman" w:hAnsi="Times New Roman" w:eastAsia="宋体"/>
-          <w:b w:val="0"/>
-          <w:sz w:val="24"/>
-        </w:rPr>
-        <w:t>线上过程部分建议结合项目管理平台、AI 会话记录与仓库留痕进行说明。底稿阶段可统一写成“已在平台中录入 Product Backlog、Sprint 和任务，并补充负责人、优先级、故事点与说明信息”，后续再替换为实际平台名称与截图。</w:t>
+        <w:t>??????????????????????????????????????????????????????????????????????????????? backlog ????? Sprint 1 ??</w:t>
       </w:r>
     </w:p>
     <w:p>
@@ -2538,11 +2534,38 @@
         <w:jc w:val="center"/>
       </w:pPr>
       <w:r>
-        <w:rPr>
-          <w:rFonts w:ascii="Times New Roman" w:hAnsi="Times New Roman" w:eastAsia="宋体"/>
-          <w:sz w:val="22"/>
-        </w:rPr>
-        <w:t>【此处插入产品待办列表截图】</w:t>
+        <w:drawing>
+          <wp:inline xmlns:a="http://schemas.openxmlformats.org/drawingml/2006/main" xmlns:pic="http://schemas.openxmlformats.org/drawingml/2006/picture">
+            <wp:extent cx="5394960" cy="2908221"/>
+            <wp:docPr id="7" name="Picture 7"/>
+            <wp:cNvGraphicFramePr>
+              <a:graphicFrameLocks noChangeAspect="1"/>
+            </wp:cNvGraphicFramePr>
+            <a:graphic>
+              <a:graphicData uri="http://schemas.openxmlformats.org/drawingml/2006/picture">
+                <pic:pic>
+                  <pic:nvPicPr>
+                    <pic:cNvPr id="0" name="两条故事都创建完成后的列表页.png"/>
+                    <pic:cNvPicPr/>
+                  </pic:nvPicPr>
+                  <pic:blipFill>
+                    <a:blip r:embed="rId18"/>
+                    <a:stretch>
+                      <a:fillRect/>
+                    </a:stretch>
+                  </pic:blipFill>
+                  <pic:spPr>
+                    <a:xfrm>
+                      <a:off x="0" y="0"/>
+                      <a:ext cx="5394960" cy="2908221"/>
+                    </a:xfrm>
+                    <a:prstGeom prst="rect"/>
+                  </pic:spPr>
+                </pic:pic>
+              </a:graphicData>
+            </a:graphic>
+          </wp:inline>
+        </w:drawing>
       </w:r>
     </w:p>
     <w:p>
@@ -2552,11 +2575,7 @@
         <w:jc w:val="center"/>
       </w:pPr>
       <w:r>
-        <w:rPr>
-          <w:rFonts w:ascii="Times New Roman" w:hAnsi="Times New Roman" w:eastAsia="宋体"/>
-          <w:sz w:val="21"/>
-        </w:rPr>
-        <w:t>图 1 产品待办列表（Product Backlog）</w:t>
+        <w:t>? 1 ???????????????</w:t>
       </w:r>
     </w:p>
     <w:p>
@@ -2577,14 +2596,10 @@
       <w:pPr>
         <w:spacing w:before="0" w:after="0" w:line="360" w:lineRule="auto"/>
         <w:ind w:firstLine="420"/>
+        <w:jc w:val="left"/>
       </w:pPr>
       <w:r>
-        <w:rPr>
-          <w:rFonts w:ascii="Times New Roman" w:hAnsi="Times New Roman" w:eastAsia="宋体"/>
-          <w:b w:val="0"/>
-          <w:sz w:val="24"/>
-        </w:rPr>
-        <w:t>本节可选取一条最能体现项目核心价值的用户故事作为示例，描述其故事文本、验收标准、优先级、故事点与实现价值。底稿阶段保留一段统一说明即可。</w:t>
+        <w:t>????????????????????????????????????????????????????????????????????????? backlog ??????????????????????????????</w:t>
       </w:r>
     </w:p>
     <w:p>
@@ -2594,11 +2609,38 @@
         <w:jc w:val="center"/>
       </w:pPr>
       <w:r>
-        <w:rPr>
-          <w:rFonts w:ascii="Times New Roman" w:hAnsi="Times New Roman" w:eastAsia="宋体"/>
-          <w:sz w:val="22"/>
-        </w:rPr>
-        <w:t>【此处插入典型用户故事详情截图】</w:t>
+        <w:drawing>
+          <wp:inline xmlns:a="http://schemas.openxmlformats.org/drawingml/2006/main" xmlns:pic="http://schemas.openxmlformats.org/drawingml/2006/picture">
+            <wp:extent cx="5394960" cy="2908221"/>
+            <wp:docPr id="8" name="Picture 8"/>
+            <wp:cNvGraphicFramePr>
+              <a:graphicFrameLocks noChangeAspect="1"/>
+            </wp:cNvGraphicFramePr>
+            <a:graphic>
+              <a:graphicData uri="http://schemas.openxmlformats.org/drawingml/2006/picture">
+                <pic:pic>
+                  <pic:nvPicPr>
+                    <pic:cNvPr id="0" name="新建用户故事弹窗.png"/>
+                    <pic:cNvPicPr/>
+                  </pic:nvPicPr>
+                  <pic:blipFill>
+                    <a:blip r:embed="rId19"/>
+                    <a:stretch>
+                      <a:fillRect/>
+                    </a:stretch>
+                  </pic:blipFill>
+                  <pic:spPr>
+                    <a:xfrm>
+                      <a:off x="0" y="0"/>
+                      <a:ext cx="5394960" cy="2908221"/>
+                    </a:xfrm>
+                    <a:prstGeom prst="rect"/>
+                  </pic:spPr>
+                </pic:pic>
+              </a:graphicData>
+            </a:graphic>
+          </wp:inline>
+        </w:drawing>
       </w:r>
     </w:p>
     <w:p>
@@ -2608,11 +2650,7 @@
         <w:jc w:val="center"/>
       </w:pPr>
       <w:r>
-        <w:rPr>
-          <w:rFonts w:ascii="Times New Roman" w:hAnsi="Times New Roman" w:eastAsia="宋体"/>
-          <w:sz w:val="21"/>
-        </w:rPr>
-        <w:t>图 2 典型用户故事详情</w:t>
+        <w:t>? 2 ????????</w:t>
       </w:r>
     </w:p>
     <w:p>
@@ -2647,14 +2685,10 @@
       <w:pPr>
         <w:spacing w:before="0" w:after="0" w:line="360" w:lineRule="auto"/>
         <w:ind w:firstLine="420"/>
+        <w:jc w:val="left"/>
       </w:pPr>
       <w:r>
-        <w:rPr>
-          <w:rFonts w:ascii="Times New Roman" w:hAnsi="Times New Roman" w:eastAsia="宋体"/>
-          <w:b w:val="0"/>
-          <w:sz w:val="24"/>
-        </w:rPr>
-        <w:t>第一次迭代可命名为“基础能力搭建”或“最小可用版本实现”，并围绕页面开发、接口联调、自测修复和文档整理进行任务拆分。本底稿保留通用表述，后续可将任务数、工时和负责人替换为真实值。</w:t>
+        <w:t>???????????????Sprint 1 - ????????????? 2026-04-22 ? 2026-04-28?????????????????????????????????????????????????????? Sprint ??????????</w:t>
       </w:r>
     </w:p>
     <w:p>
@@ -2664,11 +2698,38 @@
         <w:jc w:val="center"/>
       </w:pPr>
       <w:r>
-        <w:rPr>
-          <w:rFonts w:ascii="Times New Roman" w:hAnsi="Times New Roman" w:eastAsia="宋体"/>
-          <w:sz w:val="22"/>
-        </w:rPr>
-        <w:t>【此处插入第一次迭代待办列表截图】</w:t>
+        <w:drawing>
+          <wp:inline xmlns:a="http://schemas.openxmlformats.org/drawingml/2006/main" xmlns:pic="http://schemas.openxmlformats.org/drawingml/2006/picture">
+            <wp:extent cx="5394960" cy="2908221"/>
+            <wp:docPr id="9" name="Picture 9"/>
+            <wp:cNvGraphicFramePr>
+              <a:graphicFrameLocks noChangeAspect="1"/>
+            </wp:cNvGraphicFramePr>
+            <a:graphic>
+              <a:graphicData uri="http://schemas.openxmlformats.org/drawingml/2006/picture">
+                <pic:pic>
+                  <pic:nvPicPr>
+                    <pic:cNvPr id="0" name="Sprint 创建成功后的整个“迭代计划管理”页面.png"/>
+                    <pic:cNvPicPr/>
+                  </pic:nvPicPr>
+                  <pic:blipFill>
+                    <a:blip r:embed="rId20"/>
+                    <a:stretch>
+                      <a:fillRect/>
+                    </a:stretch>
+                  </pic:blipFill>
+                  <pic:spPr>
+                    <a:xfrm>
+                      <a:off x="0" y="0"/>
+                      <a:ext cx="5394960" cy="2908221"/>
+                    </a:xfrm>
+                    <a:prstGeom prst="rect"/>
+                  </pic:spPr>
+                </pic:pic>
+              </a:graphicData>
+            </a:graphic>
+          </wp:inline>
+        </w:drawing>
       </w:r>
     </w:p>
     <w:p>
@@ -2678,11 +2739,7 @@
         <w:jc w:val="center"/>
       </w:pPr>
       <w:r>
-        <w:rPr>
-          <w:rFonts w:ascii="Times New Roman" w:hAnsi="Times New Roman" w:eastAsia="宋体"/>
-          <w:sz w:val="21"/>
-        </w:rPr>
-        <w:t>图 3 第一次迭代待办列表（Sprint Backlog）</w:t>
+        <w:t>? 3 Sprint 1 ????????????</w:t>
       </w:r>
     </w:p>
     <w:p>
@@ -2703,14 +2760,10 @@
       <w:pPr>
         <w:spacing w:before="0" w:after="0" w:line="360" w:lineRule="auto"/>
         <w:ind w:firstLine="420"/>
+        <w:jc w:val="left"/>
       </w:pPr>
       <w:r>
-        <w:rPr>
-          <w:rFonts w:ascii="Times New Roman" w:hAnsi="Times New Roman" w:eastAsia="宋体"/>
-          <w:b w:val="0"/>
-          <w:sz w:val="24"/>
-        </w:rPr>
-        <w:t>此处建议选取一个代表性任务，例如“实现用户故事管理模块”或“完成看板拖拽交互”，说明任务目标、预计工时、实际工时、关联分支和验收结果。</w:t>
+        <w:t>?????????? backlog ?????? Sprint?????????????????????????????????????????????????????????????????????????</w:t>
       </w:r>
     </w:p>
     <w:p>
@@ -2720,11 +2773,38 @@
         <w:jc w:val="center"/>
       </w:pPr>
       <w:r>
-        <w:rPr>
-          <w:rFonts w:ascii="Times New Roman" w:hAnsi="Times New Roman" w:eastAsia="宋体"/>
-          <w:sz w:val="22"/>
-        </w:rPr>
-        <w:t>【此处插入典型任务详情截图】</w:t>
+        <w:drawing>
+          <wp:inline xmlns:a="http://schemas.openxmlformats.org/drawingml/2006/main" xmlns:pic="http://schemas.openxmlformats.org/drawingml/2006/picture">
+            <wp:extent cx="5394960" cy="2908221"/>
+            <wp:docPr id="10" name="Picture 10"/>
+            <wp:cNvGraphicFramePr>
+              <a:graphicFrameLocks noChangeAspect="1"/>
+            </wp:cNvGraphicFramePr>
+            <a:graphic>
+              <a:graphicData uri="http://schemas.openxmlformats.org/drawingml/2006/picture">
+                <pic:pic>
+                  <pic:nvPicPr>
+                    <pic:cNvPr id="0" name="image.png"/>
+                    <pic:cNvPicPr/>
+                  </pic:nvPicPr>
+                  <pic:blipFill>
+                    <a:blip r:embed="rId16"/>
+                    <a:stretch>
+                      <a:fillRect/>
+                    </a:stretch>
+                  </pic:blipFill>
+                  <pic:spPr>
+                    <a:xfrm>
+                      <a:off x="0" y="0"/>
+                      <a:ext cx="5394960" cy="2908221"/>
+                    </a:xfrm>
+                    <a:prstGeom prst="rect"/>
+                  </pic:spPr>
+                </pic:pic>
+              </a:graphicData>
+            </a:graphic>
+          </wp:inline>
+        </w:drawing>
       </w:r>
     </w:p>
     <w:p>
@@ -2734,11 +2814,7 @@
         <w:jc w:val="center"/>
       </w:pPr>
       <w:r>
-        <w:rPr>
-          <w:rFonts w:ascii="Times New Roman" w:hAnsi="Times New Roman" w:eastAsia="宋体"/>
-          <w:sz w:val="21"/>
-        </w:rPr>
-        <w:t>图 4 典型任务详情</w:t>
+        <w:t>? 4 ? backlog ?????? Sprint ?????</w:t>
       </w:r>
     </w:p>
     <w:p>
@@ -2801,14 +2877,10 @@
       <w:pPr>
         <w:spacing w:before="160" w:after="80"/>
         <w:ind w:firstLine="0"/>
-        <w:jc w:val="center"/>
+        <w:jc w:val="left"/>
       </w:pPr>
       <w:r>
-        <w:rPr>
-          <w:rFonts w:ascii="Times New Roman" w:hAnsi="Times New Roman" w:eastAsia="宋体"/>
-          <w:sz w:val="22"/>
-        </w:rPr>
-        <w:t>【此处插入第1天看板截图】</w:t>
+        <w:t>?????????????????????????????????????????????????????</w:t>
       </w:r>
     </w:p>
     <w:p>
@@ -2818,11 +2890,7 @@
         <w:jc w:val="center"/>
       </w:pPr>
       <w:r>
-        <w:rPr>
-          <w:rFonts w:ascii="Times New Roman" w:hAnsi="Times New Roman" w:eastAsia="宋体"/>
-          <w:sz w:val="21"/>
-        </w:rPr>
-        <w:t>图 5 第 1 天看板</w:t>
+        <w:t>? 5 ? 1 ??????????</w:t>
       </w:r>
     </w:p>
     <w:p>
@@ -2857,14 +2925,10 @@
       <w:pPr>
         <w:spacing w:before="160" w:after="80"/>
         <w:ind w:firstLine="0"/>
-        <w:jc w:val="center"/>
+        <w:jc w:val="left"/>
       </w:pPr>
       <w:r>
-        <w:rPr>
-          <w:rFonts w:ascii="Times New Roman" w:hAnsi="Times New Roman" w:eastAsia="宋体"/>
-          <w:sz w:val="22"/>
-        </w:rPr>
-        <w:t>【此处插入第2天看板截图】</w:t>
+        <w:t>?????????????????????????????????????????????????????</w:t>
       </w:r>
     </w:p>
     <w:p>
@@ -2874,11 +2938,7 @@
         <w:jc w:val="center"/>
       </w:pPr>
       <w:r>
-        <w:rPr>
-          <w:rFonts w:ascii="Times New Roman" w:hAnsi="Times New Roman" w:eastAsia="宋体"/>
-          <w:sz w:val="21"/>
-        </w:rPr>
-        <w:t>图 6 第 2 天看板</w:t>
+        <w:t>? 6 ? 2 ??????????</w:t>
       </w:r>
     </w:p>
     <w:p>
@@ -2913,14 +2973,10 @@
       <w:pPr>
         <w:spacing w:before="160" w:after="80"/>
         <w:ind w:firstLine="0"/>
-        <w:jc w:val="center"/>
+        <w:jc w:val="left"/>
       </w:pPr>
       <w:r>
-        <w:rPr>
-          <w:rFonts w:ascii="Times New Roman" w:hAnsi="Times New Roman" w:eastAsia="宋体"/>
-          <w:sz w:val="22"/>
-        </w:rPr>
-        <w:t>【此处插入第3天看板截图】</w:t>
+        <w:t>?????????????????????????????????????????????????????</w:t>
       </w:r>
     </w:p>
     <w:p>
@@ -2930,11 +2986,7 @@
         <w:jc w:val="center"/>
       </w:pPr>
       <w:r>
-        <w:rPr>
-          <w:rFonts w:ascii="Times New Roman" w:hAnsi="Times New Roman" w:eastAsia="宋体"/>
-          <w:sz w:val="21"/>
-        </w:rPr>
-        <w:t>图 7 第 3 天看板</w:t>
+        <w:t>? 7 ? 3 ??????????</w:t>
       </w:r>
     </w:p>
     <w:p>
@@ -2969,14 +3021,10 @@
       <w:pPr>
         <w:spacing w:before="0" w:after="0" w:line="360" w:lineRule="auto"/>
         <w:ind w:firstLine="420"/>
+        <w:jc w:val="left"/>
       </w:pPr>
       <w:r>
-        <w:rPr>
-          <w:rFonts w:ascii="Times New Roman" w:hAnsi="Times New Roman" w:eastAsia="宋体"/>
-          <w:b w:val="0"/>
-          <w:sz w:val="24"/>
-        </w:rPr>
-        <w:t>本节用于说明仓库首页、README、目录结构与主要文件职责之间的对应关系。底稿阶段可先列出一个通用的目录-职责表格。</w:t>
+        <w:t>???????????????????????????????????????? docs?prompts?Screenshot?AGENTS.md ? README.md ??????????????????????????????</w:t>
       </w:r>
     </w:p>
     <w:p>
@@ -2986,11 +3034,38 @@
         <w:jc w:val="center"/>
       </w:pPr>
       <w:r>
-        <w:rPr>
-          <w:rFonts w:ascii="Times New Roman" w:hAnsi="Times New Roman" w:eastAsia="宋体"/>
-          <w:sz w:val="22"/>
-        </w:rPr>
-        <w:t>【此处插入仓库首页与 README截图】</w:t>
+        <w:drawing>
+          <wp:inline xmlns:a="http://schemas.openxmlformats.org/drawingml/2006/main" xmlns:pic="http://schemas.openxmlformats.org/drawingml/2006/picture">
+            <wp:extent cx="5394960" cy="3767832"/>
+            <wp:docPr id="11" name="Picture 11"/>
+            <wp:cNvGraphicFramePr>
+              <a:graphicFrameLocks noChangeAspect="1"/>
+            </wp:cNvGraphicFramePr>
+            <a:graphic>
+              <a:graphicData uri="http://schemas.openxmlformats.org/drawingml/2006/picture">
+                <pic:pic>
+                  <pic:nvPicPr>
+                    <pic:cNvPr id="0" name="list.png"/>
+                    <pic:cNvPicPr/>
+                  </pic:nvPicPr>
+                  <pic:blipFill>
+                    <a:blip r:embed="rId21"/>
+                    <a:stretch>
+                      <a:fillRect/>
+                    </a:stretch>
+                  </pic:blipFill>
+                  <pic:spPr>
+                    <a:xfrm>
+                      <a:off x="0" y="0"/>
+                      <a:ext cx="5394960" cy="3767832"/>
+                    </a:xfrm>
+                    <a:prstGeom prst="rect"/>
+                  </pic:spPr>
+                </pic:pic>
+              </a:graphicData>
+            </a:graphic>
+          </wp:inline>
+        </w:drawing>
       </w:r>
     </w:p>
     <w:p>
@@ -3000,11 +3075,7 @@
         <w:jc w:val="center"/>
       </w:pPr>
       <w:r>
-        <w:rPr>
-          <w:rFonts w:ascii="Times New Roman" w:hAnsi="Times New Roman" w:eastAsia="宋体"/>
-          <w:sz w:val="21"/>
-        </w:rPr>
-        <w:t>图 8 仓库首页与 README 截图</w:t>
+        <w:t>? 8 ????????</w:t>
       </w:r>
     </w:p>
     <w:p>
@@ -3494,14 +3565,10 @@
       <w:pPr>
         <w:spacing w:before="0" w:after="0" w:line="360" w:lineRule="auto"/>
         <w:ind w:firstLine="420"/>
+        <w:jc w:val="left"/>
       </w:pPr>
       <w:r>
-        <w:rPr>
-          <w:rFonts w:ascii="Times New Roman" w:hAnsi="Times New Roman" w:eastAsia="宋体"/>
-          <w:b w:val="0"/>
-          <w:sz w:val="24"/>
-        </w:rPr>
-        <w:t>若实际过程中使用了项目管理平台、代码托管平台、Trae IDE、AI 会话窗口等，可在本节统一补充多平台界面截图，说明其分工。</w:t>
+        <w:t>???? Trae IDE Builder ????????????????Builder ?????????????????????????????????????????????????????????????????????????? Builder ?????????????????????</w:t>
       </w:r>
     </w:p>
     <w:p>
@@ -3511,11 +3578,38 @@
         <w:jc w:val="center"/>
       </w:pPr>
       <w:r>
-        <w:rPr>
-          <w:rFonts w:ascii="Times New Roman" w:hAnsi="Times New Roman" w:eastAsia="宋体"/>
-          <w:sz w:val="22"/>
-        </w:rPr>
-        <w:t>【此处插入项目管理平台 / 仓库平台 / AI 开发界面截图】</w:t>
+        <w:drawing>
+          <wp:inline xmlns:a="http://schemas.openxmlformats.org/drawingml/2006/main" xmlns:pic="http://schemas.openxmlformats.org/drawingml/2006/picture">
+            <wp:extent cx="5394960" cy="3404819"/>
+            <wp:docPr id="12" name="Picture 12"/>
+            <wp:cNvGraphicFramePr>
+              <a:graphicFrameLocks noChangeAspect="1"/>
+            </wp:cNvGraphicFramePr>
+            <a:graphic>
+              <a:graphicData uri="http://schemas.openxmlformats.org/drawingml/2006/picture">
+                <pic:pic>
+                  <pic:nvPicPr>
+                    <pic:cNvPr id="0" name="image.png"/>
+                    <pic:cNvPicPr/>
+                  </pic:nvPicPr>
+                  <pic:blipFill>
+                    <a:blip r:embed="rId14"/>
+                    <a:stretch>
+                      <a:fillRect/>
+                    </a:stretch>
+                  </pic:blipFill>
+                  <pic:spPr>
+                    <a:xfrm>
+                      <a:off x="0" y="0"/>
+                      <a:ext cx="5394960" cy="3404819"/>
+                    </a:xfrm>
+                    <a:prstGeom prst="rect"/>
+                  </pic:spPr>
+                </pic:pic>
+              </a:graphicData>
+            </a:graphic>
+          </wp:inline>
+        </w:drawing>
       </w:r>
     </w:p>
     <w:p>
@@ -3525,11 +3619,7 @@
         <w:jc w:val="center"/>
       </w:pPr>
       <w:r>
-        <w:rPr>
-          <w:rFonts w:ascii="Times New Roman" w:hAnsi="Times New Roman" w:eastAsia="宋体"/>
-          <w:sz w:val="21"/>
-        </w:rPr>
-        <w:t>图 9 多平台工作界面补充</w:t>
+        <w:t>? 9 Trae IDE Builder ????</w:t>
       </w:r>
     </w:p>
     <w:p>
@@ -3552,26 +3642,17 @@
         <w:ind w:firstLine="420"/>
       </w:pPr>
       <w:r>
-        <w:rPr>
-          <w:rFonts w:ascii="Times New Roman" w:hAnsi="Times New Roman" w:eastAsia="宋体"/>
-          <w:b w:val="0"/>
-          <w:sz w:val="24"/>
-        </w:rPr>
-        <w:t>在分支管理上，建议按模块拆分 feature 分支，并通过 dev 分支做集成。底稿阶段可先使用如下占位表。</w:t>
+        <w:t>???? Git ???? master ????? git branch --list ?????????? dev ? feature ???????????????????????????????????????? Gitee ?????</w:t>
       </w:r>
     </w:p>
     <w:p>
       <w:pPr>
         <w:spacing w:before="160" w:after="80"/>
         <w:ind w:firstLine="0"/>
-        <w:jc w:val="center"/>
+        <w:jc w:val="left"/>
       </w:pPr>
       <w:r>
-        <w:rPr>
-          <w:rFonts w:ascii="Times New Roman" w:hAnsi="Times New Roman" w:eastAsia="宋体"/>
-          <w:sz w:val="22"/>
-        </w:rPr>
-        <w:t>【此处插入分支列表截图】</w:t>
+        <w:t>????? Gitee ??? dev ? feature/drag-story-to-sprint ?????????????????????????????? docs/Gitee???????????.md?</w:t>
       </w:r>
     </w:p>
     <w:p>
@@ -3581,11 +3662,7 @@
         <w:jc w:val="center"/>
       </w:pPr>
       <w:r>
-        <w:rPr>
-          <w:rFonts w:ascii="Times New Roman" w:hAnsi="Times New Roman" w:eastAsia="宋体"/>
-          <w:sz w:val="21"/>
-        </w:rPr>
-        <w:t>图 10 分支列表</w:t>
+        <w:t>? 10 ?????????????????</w:t>
       </w:r>
     </w:p>
     <w:p>
@@ -4134,14 +4211,10 @@
       <w:pPr>
         <w:spacing w:before="0" w:after="0" w:line="360" w:lineRule="auto"/>
         <w:ind w:firstLine="420"/>
+        <w:jc w:val="left"/>
       </w:pPr>
       <w:r>
-        <w:rPr>
-          <w:rFonts w:ascii="Times New Roman" w:hAnsi="Times New Roman" w:eastAsia="宋体"/>
-          <w:b w:val="0"/>
-          <w:sz w:val="24"/>
-        </w:rPr>
-        <w:t>本节用于展示提交节奏和任务推进之间的对应关系。后续可直接替换为真实的 commit message。</w:t>
+        <w:t>??????????????????????????????????????????????????????????????????????????????????????????????????</w:t>
       </w:r>
     </w:p>
     <w:p>
@@ -4151,11 +4224,38 @@
         <w:jc w:val="center"/>
       </w:pPr>
       <w:r>
-        <w:rPr>
-          <w:rFonts w:ascii="Times New Roman" w:hAnsi="Times New Roman" w:eastAsia="宋体"/>
-          <w:sz w:val="22"/>
-        </w:rPr>
-        <w:t>【此处插入提交记录截图】</w:t>
+        <w:drawing>
+          <wp:inline xmlns:a="http://schemas.openxmlformats.org/drawingml/2006/main" xmlns:pic="http://schemas.openxmlformats.org/drawingml/2006/picture">
+            <wp:extent cx="5394960" cy="1762112"/>
+            <wp:docPr id="13" name="Picture 13"/>
+            <wp:cNvGraphicFramePr>
+              <a:graphicFrameLocks noChangeAspect="1"/>
+            </wp:cNvGraphicFramePr>
+            <a:graphic>
+              <a:graphicData uri="http://schemas.openxmlformats.org/drawingml/2006/picture">
+                <pic:pic>
+                  <pic:nvPicPr>
+                    <pic:cNvPr id="0" name="10_report_chain_commit.png"/>
+                    <pic:cNvPicPr/>
+                  </pic:nvPicPr>
+                  <pic:blipFill>
+                    <a:blip r:embed="rId22"/>
+                    <a:stretch>
+                      <a:fillRect/>
+                    </a:stretch>
+                  </pic:blipFill>
+                  <pic:spPr>
+                    <a:xfrm>
+                      <a:off x="0" y="0"/>
+                      <a:ext cx="5394960" cy="1762112"/>
+                    </a:xfrm>
+                    <a:prstGeom prst="rect"/>
+                  </pic:spPr>
+                </pic:pic>
+              </a:graphicData>
+            </a:graphic>
+          </wp:inline>
+        </w:drawing>
       </w:r>
     </w:p>
     <w:p>
@@ -4165,11 +4265,7 @@
         <w:jc w:val="center"/>
       </w:pPr>
       <w:r>
-        <w:rPr>
-          <w:rFonts w:ascii="Times New Roman" w:hAnsi="Times New Roman" w:eastAsia="宋体"/>
-          <w:sz w:val="21"/>
-        </w:rPr>
-        <w:t>图 11 提交记录</w:t>
+        <w:t>? 11 ????? Git ????</w:t>
       </w:r>
     </w:p>
     <w:p>
@@ -4943,26 +5039,17 @@
         <w:ind w:firstLine="420"/>
       </w:pPr>
       <w:r>
-        <w:rPr>
-          <w:rFonts w:ascii="Times New Roman" w:hAnsi="Times New Roman" w:eastAsia="宋体"/>
-          <w:b w:val="0"/>
-          <w:sz w:val="24"/>
-        </w:rPr>
-        <w:t>如使用支持合并请求的平台，可保留 MR 标题、源分支、目标分支与合并说明。本节也可作为迭代验收和收尾的补充证据。</w:t>
+        <w:t>?? 2026-04-23????????? Gitee ??????? git remote -v ?????????? Merge Request ???????????????????????????????</w:t>
       </w:r>
     </w:p>
     <w:p>
       <w:pPr>
         <w:spacing w:before="160" w:after="80"/>
         <w:ind w:firstLine="0"/>
-        <w:jc w:val="center"/>
+        <w:jc w:val="left"/>
       </w:pPr>
       <w:r>
-        <w:rPr>
-          <w:rFonts w:ascii="Times New Roman" w:hAnsi="Times New Roman" w:eastAsia="宋体"/>
-          <w:sz w:val="22"/>
-        </w:rPr>
-        <w:t>【此处插入Merge Request 记录截图】</w:t>
+        <w:t>???????? Gitee ??? -&gt; git remote add origin -&gt; git push -u origin master -&gt; ??????????????????????????????????? docs/Gitee???????????.md?</w:t>
       </w:r>
     </w:p>
     <w:p>
@@ -4972,11 +5059,7 @@
         <w:jc w:val="center"/>
       </w:pPr>
       <w:r>
-        <w:rPr>
-          <w:rFonts w:ascii="Times New Roman" w:hAnsi="Times New Roman" w:eastAsia="宋体"/>
-          <w:sz w:val="21"/>
-        </w:rPr>
-        <w:t>图 12 Merge Request 记录</w:t>
+        <w:t>? 12 Gitee ????? Merge Request ??????</w:t>
       </w:r>
     </w:p>
     <w:p>
@@ -8004,212 +8087,6 @@
         <w:br w:type="page"/>
       </w:r>
     </w:p>
-    <w:p>
-      <w:pPr>
-        <w:pStyle w:val="Heading1"/>
-      </w:pPr>
-      <w:r>
-        <w:t>4 ???????2026-04-22?</w:t>
-      </w:r>
-    </w:p>
-    <w:p>
-      <w:r>
-        <w:t>??????????????????Git ??????????????????????? Trae IDE Builder ????????????????????</w:t>
-      </w:r>
-    </w:p>
-    <w:p>
-      <w:pPr>
-        <w:pStyle w:val="Heading2"/>
-      </w:pPr>
-      <w:r>
-        <w:t>4.1 ??????</w:t>
-      </w:r>
-    </w:p>
-    <w:p>
-      <w:pPr>
-        <w:pStyle w:val="ListBullet"/>
-      </w:pPr>
-      <w:r>
-        <w:t>P0 ?????????????????????????????????????</w:t>
-      </w:r>
-    </w:p>
-    <w:p>
-      <w:pPr>
-        <w:pStyle w:val="ListBullet"/>
-      </w:pPr>
-      <w:r>
-        <w:t>P1 ???????????? Express ???????????? REST ?????????????????????? MySQL ?????</w:t>
-      </w:r>
-    </w:p>
-    <w:p>
-      <w:pPr>
-        <w:pStyle w:val="ListBullet"/>
-      </w:pPr>
-      <w:r>
-        <w:t>P2 ?????????? Vue 3 + Vite + Element Plus + Vue Router + Pinia ??????</w:t>
-      </w:r>
-    </w:p>
-    <w:p>
-      <w:pPr>
-        <w:pStyle w:val="ListBullet"/>
-      </w:pPr>
-      <w:r>
-        <w:t>P3 ?????????????????????????????????????????????????</w:t>
-      </w:r>
-    </w:p>
-    <w:p>
-      <w:pPr>
-        <w:pStyle w:val="ListBullet"/>
-      </w:pPr>
-      <w:r>
-        <w:t>P4 ???????? 5 ???????????????????</w:t>
-      </w:r>
-    </w:p>
-    <w:p>
-      <w:pPr>
-        <w:pStyle w:val="ListBullet"/>
-      </w:pPr>
-      <w:r>
-        <w:t>P5 ??????????? README?AI ?????????? Git ??????????</w:t>
-      </w:r>
-    </w:p>
-    <w:p>
-      <w:r>
-        <w:t>????????????????????????????????????????????????????? Trae Builder ????????????Gitee ???????????????</w:t>
-      </w:r>
-    </w:p>
-    <w:p>
-      <w:pPr>
-        <w:pStyle w:val="Heading2"/>
-      </w:pPr>
-      <w:r>
-        <w:t>4.2 ???????????????</w:t>
-      </w:r>
-    </w:p>
-    <w:p>
-      <w:r>
-        <w:t>????????????????????????????????????? Trae IDE ????????????Trae IDE Builder ?????????????????????? Codex ???????????????????????????????????</w:t>
-      </w:r>
-    </w:p>
-    <w:p>
-      <w:r>
-        <w:t>???????????? Builder ???????????????????????? Codex ??????????????????????????????????????????????????????????????? Trae IDE Builder ??????????????????????????????</w:t>
-      </w:r>
-    </w:p>
-    <w:p>
-      <w:r>
-        <w:t>????????????? Codex ????????? Trae Builder ????????????????????????????????????AI ???????????????</w:t>
-      </w:r>
-    </w:p>
-    <w:p>
-      <w:pPr>
-        <w:pStyle w:val="Heading2"/>
-      </w:pPr>
-      <w:r>
-        <w:t>4.3 Codex ??????????</w:t>
-      </w:r>
-    </w:p>
-    <w:p>
-      <w:pPr>
-        <w:pStyle w:val="ListBullet"/>
-      </w:pPr>
-      <w:r>
-        <w:t>?? AGENTS.md?README.md ? docs ???????????????</w:t>
-      </w:r>
-    </w:p>
-    <w:p>
-      <w:pPr>
-        <w:pStyle w:val="ListBullet"/>
-      </w:pPr>
-      <w:r>
-        <w:t>???????????????????????????????????</w:t>
-      </w:r>
-    </w:p>
-    <w:p>
-      <w:pPr>
-        <w:pStyle w:val="ListBullet"/>
-      </w:pPr>
-      <w:r>
-        <w:t>????????????????????????</w:t>
-      </w:r>
-    </w:p>
-    <w:p>
-      <w:pPr>
-        <w:pStyle w:val="ListBullet"/>
-      </w:pPr>
-      <w:r>
-        <w:t>???? AI ?????????????? 2 ????????????</w:t>
-      </w:r>
-    </w:p>
-    <w:p>
-      <w:pPr>
-        <w:pStyle w:val="ListBullet"/>
-      </w:pPr>
-      <w:r>
-        <w:t>?? Git ?????????????????????????</w:t>
-      </w:r>
-    </w:p>
-    <w:p>
-      <w:pPr>
-        <w:pStyle w:val="Heading2"/>
-      </w:pPr>
-      <w:r>
-        <w:t>4.4 ????????</w:t>
-      </w:r>
-    </w:p>
-    <w:p>
-      <w:pPr>
-        <w:pStyle w:val="ListBullet"/>
-      </w:pPr>
-      <w:r>
-        <w:t>5b62fa3 docs: ??????????????</w:t>
-      </w:r>
-    </w:p>
-    <w:p>
-      <w:pPr>
-        <w:pStyle w:val="ListBullet"/>
-      </w:pPr>
-      <w:r>
-        <w:t>9328461 init: ?????????</w:t>
-      </w:r>
-    </w:p>
-    <w:p>
-      <w:pPr>
-        <w:pStyle w:val="ListBullet"/>
-      </w:pPr>
-      <w:r>
-        <w:t>1cb3a4e feat: ??????????????</w:t>
-      </w:r>
-    </w:p>
-    <w:p>
-      <w:pPr>
-        <w:pStyle w:val="ListBullet"/>
-      </w:pPr>
-      <w:r>
-        <w:t>6f4a73c feat: ????????????</w:t>
-      </w:r>
-    </w:p>
-    <w:p>
-      <w:pPr>
-        <w:pStyle w:val="ListBullet"/>
-      </w:pPr>
-      <w:r>
-        <w:t>e6a1f9a docs: ???????AI??????</w:t>
-      </w:r>
-    </w:p>
-    <w:p>
-      <w:r>
-        <w:t>???????????????????? ? ???? ? ???? ? ???? ? ????????????????????????????????</w:t>
-      </w:r>
-    </w:p>
-    <w:p>
-      <w:pPr>
-        <w:pStyle w:val="Heading2"/>
-      </w:pPr>
-      <w:r>
-        <w:t>4.5 ????????</w:t>
-      </w:r>
-    </w:p>
     <w:tbl>
       <w:tblPr>
         <w:tblStyle w:val="TableGrid"/>
@@ -8441,217 +8318,3514 @@
         </w:tc>
       </w:tr>
     </w:tbl>
+    <w:tbl>
+      <w:tblPr>
+        <w:tblStyle w:val="TableGrid"/>
+        <w:tblW w:type="auto" w:w="0"/>
+        <w:tblLook w:firstColumn="1" w:firstRow="1" w:lastColumn="0" w:lastRow="0" w:noHBand="0" w:noVBand="1" w:val="04A0"/>
+      </w:tblPr>
+      <w:tblGrid>
+        <w:gridCol w:w="3041"/>
+        <w:gridCol w:w="3041"/>
+        <w:gridCol w:w="3041"/>
+      </w:tblGrid>
+      <w:tr>
+        <w:tc>
+          <w:tcPr>
+            <w:tcW w:type="dxa" w:w="3041"/>
+          </w:tcPr>
+          <w:p>
+            <w:r>
+              <w:t>????</w:t>
+            </w:r>
+          </w:p>
+        </w:tc>
+        <w:tc>
+          <w:tcPr>
+            <w:tcW w:type="dxa" w:w="3041"/>
+          </w:tcPr>
+          <w:p>
+            <w:r>
+              <w:t>????</w:t>
+            </w:r>
+          </w:p>
+        </w:tc>
+        <w:tc>
+          <w:tcPr>
+            <w:tcW w:type="dxa" w:w="3041"/>
+          </w:tcPr>
+          <w:p>
+            <w:r>
+              <w:t>??????</w:t>
+            </w:r>
+          </w:p>
+        </w:tc>
+      </w:tr>
+      <w:tr>
+        <w:tc>
+          <w:tcPr>
+            <w:tcW w:type="dxa" w:w="3041"/>
+          </w:tcPr>
+          <w:p>
+            <w:r>
+              <w:t>/stories</w:t>
+            </w:r>
+          </w:p>
+        </w:tc>
+        <w:tc>
+          <w:tcPr>
+            <w:tcW w:type="dxa" w:w="3041"/>
+          </w:tcPr>
+          <w:p>
+            <w:r>
+              <w:t>?????????????????</w:t>
+            </w:r>
+          </w:p>
+        </w:tc>
+        <w:tc>
+          <w:tcPr>
+            <w:tcW w:type="dxa" w:w="3041"/>
+          </w:tcPr>
+          <w:p>
+            <w:r>
+              <w:t>??????</w:t>
+            </w:r>
+          </w:p>
+        </w:tc>
+      </w:tr>
+      <w:tr>
+        <w:tc>
+          <w:tcPr>
+            <w:tcW w:type="dxa" w:w="3041"/>
+          </w:tcPr>
+          <w:p>
+            <w:r>
+              <w:t>/backlog</w:t>
+            </w:r>
+          </w:p>
+        </w:tc>
+        <w:tc>
+          <w:tcPr>
+            <w:tcW w:type="dxa" w:w="3041"/>
+          </w:tcPr>
+          <w:p>
+            <w:r>
+              <w:t>???????????????????</w:t>
+            </w:r>
+          </w:p>
+        </w:tc>
+        <w:tc>
+          <w:tcPr>
+            <w:tcW w:type="dxa" w:w="3041"/>
+          </w:tcPr>
+          <w:p>
+            <w:r>
+              <w:t>????????</w:t>
+            </w:r>
+          </w:p>
+        </w:tc>
+      </w:tr>
+      <w:tr>
+        <w:tc>
+          <w:tcPr>
+            <w:tcW w:type="dxa" w:w="3041"/>
+          </w:tcPr>
+          <w:p>
+            <w:r>
+              <w:t>/sprints</w:t>
+            </w:r>
+          </w:p>
+        </w:tc>
+        <w:tc>
+          <w:tcPr>
+            <w:tcW w:type="dxa" w:w="3041"/>
+          </w:tcPr>
+          <w:p>
+            <w:r>
+              <w:t>?????????????????</w:t>
+            </w:r>
+          </w:p>
+        </w:tc>
+        <w:tc>
+          <w:tcPr>
+            <w:tcW w:type="dxa" w:w="3041"/>
+          </w:tcPr>
+          <w:p>
+            <w:r>
+              <w:t>??????</w:t>
+            </w:r>
+          </w:p>
+        </w:tc>
+      </w:tr>
+      <w:tr>
+        <w:tc>
+          <w:tcPr>
+            <w:tcW w:type="dxa" w:w="3041"/>
+          </w:tcPr>
+          <w:p>
+            <w:r>
+              <w:t>/board/:sprintId</w:t>
+            </w:r>
+          </w:p>
+        </w:tc>
+        <w:tc>
+          <w:tcPr>
+            <w:tcW w:type="dxa" w:w="3041"/>
+          </w:tcPr>
+          <w:p>
+            <w:r>
+              <w:t>?????????????</w:t>
+            </w:r>
+          </w:p>
+        </w:tc>
+        <w:tc>
+          <w:tcPr>
+            <w:tcW w:type="dxa" w:w="3041"/>
+          </w:tcPr>
+          <w:p>
+            <w:r>
+              <w:t>??????</w:t>
+            </w:r>
+          </w:p>
+        </w:tc>
+      </w:tr>
+      <w:tr>
+        <w:tc>
+          <w:tcPr>
+            <w:tcW w:type="dxa" w:w="3041"/>
+          </w:tcPr>
+          <w:p>
+            <w:r>
+              <w:t>/burndown/:sprintId</w:t>
+            </w:r>
+          </w:p>
+        </w:tc>
+        <w:tc>
+          <w:tcPr>
+            <w:tcW w:type="dxa" w:w="3041"/>
+          </w:tcPr>
+          <w:p>
+            <w:r>
+              <w:t>??????????????</w:t>
+            </w:r>
+          </w:p>
+        </w:tc>
+        <w:tc>
+          <w:tcPr>
+            <w:tcW w:type="dxa" w:w="3041"/>
+          </w:tcPr>
+          <w:p>
+            <w:r>
+              <w:t>???</w:t>
+            </w:r>
+          </w:p>
+        </w:tc>
+      </w:tr>
+      <w:tr>
+        <w:tc>
+          <w:tcPr>
+            <w:tcW w:type="dxa" w:w="3041"/>
+          </w:tcPr>
+          <w:p>
+            <w:r>
+              <w:t>/retrospectives</w:t>
+            </w:r>
+          </w:p>
+        </w:tc>
+        <w:tc>
+          <w:tcPr>
+            <w:tcW w:type="dxa" w:w="3041"/>
+          </w:tcPr>
+          <w:p>
+            <w:r>
+              <w:t>???????????</w:t>
+            </w:r>
+          </w:p>
+        </w:tc>
+        <w:tc>
+          <w:tcPr>
+            <w:tcW w:type="dxa" w:w="3041"/>
+          </w:tcPr>
+          <w:p>
+            <w:r>
+              <w:t>??????</w:t>
+            </w:r>
+          </w:p>
+        </w:tc>
+      </w:tr>
+      <w:tr>
+        <w:tc>
+          <w:tcPr>
+            <w:tcW w:type="dxa" w:w="3041"/>
+          </w:tcPr>
+          <w:p>
+            <w:r>
+              <w:t>/retrospectives/:sprintId</w:t>
+            </w:r>
+          </w:p>
+        </w:tc>
+        <w:tc>
+          <w:tcPr>
+            <w:tcW w:type="dxa" w:w="3041"/>
+          </w:tcPr>
+          <w:p>
+            <w:r>
+              <w:t>??????? 3 ???? 3 ????</w:t>
+            </w:r>
+          </w:p>
+        </w:tc>
+        <w:tc>
+          <w:tcPr>
+            <w:tcW w:type="dxa" w:w="3041"/>
+          </w:tcPr>
+          <w:p>
+            <w:r>
+              <w:t>??????</w:t>
+            </w:r>
+          </w:p>
+        </w:tc>
+      </w:tr>
+    </w:tbl>
+    <w:tbl>
+      <w:tblPr>
+        <w:tblStyle w:val="TableGrid"/>
+        <w:tblW w:type="auto" w:w="0"/>
+        <w:tblLook w:firstColumn="1" w:firstRow="1" w:lastColumn="0" w:lastRow="0" w:noHBand="0" w:noVBand="1" w:val="04A0"/>
+      </w:tblPr>
+      <w:tblGrid>
+        <w:gridCol w:w="3041"/>
+        <w:gridCol w:w="3041"/>
+        <w:gridCol w:w="3041"/>
+      </w:tblGrid>
+      <w:tr>
+        <w:tc>
+          <w:tcPr>
+            <w:tcW w:type="dxa" w:w="3041"/>
+          </w:tcPr>
+          <w:p>
+            <w:r>
+              <w:t>??</w:t>
+            </w:r>
+          </w:p>
+        </w:tc>
+        <w:tc>
+          <w:tcPr>
+            <w:tcW w:type="dxa" w:w="3041"/>
+          </w:tcPr>
+          <w:p>
+            <w:r>
+              <w:t>????</w:t>
+            </w:r>
+          </w:p>
+        </w:tc>
+        <w:tc>
+          <w:tcPr>
+            <w:tcW w:type="dxa" w:w="3041"/>
+          </w:tcPr>
+          <w:p>
+            <w:r>
+              <w:t>??</w:t>
+            </w:r>
+          </w:p>
+        </w:tc>
+      </w:tr>
+      <w:tr>
+        <w:tc>
+          <w:tcPr>
+            <w:tcW w:type="dxa" w:w="3041"/>
+          </w:tcPr>
+          <w:p>
+            <w:r>
+              <w:t>UserStory</w:t>
+            </w:r>
+          </w:p>
+        </w:tc>
+        <w:tc>
+          <w:tcPr>
+            <w:tcW w:type="dxa" w:w="3041"/>
+          </w:tcPr>
+          <w:p>
+            <w:r>
+              <w:t>title, description, storyPoints, priorityOrder, status, sprintId</w:t>
+            </w:r>
+          </w:p>
+        </w:tc>
+        <w:tc>
+          <w:tcPr>
+            <w:tcW w:type="dxa" w:w="3041"/>
+          </w:tcPr>
+          <w:p>
+            <w:r>
+              <w:t>?? backlog ??????????????</w:t>
+            </w:r>
+          </w:p>
+        </w:tc>
+      </w:tr>
+      <w:tr>
+        <w:tc>
+          <w:tcPr>
+            <w:tcW w:type="dxa" w:w="3041"/>
+          </w:tcPr>
+          <w:p>
+            <w:r>
+              <w:t>Sprint</w:t>
+            </w:r>
+          </w:p>
+        </w:tc>
+        <w:tc>
+          <w:tcPr>
+            <w:tcW w:type="dxa" w:w="3041"/>
+          </w:tcPr>
+          <w:p>
+            <w:r>
+              <w:t>name, startDate, endDate, goal</w:t>
+            </w:r>
+          </w:p>
+        </w:tc>
+        <w:tc>
+          <w:tcPr>
+            <w:tcW w:type="dxa" w:w="3041"/>
+          </w:tcPr>
+          <w:p>
+            <w:r>
+              <w:t>??????????????</w:t>
+            </w:r>
+          </w:p>
+        </w:tc>
+      </w:tr>
+      <w:tr>
+        <w:tc>
+          <w:tcPr>
+            <w:tcW w:type="dxa" w:w="3041"/>
+          </w:tcPr>
+          <w:p>
+            <w:r>
+              <w:t>Retrospective</w:t>
+            </w:r>
+          </w:p>
+        </w:tc>
+        <w:tc>
+          <w:tcPr>
+            <w:tcW w:type="dxa" w:w="3041"/>
+          </w:tcPr>
+          <w:p>
+            <w:r>
+              <w:t>good1~good3, improve1~improve3, sprintId</w:t>
+            </w:r>
+          </w:p>
+        </w:tc>
+        <w:tc>
+          <w:tcPr>
+            <w:tcW w:type="dxa" w:w="3041"/>
+          </w:tcPr>
+          <w:p>
+            <w:r>
+              <w:t>???????????</w:t>
+            </w:r>
+          </w:p>
+        </w:tc>
+      </w:tr>
+      <w:tr>
+        <w:tc>
+          <w:tcPr>
+            <w:tcW w:type="dxa" w:w="3041"/>
+          </w:tcPr>
+          <w:p>
+            <w:r>
+              <w:t>BurndownLog</w:t>
+            </w:r>
+          </w:p>
+        </w:tc>
+        <w:tc>
+          <w:tcPr>
+            <w:tcW w:type="dxa" w:w="3041"/>
+          </w:tcPr>
+          <w:p>
+            <w:r>
+              <w:t>sprintId, date/logDate, remainingPoints</w:t>
+            </w:r>
+          </w:p>
+        </w:tc>
+        <w:tc>
+          <w:tcPr>
+            <w:tcW w:type="dxa" w:w="3041"/>
+          </w:tcPr>
+          <w:p>
+            <w:r>
+              <w:t>????????????????????</w:t>
+            </w:r>
+          </w:p>
+        </w:tc>
+      </w:tr>
+    </w:tbl>
+    <w:tbl>
+      <w:tblPr>
+        <w:tblStyle w:val="TableGrid"/>
+        <w:tblW w:type="auto" w:w="0"/>
+        <w:tblLook w:firstColumn="1" w:firstRow="1" w:lastColumn="0" w:lastRow="0" w:noHBand="0" w:noVBand="1" w:val="04A0"/>
+      </w:tblPr>
+      <w:tblGrid>
+        <w:gridCol w:w="3041"/>
+        <w:gridCol w:w="3041"/>
+        <w:gridCol w:w="3041"/>
+      </w:tblGrid>
+      <w:tr>
+        <w:tc>
+          <w:tcPr>
+            <w:tcW w:type="dxa" w:w="3041"/>
+          </w:tcPr>
+          <w:p>
+            <w:r>
+              <w:t>????</w:t>
+            </w:r>
+          </w:p>
+        </w:tc>
+        <w:tc>
+          <w:tcPr>
+            <w:tcW w:type="dxa" w:w="3041"/>
+          </w:tcPr>
+          <w:p>
+            <w:r>
+              <w:t>????</w:t>
+            </w:r>
+          </w:p>
+        </w:tc>
+        <w:tc>
+          <w:tcPr>
+            <w:tcW w:type="dxa" w:w="3041"/>
+          </w:tcPr>
+          <w:p>
+            <w:r>
+              <w:t>??</w:t>
+            </w:r>
+          </w:p>
+        </w:tc>
+      </w:tr>
+      <w:tr>
+        <w:tc>
+          <w:tcPr>
+            <w:tcW w:type="dxa" w:w="3041"/>
+          </w:tcPr>
+          <w:p>
+            <w:r>
+              <w:t>Stories</w:t>
+            </w:r>
+          </w:p>
+        </w:tc>
+        <w:tc>
+          <w:tcPr>
+            <w:tcW w:type="dxa" w:w="3041"/>
+          </w:tcPr>
+          <w:p>
+            <w:r>
+              <w:t>GET/POST/PUT/DELETE /api/stories, PATCH /api/stories/reorder</w:t>
+            </w:r>
+          </w:p>
+        </w:tc>
+        <w:tc>
+          <w:tcPr>
+            <w:tcW w:type="dxa" w:w="3041"/>
+          </w:tcPr>
+          <w:p>
+            <w:r>
+              <w:t>?????? CRUD ? backlog ????</w:t>
+            </w:r>
+          </w:p>
+        </w:tc>
+      </w:tr>
+      <w:tr>
+        <w:tc>
+          <w:tcPr>
+            <w:tcW w:type="dxa" w:w="3041"/>
+          </w:tcPr>
+          <w:p>
+            <w:r>
+              <w:t>Backlog</w:t>
+            </w:r>
+          </w:p>
+        </w:tc>
+        <w:tc>
+          <w:tcPr>
+            <w:tcW w:type="dxa" w:w="3041"/>
+          </w:tcPr>
+          <w:p>
+            <w:r>
+              <w:t>GET /api/backlog</w:t>
+            </w:r>
+          </w:p>
+        </w:tc>
+        <w:tc>
+          <w:tcPr>
+            <w:tcW w:type="dxa" w:w="3041"/>
+          </w:tcPr>
+          <w:p>
+            <w:r>
+              <w:t>?????????????????? all/pending ??</w:t>
+            </w:r>
+          </w:p>
+        </w:tc>
+      </w:tr>
+      <w:tr>
+        <w:tc>
+          <w:tcPr>
+            <w:tcW w:type="dxa" w:w="3041"/>
+          </w:tcPr>
+          <w:p>
+            <w:r>
+              <w:t>Sprints</w:t>
+            </w:r>
+          </w:p>
+        </w:tc>
+        <w:tc>
+          <w:tcPr>
+            <w:tcW w:type="dxa" w:w="3041"/>
+          </w:tcPr>
+          <w:p>
+            <w:r>
+              <w:t>GET/POST/PUT/DELETE /api/sprints, POST /api/sprints/:id/stories</w:t>
+            </w:r>
+          </w:p>
+        </w:tc>
+        <w:tc>
+          <w:tcPr>
+            <w:tcW w:type="dxa" w:w="3041"/>
+          </w:tcPr>
+          <w:p>
+            <w:r>
+              <w:t>?????????????</w:t>
+            </w:r>
+          </w:p>
+        </w:tc>
+      </w:tr>
+      <w:tr>
+        <w:tc>
+          <w:tcPr>
+            <w:tcW w:type="dxa" w:w="3041"/>
+          </w:tcPr>
+          <w:p>
+            <w:r>
+              <w:t>Board</w:t>
+            </w:r>
+          </w:p>
+        </w:tc>
+        <w:tc>
+          <w:tcPr>
+            <w:tcW w:type="dxa" w:w="3041"/>
+          </w:tcPr>
+          <w:p>
+            <w:r>
+              <w:t>GET /api/sprints/:id/board, PATCH /api/stories/:id/status</w:t>
+            </w:r>
+          </w:p>
+        </w:tc>
+        <w:tc>
+          <w:tcPr>
+            <w:tcW w:type="dxa" w:w="3041"/>
+          </w:tcPr>
+          <w:p>
+            <w:r>
+              <w:t>?????????????</w:t>
+            </w:r>
+          </w:p>
+        </w:tc>
+      </w:tr>
+      <w:tr>
+        <w:tc>
+          <w:tcPr>
+            <w:tcW w:type="dxa" w:w="3041"/>
+          </w:tcPr>
+          <w:p>
+            <w:r>
+              <w:t>Burndown</w:t>
+            </w:r>
+          </w:p>
+        </w:tc>
+        <w:tc>
+          <w:tcPr>
+            <w:tcW w:type="dxa" w:w="3041"/>
+          </w:tcPr>
+          <w:p>
+            <w:r>
+              <w:t>GET /api/sprints/:id/burndown, POST /api/sprints/:id/burndown/recalculate</w:t>
+            </w:r>
+          </w:p>
+        </w:tc>
+        <w:tc>
+          <w:tcPr>
+            <w:tcW w:type="dxa" w:w="3041"/>
+          </w:tcPr>
+          <w:p>
+            <w:r>
+              <w:t>???????????????</w:t>
+            </w:r>
+          </w:p>
+        </w:tc>
+      </w:tr>
+      <w:tr>
+        <w:tc>
+          <w:tcPr>
+            <w:tcW w:type="dxa" w:w="3041"/>
+          </w:tcPr>
+          <w:p>
+            <w:r>
+              <w:t>Retrospectives</w:t>
+            </w:r>
+          </w:p>
+        </w:tc>
+        <w:tc>
+          <w:tcPr>
+            <w:tcW w:type="dxa" w:w="3041"/>
+          </w:tcPr>
+          <w:p>
+            <w:r>
+              <w:t>GET /api/retrospectives, GET /api/retrospectives/:sprintId, POST /api/retrospectives</w:t>
+            </w:r>
+          </w:p>
+        </w:tc>
+        <w:tc>
+          <w:tcPr>
+            <w:tcW w:type="dxa" w:w="3041"/>
+          </w:tcPr>
+          <w:p>
+            <w:r>
+              <w:t>?????????</w:t>
+            </w:r>
+          </w:p>
+        </w:tc>
+      </w:tr>
+    </w:tbl>
+    <w:tbl>
+      <w:tblPr>
+        <w:tblStyle w:val="TableGrid"/>
+        <w:tblW w:type="auto" w:w="0"/>
+        <w:tblLook w:firstColumn="1" w:firstRow="1" w:lastColumn="0" w:lastRow="0" w:noHBand="0" w:noVBand="1" w:val="04A0"/>
+      </w:tblPr>
+      <w:tblGrid>
+        <w:gridCol w:w="3041"/>
+        <w:gridCol w:w="3041"/>
+        <w:gridCol w:w="3041"/>
+      </w:tblGrid>
+      <w:tr>
+        <w:tc>
+          <w:tcPr>
+            <w:tcW w:type="dxa" w:w="3041"/>
+          </w:tcPr>
+          <w:p>
+            <w:r>
+              <w:t>????</w:t>
+            </w:r>
+          </w:p>
+        </w:tc>
+        <w:tc>
+          <w:tcPr>
+            <w:tcW w:type="dxa" w:w="3041"/>
+          </w:tcPr>
+          <w:p>
+            <w:r>
+              <w:t>????</w:t>
+            </w:r>
+          </w:p>
+        </w:tc>
+        <w:tc>
+          <w:tcPr>
+            <w:tcW w:type="dxa" w:w="3041"/>
+          </w:tcPr>
+          <w:p>
+            <w:r>
+              <w:t>????</w:t>
+            </w:r>
+          </w:p>
+        </w:tc>
+      </w:tr>
+      <w:tr>
+        <w:tc>
+          <w:tcPr>
+            <w:tcW w:type="dxa" w:w="3041"/>
+          </w:tcPr>
+          <w:p>
+            <w:r>
+              <w:t>????</w:t>
+            </w:r>
+          </w:p>
+        </w:tc>
+        <w:tc>
+          <w:tcPr>
+            <w:tcW w:type="dxa" w:w="3041"/>
+          </w:tcPr>
+          <w:p>
+            <w:r>
+              <w:t>Git ???????????????README ?????</w:t>
+            </w:r>
+          </w:p>
+        </w:tc>
+        <w:tc>
+          <w:tcPr>
+            <w:tcW w:type="dxa" w:w="3041"/>
+          </w:tcPr>
+          <w:p>
+            <w:r>
+              <w:t>???</w:t>
+            </w:r>
+          </w:p>
+        </w:tc>
+      </w:tr>
+      <w:tr>
+        <w:tc>
+          <w:tcPr>
+            <w:tcW w:type="dxa" w:w="3041"/>
+          </w:tcPr>
+          <w:p>
+            <w:r>
+              <w:t>????</w:t>
+            </w:r>
+          </w:p>
+        </w:tc>
+        <w:tc>
+          <w:tcPr>
+            <w:tcW w:type="dxa" w:w="3041"/>
+          </w:tcPr>
+          <w:p>
+            <w:r>
+              <w:t>????????? CRUD??? CRUD????????????</w:t>
+            </w:r>
+          </w:p>
+        </w:tc>
+        <w:tc>
+          <w:tcPr>
+            <w:tcW w:type="dxa" w:w="3041"/>
+          </w:tcPr>
+          <w:p>
+            <w:r>
+              <w:t>???</w:t>
+            </w:r>
+          </w:p>
+        </w:tc>
+      </w:tr>
+      <w:tr>
+        <w:tc>
+          <w:tcPr>
+            <w:tcW w:type="dxa" w:w="3041"/>
+          </w:tcPr>
+          <w:p>
+            <w:r>
+              <w:t>????</w:t>
+            </w:r>
+          </w:p>
+        </w:tc>
+        <w:tc>
+          <w:tcPr>
+            <w:tcW w:type="dxa" w:w="3041"/>
+          </w:tcPr>
+          <w:p>
+            <w:r>
+              <w:t>????backlog ?????????????</w:t>
+            </w:r>
+          </w:p>
+        </w:tc>
+        <w:tc>
+          <w:tcPr>
+            <w:tcW w:type="dxa" w:w="3041"/>
+          </w:tcPr>
+          <w:p>
+            <w:r>
+              <w:t>???</w:t>
+            </w:r>
+          </w:p>
+        </w:tc>
+      </w:tr>
+      <w:tr>
+        <w:tc>
+          <w:tcPr>
+            <w:tcW w:type="dxa" w:w="3041"/>
+          </w:tcPr>
+          <w:p>
+            <w:r>
+              <w:t>????</w:t>
+            </w:r>
+          </w:p>
+        </w:tc>
+        <w:tc>
+          <w:tcPr>
+            <w:tcW w:type="dxa" w:w="3041"/>
+          </w:tcPr>
+          <w:p>
+            <w:r>
+              <w:t>backlog ???????????????????????</w:t>
+            </w:r>
+          </w:p>
+        </w:tc>
+        <w:tc>
+          <w:tcPr>
+            <w:tcW w:type="dxa" w:w="3041"/>
+          </w:tcPr>
+          <w:p>
+            <w:r>
+              <w:t>????????????????????????????</w:t>
+            </w:r>
+          </w:p>
+        </w:tc>
+      </w:tr>
+      <w:tr>
+        <w:tc>
+          <w:tcPr>
+            <w:tcW w:type="dxa" w:w="3041"/>
+          </w:tcPr>
+          <w:p>
+            <w:r>
+              <w:t>????</w:t>
+            </w:r>
+          </w:p>
+        </w:tc>
+        <w:tc>
+          <w:tcPr>
+            <w:tcW w:type="dxa" w:w="3041"/>
+          </w:tcPr>
+          <w:p>
+            <w:r>
+              <w:t>????????????????????</w:t>
+            </w:r>
+          </w:p>
+        </w:tc>
+        <w:tc>
+          <w:tcPr>
+            <w:tcW w:type="dxa" w:w="3041"/>
+          </w:tcPr>
+          <w:p>
+            <w:r>
+              <w:t>???</w:t>
+            </w:r>
+          </w:p>
+        </w:tc>
+      </w:tr>
+      <w:tr>
+        <w:tc>
+          <w:tcPr>
+            <w:tcW w:type="dxa" w:w="3041"/>
+          </w:tcPr>
+          <w:p>
+            <w:r>
+              <w:t>????</w:t>
+            </w:r>
+          </w:p>
+        </w:tc>
+        <w:tc>
+          <w:tcPr>
+            <w:tcW w:type="dxa" w:w="3041"/>
+          </w:tcPr>
+          <w:p>
+            <w:r>
+              <w:t>????</w:t>
+            </w:r>
+          </w:p>
+        </w:tc>
+        <w:tc>
+          <w:tcPr>
+            <w:tcW w:type="dxa" w:w="3041"/>
+          </w:tcPr>
+          <w:p>
+            <w:r>
+              <w:t>?????????</w:t>
+            </w:r>
+          </w:p>
+        </w:tc>
+      </w:tr>
+      <w:tr>
+        <w:tc>
+          <w:tcPr>
+            <w:tcW w:type="dxa" w:w="3041"/>
+          </w:tcPr>
+          <w:p>
+            <w:r>
+              <w:t>????</w:t>
+            </w:r>
+          </w:p>
+        </w:tc>
+        <w:tc>
+          <w:tcPr>
+            <w:tcW w:type="dxa" w:w="3041"/>
+          </w:tcPr>
+          <w:p>
+            <w:r>
+              <w:t>AI ????????????Git ????????????</w:t>
+            </w:r>
+          </w:p>
+        </w:tc>
+        <w:tc>
+          <w:tcPr>
+            <w:tcW w:type="dxa" w:w="3041"/>
+          </w:tcPr>
+          <w:p>
+            <w:r>
+              <w:t>????????????? Trae Builder ????????????</w:t>
+            </w:r>
+          </w:p>
+        </w:tc>
+      </w:tr>
+    </w:tbl>
+    <w:tbl>
+      <w:tblPr>
+        <w:tblStyle w:val="TableGrid"/>
+        <w:tblW w:type="auto" w:w="0"/>
+        <w:tblLook w:firstColumn="1" w:firstRow="1" w:lastColumn="0" w:lastRow="0" w:noHBand="0" w:noVBand="1" w:val="04A0"/>
+      </w:tblPr>
+      <w:tblGrid>
+        <w:gridCol w:w="3041"/>
+        <w:gridCol w:w="3041"/>
+        <w:gridCol w:w="3041"/>
+      </w:tblGrid>
+      <w:tr>
+        <w:tc>
+          <w:tcPr>
+            <w:tcW w:type="dxa" w:w="3041"/>
+          </w:tcPr>
+          <w:p>
+            <w:r>
+              <w:t>??</w:t>
+            </w:r>
+          </w:p>
+        </w:tc>
+        <w:tc>
+          <w:tcPr>
+            <w:tcW w:type="dxa" w:w="3041"/>
+          </w:tcPr>
+          <w:p>
+            <w:r>
+              <w:t>??</w:t>
+            </w:r>
+          </w:p>
+        </w:tc>
+        <w:tc>
+          <w:tcPr>
+            <w:tcW w:type="dxa" w:w="3041"/>
+          </w:tcPr>
+          <w:p>
+            <w:r>
+              <w:t>?????</w:t>
+            </w:r>
+          </w:p>
+        </w:tc>
+      </w:tr>
+      <w:tr>
+        <w:tc>
+          <w:tcPr>
+            <w:tcW w:type="dxa" w:w="3041"/>
+          </w:tcPr>
+          <w:p>
+            <w:r>
+              <w:t>??????????????</w:t>
+            </w:r>
+          </w:p>
+        </w:tc>
+        <w:tc>
+          <w:tcPr>
+            <w:tcW w:type="dxa" w:w="3041"/>
+          </w:tcPr>
+          <w:p>
+            <w:r>
+              <w:t>??????????????????????</w:t>
+            </w:r>
+          </w:p>
+        </w:tc>
+        <w:tc>
+          <w:tcPr>
+            <w:tcW w:type="dxa" w:w="3041"/>
+          </w:tcPr>
+          <w:p>
+            <w:r>
+              <w:t>???? 1 ???? Builder ??????</w:t>
+            </w:r>
+          </w:p>
+        </w:tc>
+      </w:tr>
+      <w:tr>
+        <w:tc>
+          <w:tcPr>
+            <w:tcW w:type="dxa" w:w="3041"/>
+          </w:tcPr>
+          <w:p>
+            <w:r>
+              <w:t>????? JSON ?? MySQL</w:t>
+            </w:r>
+          </w:p>
+        </w:tc>
+        <w:tc>
+          <w:tcPr>
+            <w:tcW w:type="dxa" w:w="3041"/>
+          </w:tcPr>
+          <w:p>
+            <w:r>
+              <w:t>??????? MySQL ????????????????</w:t>
+            </w:r>
+          </w:p>
+        </w:tc>
+        <w:tc>
+          <w:tcPr>
+            <w:tcW w:type="dxa" w:w="3041"/>
+          </w:tcPr>
+          <w:p>
+            <w:r>
+              <w:t>?????????????????</w:t>
+            </w:r>
+          </w:p>
+        </w:tc>
+      </w:tr>
+      <w:tr>
+        <w:tc>
+          <w:tcPr>
+            <w:tcW w:type="dxa" w:w="3041"/>
+          </w:tcPr>
+          <w:p>
+            <w:r>
+              <w:t>? 1~2 ? Bug ????</w:t>
+            </w:r>
+          </w:p>
+        </w:tc>
+        <w:tc>
+          <w:tcPr>
+            <w:tcW w:type="dxa" w:w="3041"/>
+          </w:tcPr>
+          <w:p>
+            <w:r>
+              <w:t>???? AI ???????????</w:t>
+            </w:r>
+          </w:p>
+        </w:tc>
+        <w:tc>
+          <w:tcPr>
+            <w:tcW w:type="dxa" w:w="3041"/>
+          </w:tcPr>
+          <w:p>
+            <w:r>
+              <w:t>???? AI ???????????</w:t>
+            </w:r>
+          </w:p>
+        </w:tc>
+      </w:tr>
+      <w:tr>
+        <w:tc>
+          <w:tcPr>
+            <w:tcW w:type="dxa" w:w="3041"/>
+          </w:tcPr>
+          <w:p>
+            <w:r>
+              <w:t>??????</w:t>
+            </w:r>
+          </w:p>
+        </w:tc>
+        <w:tc>
+          <w:tcPr>
+            <w:tcW w:type="dxa" w:w="3041"/>
+          </w:tcPr>
+          <w:p>
+            <w:r>
+              <w:t>??????????????</w:t>
+            </w:r>
+          </w:p>
+        </w:tc>
+        <w:tc>
+          <w:tcPr>
+            <w:tcW w:type="dxa" w:w="3041"/>
+          </w:tcPr>
+          <w:p>
+            <w:r>
+              <w:t>??????????????</w:t>
+            </w:r>
+          </w:p>
+        </w:tc>
+      </w:tr>
+      <w:tr>
+        <w:tc>
+          <w:tcPr>
+            <w:tcW w:type="dxa" w:w="3041"/>
+          </w:tcPr>
+          <w:p>
+            <w:r>
+              <w:t>? Gitee ???????</w:t>
+            </w:r>
+          </w:p>
+        </w:tc>
+        <w:tc>
+          <w:tcPr>
+            <w:tcW w:type="dxa" w:w="3041"/>
+          </w:tcPr>
+          <w:p>
+            <w:r>
+              <w:t>??????????????</w:t>
+            </w:r>
+          </w:p>
+        </w:tc>
+        <w:tc>
+          <w:tcPr>
+            <w:tcW w:type="dxa" w:w="3041"/>
+          </w:tcPr>
+          <w:p>
+            <w:r>
+              <w:t>??????????????</w:t>
+            </w:r>
+          </w:p>
+        </w:tc>
+      </w:tr>
+    </w:tbl>
+    <w:tbl>
+      <w:tblPr>
+        <w:tblStyle w:val="TableGrid"/>
+        <w:tblW w:type="auto" w:w="0"/>
+        <w:tblLook w:firstColumn="1" w:firstRow="1" w:lastColumn="0" w:lastRow="0" w:noHBand="0" w:noVBand="1" w:val="04A0"/>
+      </w:tblPr>
+      <w:tblGrid>
+        <w:gridCol w:w="3041"/>
+        <w:gridCol w:w="3041"/>
+        <w:gridCol w:w="3041"/>
+      </w:tblGrid>
+      <w:tr>
+        <w:tc>
+          <w:tcPr>
+            <w:tcW w:type="dxa" w:w="3041"/>
+          </w:tcPr>
+          <w:p>
+            <w:r>
+              <w:t>??</w:t>
+            </w:r>
+          </w:p>
+        </w:tc>
+        <w:tc>
+          <w:tcPr>
+            <w:tcW w:type="dxa" w:w="3041"/>
+          </w:tcPr>
+          <w:p>
+            <w:r>
+              <w:t>????</w:t>
+            </w:r>
+          </w:p>
+        </w:tc>
+        <w:tc>
+          <w:tcPr>
+            <w:tcW w:type="dxa" w:w="3041"/>
+          </w:tcPr>
+          <w:p>
+            <w:r>
+              <w:t>??</w:t>
+            </w:r>
+          </w:p>
+        </w:tc>
+      </w:tr>
+      <w:tr>
+        <w:tc>
+          <w:tcPr>
+            <w:tcW w:type="dxa" w:w="3041"/>
+          </w:tcPr>
+          <w:p>
+            <w:r>
+              <w:t>P0 ?????</w:t>
+            </w:r>
+          </w:p>
+        </w:tc>
+        <w:tc>
+          <w:tcPr>
+            <w:tcW w:type="dxa" w:w="3041"/>
+          </w:tcPr>
+          <w:p>
+            <w:r>
+              <w:t>???</w:t>
+            </w:r>
+          </w:p>
+        </w:tc>
+        <w:tc>
+          <w:tcPr>
+            <w:tcW w:type="dxa" w:w="3041"/>
+          </w:tcPr>
+          <w:p>
+            <w:r>
+              <w:t>????????????????README ??????? Git ?????</w:t>
+            </w:r>
+          </w:p>
+        </w:tc>
+      </w:tr>
+      <w:tr>
+        <w:tc>
+          <w:tcPr>
+            <w:tcW w:type="dxa" w:w="3041"/>
+          </w:tcPr>
+          <w:p>
+            <w:r>
+              <w:t>P1 ????????</w:t>
+            </w:r>
+          </w:p>
+        </w:tc>
+        <w:tc>
+          <w:tcPr>
+            <w:tcW w:type="dxa" w:w="3041"/>
+          </w:tcPr>
+          <w:p>
+            <w:r>
+              <w:t>????</w:t>
+            </w:r>
+          </w:p>
+        </w:tc>
+        <w:tc>
+          <w:tcPr>
+            <w:tcW w:type="dxa" w:w="3041"/>
+          </w:tcPr>
+          <w:p>
+            <w:r>
+              <w:t>??? Express ??????? REST ????????????? MySQL ?????</w:t>
+            </w:r>
+          </w:p>
+        </w:tc>
+      </w:tr>
+      <w:tr>
+        <w:tc>
+          <w:tcPr>
+            <w:tcW w:type="dxa" w:w="3041"/>
+          </w:tcPr>
+          <w:p>
+            <w:r>
+              <w:t>P2 ??????</w:t>
+            </w:r>
+          </w:p>
+        </w:tc>
+        <w:tc>
+          <w:tcPr>
+            <w:tcW w:type="dxa" w:w="3041"/>
+          </w:tcPr>
+          <w:p>
+            <w:r>
+              <w:t>???</w:t>
+            </w:r>
+          </w:p>
+        </w:tc>
+        <w:tc>
+          <w:tcPr>
+            <w:tcW w:type="dxa" w:w="3041"/>
+          </w:tcPr>
+          <w:p>
+            <w:r>
+              <w:t>??? Vue 3 + Vite + Element Plus ????????????? API ???</w:t>
+            </w:r>
+          </w:p>
+        </w:tc>
+      </w:tr>
+      <w:tr>
+        <w:tc>
+          <w:tcPr>
+            <w:tcW w:type="dxa" w:w="3041"/>
+          </w:tcPr>
+          <w:p>
+            <w:r>
+              <w:t>P3 ??????</w:t>
+            </w:r>
+          </w:p>
+        </w:tc>
+        <w:tc>
+          <w:tcPr>
+            <w:tcW w:type="dxa" w:w="3041"/>
+          </w:tcPr>
+          <w:p>
+            <w:r>
+              <w:t>??????</w:t>
+            </w:r>
+          </w:p>
+        </w:tc>
+        <w:tc>
+          <w:tcPr>
+            <w:tcW w:type="dxa" w:w="3041"/>
+          </w:tcPr>
+          <w:p>
+            <w:r>
+              <w:t>?????Backlog???????????????????????????????</w:t>
+            </w:r>
+          </w:p>
+        </w:tc>
+      </w:tr>
+      <w:tr>
+        <w:tc>
+          <w:tcPr>
+            <w:tcW w:type="dxa" w:w="3041"/>
+          </w:tcPr>
+          <w:p>
+            <w:r>
+              <w:t>P4 ????</w:t>
+            </w:r>
+          </w:p>
+        </w:tc>
+        <w:tc>
+          <w:tcPr>
+            <w:tcW w:type="dxa" w:w="3041"/>
+          </w:tcPr>
+          <w:p>
+            <w:r>
+              <w:t>??????</w:t>
+            </w:r>
+          </w:p>
+        </w:tc>
+        <w:tc>
+          <w:tcPr>
+            <w:tcW w:type="dxa" w:w="3041"/>
+          </w:tcPr>
+          <w:p>
+            <w:r>
+              <w:t>???????????????Backlog?Sprint??????????????</w:t>
+            </w:r>
+          </w:p>
+        </w:tc>
+      </w:tr>
+      <w:tr>
+        <w:tc>
+          <w:tcPr>
+            <w:tcW w:type="dxa" w:w="3041"/>
+          </w:tcPr>
+          <w:p>
+            <w:r>
+              <w:t>P5 ???????</w:t>
+            </w:r>
+          </w:p>
+        </w:tc>
+        <w:tc>
+          <w:tcPr>
+            <w:tcW w:type="dxa" w:w="3041"/>
+          </w:tcPr>
+          <w:p>
+            <w:r>
+              <w:t>???</w:t>
+            </w:r>
+          </w:p>
+        </w:tc>
+        <w:tc>
+          <w:tcPr>
+            <w:tcW w:type="dxa" w:w="3041"/>
+          </w:tcPr>
+          <w:p>
+            <w:r>
+              <w:t>????? Trae Builder ?????????Gitee ???????? MySQL ???</w:t>
+            </w:r>
+          </w:p>
+        </w:tc>
+      </w:tr>
+    </w:tbl>
+    <w:tbl>
+      <w:tblPr>
+        <w:tblStyle w:val="TableGrid"/>
+        <w:tblW w:type="auto" w:w="0"/>
+        <w:tblLook w:firstColumn="1" w:firstRow="1" w:lastColumn="0" w:lastRow="0" w:noHBand="0" w:noVBand="1" w:val="04A0"/>
+      </w:tblPr>
+      <w:tblGrid>
+        <w:gridCol w:w="3041"/>
+        <w:gridCol w:w="3041"/>
+        <w:gridCol w:w="3041"/>
+      </w:tblGrid>
+      <w:tr>
+        <w:tc>
+          <w:tcPr>
+            <w:tcW w:type="dxa" w:w="3041"/>
+          </w:tcPr>
+          <w:p>
+            <w:r>
+              <w:t>??/??</w:t>
+            </w:r>
+          </w:p>
+        </w:tc>
+        <w:tc>
+          <w:tcPr>
+            <w:tcW w:type="dxa" w:w="3041"/>
+          </w:tcPr>
+          <w:p>
+            <w:r>
+              <w:t>????</w:t>
+            </w:r>
+          </w:p>
+        </w:tc>
+        <w:tc>
+          <w:tcPr>
+            <w:tcW w:type="dxa" w:w="3041"/>
+          </w:tcPr>
+          <w:p>
+            <w:r>
+              <w:t>????</w:t>
+            </w:r>
+          </w:p>
+        </w:tc>
+      </w:tr>
+      <w:tr>
+        <w:tc>
+          <w:tcPr>
+            <w:tcW w:type="dxa" w:w="3041"/>
+          </w:tcPr>
+          <w:p>
+            <w:r>
+              <w:t>??????</w:t>
+            </w:r>
+          </w:p>
+        </w:tc>
+        <w:tc>
+          <w:tcPr>
+            <w:tcW w:type="dxa" w:w="3041"/>
+          </w:tcPr>
+          <w:p>
+            <w:r>
+              <w:t>?????????????</w:t>
+            </w:r>
+          </w:p>
+        </w:tc>
+        <w:tc>
+          <w:tcPr>
+            <w:tcW w:type="dxa" w:w="3041"/>
+          </w:tcPr>
+          <w:p>
+            <w:r>
+              <w:t>???</w:t>
+            </w:r>
+          </w:p>
+        </w:tc>
+      </w:tr>
+      <w:tr>
+        <w:tc>
+          <w:tcPr>
+            <w:tcW w:type="dxa" w:w="3041"/>
+          </w:tcPr>
+          <w:p>
+            <w:r>
+              <w:t>??????</w:t>
+            </w:r>
+          </w:p>
+        </w:tc>
+        <w:tc>
+          <w:tcPr>
+            <w:tcW w:type="dxa" w:w="3041"/>
+          </w:tcPr>
+          <w:p>
+            <w:r>
+              <w:t>Backlog ?????</w:t>
+            </w:r>
+          </w:p>
+        </w:tc>
+        <w:tc>
+          <w:tcPr>
+            <w:tcW w:type="dxa" w:w="3041"/>
+          </w:tcPr>
+          <w:p>
+            <w:r>
+              <w:t>??????</w:t>
+            </w:r>
+          </w:p>
+        </w:tc>
+      </w:tr>
+      <w:tr>
+        <w:tc>
+          <w:tcPr>
+            <w:tcW w:type="dxa" w:w="3041"/>
+          </w:tcPr>
+          <w:p>
+            <w:r>
+              <w:t>??????</w:t>
+            </w:r>
+          </w:p>
+        </w:tc>
+        <w:tc>
+          <w:tcPr>
+            <w:tcW w:type="dxa" w:w="3041"/>
+          </w:tcPr>
+          <w:p>
+            <w:r>
+              <w:t>Sprint ?????????????</w:t>
+            </w:r>
+          </w:p>
+        </w:tc>
+        <w:tc>
+          <w:tcPr>
+            <w:tcW w:type="dxa" w:w="3041"/>
+          </w:tcPr>
+          <w:p>
+            <w:r>
+              <w:t>??????????????</w:t>
+            </w:r>
+          </w:p>
+        </w:tc>
+      </w:tr>
+      <w:tr>
+        <w:tc>
+          <w:tcPr>
+            <w:tcW w:type="dxa" w:w="3041"/>
+          </w:tcPr>
+          <w:p>
+            <w:r>
+              <w:t>????</w:t>
+            </w:r>
+          </w:p>
+        </w:tc>
+        <w:tc>
+          <w:tcPr>
+            <w:tcW w:type="dxa" w:w="3041"/>
+          </w:tcPr>
+          <w:p>
+            <w:r>
+              <w:t>??/???/??? ????</w:t>
+            </w:r>
+          </w:p>
+        </w:tc>
+        <w:tc>
+          <w:tcPr>
+            <w:tcW w:type="dxa" w:w="3041"/>
+          </w:tcPr>
+          <w:p>
+            <w:r>
+              <w:t>???</w:t>
+            </w:r>
+          </w:p>
+        </w:tc>
+      </w:tr>
+      <w:tr>
+        <w:tc>
+          <w:tcPr>
+            <w:tcW w:type="dxa" w:w="3041"/>
+          </w:tcPr>
+          <w:p>
+            <w:r>
+              <w:t>???</w:t>
+            </w:r>
+          </w:p>
+        </w:tc>
+        <w:tc>
+          <w:tcPr>
+            <w:tcW w:type="dxa" w:w="3041"/>
+          </w:tcPr>
+          <w:p>
+            <w:r>
+              <w:t>Sprint ?????????</w:t>
+            </w:r>
+          </w:p>
+        </w:tc>
+        <w:tc>
+          <w:tcPr>
+            <w:tcW w:type="dxa" w:w="3041"/>
+          </w:tcPr>
+          <w:p>
+            <w:r>
+              <w:t>??????</w:t>
+            </w:r>
+          </w:p>
+        </w:tc>
+      </w:tr>
+      <w:tr>
+        <w:tc>
+          <w:tcPr>
+            <w:tcW w:type="dxa" w:w="3041"/>
+          </w:tcPr>
+          <w:p>
+            <w:r>
+              <w:t>????</w:t>
+            </w:r>
+          </w:p>
+        </w:tc>
+        <w:tc>
+          <w:tcPr>
+            <w:tcW w:type="dxa" w:w="3041"/>
+          </w:tcPr>
+          <w:p>
+            <w:r>
+              <w:t>?????????</w:t>
+            </w:r>
+          </w:p>
+        </w:tc>
+        <w:tc>
+          <w:tcPr>
+            <w:tcW w:type="dxa" w:w="3041"/>
+          </w:tcPr>
+          <w:p>
+            <w:r>
+              <w:t>???</w:t>
+            </w:r>
+          </w:p>
+        </w:tc>
+      </w:tr>
+    </w:tbl>
+    <w:tbl>
+      <w:tblPr>
+        <w:tblStyle w:val="TableGrid"/>
+        <w:tblW w:type="auto" w:w="0"/>
+        <w:tblLook w:firstColumn="1" w:firstRow="1" w:lastColumn="0" w:lastRow="0" w:noHBand="0" w:noVBand="1" w:val="04A0"/>
+      </w:tblPr>
+      <w:tblGrid>
+        <w:gridCol w:w="3041"/>
+        <w:gridCol w:w="3041"/>
+        <w:gridCol w:w="3041"/>
+      </w:tblGrid>
+      <w:tr>
+        <w:tc>
+          <w:tcPr>
+            <w:tcW w:type="dxa" w:w="3041"/>
+          </w:tcPr>
+          <w:p>
+            <w:r>
+              <w:t>??</w:t>
+            </w:r>
+          </w:p>
+        </w:tc>
+        <w:tc>
+          <w:tcPr>
+            <w:tcW w:type="dxa" w:w="3041"/>
+          </w:tcPr>
+          <w:p>
+            <w:r>
+              <w:t>Builder ??</w:t>
+            </w:r>
+          </w:p>
+        </w:tc>
+        <w:tc>
+          <w:tcPr>
+            <w:tcW w:type="dxa" w:w="3041"/>
+          </w:tcPr>
+          <w:p>
+            <w:r>
+              <w:t>??????</w:t>
+            </w:r>
+          </w:p>
+        </w:tc>
+      </w:tr>
+      <w:tr>
+        <w:tc>
+          <w:tcPr>
+            <w:tcW w:type="dxa" w:w="3041"/>
+          </w:tcPr>
+          <w:p>
+            <w:r>
+              <w:t>?? 1</w:t>
+            </w:r>
+          </w:p>
+        </w:tc>
+        <w:tc>
+          <w:tcPr>
+            <w:tcW w:type="dxa" w:w="3041"/>
+          </w:tcPr>
+          <w:p>
+            <w:r>
+              <w:t>?????????????</w:t>
+            </w:r>
+          </w:p>
+        </w:tc>
+        <w:tc>
+          <w:tcPr>
+            <w:tcW w:type="dxa" w:w="3041"/>
+          </w:tcPr>
+          <w:p>
+            <w:r>
+              <w:t>????????????????????????</w:t>
+            </w:r>
+          </w:p>
+        </w:tc>
+      </w:tr>
+      <w:tr>
+        <w:tc>
+          <w:tcPr>
+            <w:tcW w:type="dxa" w:w="3041"/>
+          </w:tcPr>
+          <w:p>
+            <w:r>
+              <w:t>?? 2</w:t>
+            </w:r>
+          </w:p>
+        </w:tc>
+        <w:tc>
+          <w:tcPr>
+            <w:tcW w:type="dxa" w:w="3041"/>
+          </w:tcPr>
+          <w:p>
+            <w:r>
+              <w:t>?? SprintsView.vue?BacklogView.vue ??? API ??</w:t>
+            </w:r>
+          </w:p>
+        </w:tc>
+        <w:tc>
+          <w:tcPr>
+            <w:tcW w:type="dxa" w:w="3041"/>
+          </w:tcPr>
+          <w:p>
+            <w:r>
+              <w:t>?????????????????</w:t>
+            </w:r>
+          </w:p>
+        </w:tc>
+      </w:tr>
+      <w:tr>
+        <w:tc>
+          <w:tcPr>
+            <w:tcW w:type="dxa" w:w="3041"/>
+          </w:tcPr>
+          <w:p>
+            <w:r>
+              <w:t>?? 3</w:t>
+            </w:r>
+          </w:p>
+        </w:tc>
+        <w:tc>
+          <w:tcPr>
+            <w:tcW w:type="dxa" w:w="3041"/>
+          </w:tcPr>
+          <w:p>
+            <w:r>
+              <w:t>? SprintsView.vue ???????????????</w:t>
+            </w:r>
+          </w:p>
+        </w:tc>
+        <w:tc>
+          <w:tcPr>
+            <w:tcW w:type="dxa" w:w="3041"/>
+          </w:tcPr>
+          <w:p>
+            <w:r>
+              <w:t>?????????????????????????</w:t>
+            </w:r>
+          </w:p>
+        </w:tc>
+      </w:tr>
+      <w:tr>
+        <w:tc>
+          <w:tcPr>
+            <w:tcW w:type="dxa" w:w="3041"/>
+          </w:tcPr>
+          <w:p>
+            <w:r>
+              <w:t>?? 4</w:t>
+            </w:r>
+          </w:p>
+        </w:tc>
+        <w:tc>
+          <w:tcPr>
+            <w:tcW w:type="dxa" w:w="3041"/>
+          </w:tcPr>
+          <w:p>
+            <w:r>
+              <w:t>?? updateStorySprint ????????</w:t>
+            </w:r>
+          </w:p>
+        </w:tc>
+        <w:tc>
+          <w:tcPr>
+            <w:tcW w:type="dxa" w:w="3041"/>
+          </w:tcPr>
+          <w:p>
+            <w:r>
+              <w:t>?????????????????????????</w:t>
+            </w:r>
+          </w:p>
+        </w:tc>
+      </w:tr>
+      <w:tr>
+        <w:tc>
+          <w:tcPr>
+            <w:tcW w:type="dxa" w:w="3041"/>
+          </w:tcPr>
+          <w:p>
+            <w:r>
+              <w:t>?? 5</w:t>
+            </w:r>
+          </w:p>
+        </w:tc>
+        <w:tc>
+          <w:tcPr>
+            <w:tcW w:type="dxa" w:w="3041"/>
+          </w:tcPr>
+          <w:p>
+            <w:r>
+              <w:t>???????????????</w:t>
+            </w:r>
+          </w:p>
+        </w:tc>
+        <w:tc>
+          <w:tcPr>
+            <w:tcW w:type="dxa" w:w="3041"/>
+          </w:tcPr>
+          <w:p>
+            <w:r>
+              <w:t>????????????????????????</w:t>
+            </w:r>
+          </w:p>
+        </w:tc>
+      </w:tr>
+    </w:tbl>
+    <w:tbl>
+      <w:tblPr>
+        <w:tblStyle w:val="TableGrid"/>
+        <w:tblW w:type="auto" w:w="0"/>
+        <w:tblLook w:firstColumn="1" w:firstRow="1" w:lastColumn="0" w:lastRow="0" w:noHBand="0" w:noVBand="1" w:val="04A0"/>
+      </w:tblPr>
+      <w:tblGrid>
+        <w:gridCol w:w="3041"/>
+        <w:gridCol w:w="3041"/>
+        <w:gridCol w:w="3041"/>
+      </w:tblGrid>
+      <w:tr>
+        <w:tc>
+          <w:tcPr>
+            <w:tcW w:type="dxa" w:w="3041"/>
+          </w:tcPr>
+          <w:p>
+            <w:r>
+              <w:t>??</w:t>
+            </w:r>
+          </w:p>
+        </w:tc>
+        <w:tc>
+          <w:tcPr>
+            <w:tcW w:type="dxa" w:w="3041"/>
+          </w:tcPr>
+          <w:p>
+            <w:r>
+              <w:t>????</w:t>
+            </w:r>
+          </w:p>
+        </w:tc>
+        <w:tc>
+          <w:tcPr>
+            <w:tcW w:type="dxa" w:w="3041"/>
+          </w:tcPr>
+          <w:p>
+            <w:r>
+              <w:t>??</w:t>
+            </w:r>
+          </w:p>
+        </w:tc>
+      </w:tr>
+      <w:tr>
+        <w:tc>
+          <w:tcPr>
+            <w:tcW w:type="dxa" w:w="3041"/>
+          </w:tcPr>
+          <w:p>
+            <w:r>
+              <w:t>P0 ?????</w:t>
+            </w:r>
+          </w:p>
+        </w:tc>
+        <w:tc>
+          <w:tcPr>
+            <w:tcW w:type="dxa" w:w="3041"/>
+          </w:tcPr>
+          <w:p>
+            <w:r>
+              <w:t>???</w:t>
+            </w:r>
+          </w:p>
+        </w:tc>
+        <w:tc>
+          <w:tcPr>
+            <w:tcW w:type="dxa" w:w="3041"/>
+          </w:tcPr>
+          <w:p>
+            <w:r>
+              <w:t>????????????????README ??????? Git ?????</w:t>
+            </w:r>
+          </w:p>
+        </w:tc>
+      </w:tr>
+      <w:tr>
+        <w:tc>
+          <w:tcPr>
+            <w:tcW w:type="dxa" w:w="3041"/>
+          </w:tcPr>
+          <w:p>
+            <w:r>
+              <w:t>P1 ????????</w:t>
+            </w:r>
+          </w:p>
+        </w:tc>
+        <w:tc>
+          <w:tcPr>
+            <w:tcW w:type="dxa" w:w="3041"/>
+          </w:tcPr>
+          <w:p>
+            <w:r>
+              <w:t>????</w:t>
+            </w:r>
+          </w:p>
+        </w:tc>
+        <w:tc>
+          <w:tcPr>
+            <w:tcW w:type="dxa" w:w="3041"/>
+          </w:tcPr>
+          <w:p>
+            <w:r>
+              <w:t>??? Express ??????? REST ????????????? MySQL ?????</w:t>
+            </w:r>
+          </w:p>
+        </w:tc>
+      </w:tr>
+      <w:tr>
+        <w:tc>
+          <w:tcPr>
+            <w:tcW w:type="dxa" w:w="3041"/>
+          </w:tcPr>
+          <w:p>
+            <w:r>
+              <w:t>P2 ??????</w:t>
+            </w:r>
+          </w:p>
+        </w:tc>
+        <w:tc>
+          <w:tcPr>
+            <w:tcW w:type="dxa" w:w="3041"/>
+          </w:tcPr>
+          <w:p>
+            <w:r>
+              <w:t>???</w:t>
+            </w:r>
+          </w:p>
+        </w:tc>
+        <w:tc>
+          <w:tcPr>
+            <w:tcW w:type="dxa" w:w="3041"/>
+          </w:tcPr>
+          <w:p>
+            <w:r>
+              <w:t>??? Vue 3 + Vite + Element Plus ????????????? API ???</w:t>
+            </w:r>
+          </w:p>
+        </w:tc>
+      </w:tr>
+      <w:tr>
+        <w:tc>
+          <w:tcPr>
+            <w:tcW w:type="dxa" w:w="3041"/>
+          </w:tcPr>
+          <w:p>
+            <w:r>
+              <w:t>P3 ??????</w:t>
+            </w:r>
+          </w:p>
+        </w:tc>
+        <w:tc>
+          <w:tcPr>
+            <w:tcW w:type="dxa" w:w="3041"/>
+          </w:tcPr>
+          <w:p>
+            <w:r>
+              <w:t>??????</w:t>
+            </w:r>
+          </w:p>
+        </w:tc>
+        <w:tc>
+          <w:tcPr>
+            <w:tcW w:type="dxa" w:w="3041"/>
+          </w:tcPr>
+          <w:p>
+            <w:r>
+              <w:t>?????Backlog???????????????????????????????</w:t>
+            </w:r>
+          </w:p>
+        </w:tc>
+      </w:tr>
+      <w:tr>
+        <w:tc>
+          <w:tcPr>
+            <w:tcW w:type="dxa" w:w="3041"/>
+          </w:tcPr>
+          <w:p>
+            <w:r>
+              <w:t>P4 ????</w:t>
+            </w:r>
+          </w:p>
+        </w:tc>
+        <w:tc>
+          <w:tcPr>
+            <w:tcW w:type="dxa" w:w="3041"/>
+          </w:tcPr>
+          <w:p>
+            <w:r>
+              <w:t>??????</w:t>
+            </w:r>
+          </w:p>
+        </w:tc>
+        <w:tc>
+          <w:tcPr>
+            <w:tcW w:type="dxa" w:w="3041"/>
+          </w:tcPr>
+          <w:p>
+            <w:r>
+              <w:t>???????????????Backlog?Sprint??????????????</w:t>
+            </w:r>
+          </w:p>
+        </w:tc>
+      </w:tr>
+      <w:tr>
+        <w:tc>
+          <w:tcPr>
+            <w:tcW w:type="dxa" w:w="3041"/>
+          </w:tcPr>
+          <w:p>
+            <w:r>
+              <w:t>P5 ???????</w:t>
+            </w:r>
+          </w:p>
+        </w:tc>
+        <w:tc>
+          <w:tcPr>
+            <w:tcW w:type="dxa" w:w="3041"/>
+          </w:tcPr>
+          <w:p>
+            <w:r>
+              <w:t>???</w:t>
+            </w:r>
+          </w:p>
+        </w:tc>
+        <w:tc>
+          <w:tcPr>
+            <w:tcW w:type="dxa" w:w="3041"/>
+          </w:tcPr>
+          <w:p>
+            <w:r>
+              <w:t>????? Trae Builder ?????????Gitee ???????? MySQL ???</w:t>
+            </w:r>
+          </w:p>
+        </w:tc>
+      </w:tr>
+    </w:tbl>
+    <w:tbl>
+      <w:tblPr>
+        <w:tblStyle w:val="TableGrid"/>
+        <w:tblW w:type="auto" w:w="0"/>
+        <w:tblLook w:firstColumn="1" w:firstRow="1" w:lastColumn="0" w:lastRow="0" w:noHBand="0" w:noVBand="1" w:val="04A0"/>
+      </w:tblPr>
+      <w:tblGrid>
+        <w:gridCol w:w="3041"/>
+        <w:gridCol w:w="3041"/>
+        <w:gridCol w:w="3041"/>
+      </w:tblGrid>
+      <w:tr>
+        <w:tc>
+          <w:tcPr>
+            <w:tcW w:type="dxa" w:w="3041"/>
+          </w:tcPr>
+          <w:p>
+            <w:r>
+              <w:t>??/??</w:t>
+            </w:r>
+          </w:p>
+        </w:tc>
+        <w:tc>
+          <w:tcPr>
+            <w:tcW w:type="dxa" w:w="3041"/>
+          </w:tcPr>
+          <w:p>
+            <w:r>
+              <w:t>????</w:t>
+            </w:r>
+          </w:p>
+        </w:tc>
+        <w:tc>
+          <w:tcPr>
+            <w:tcW w:type="dxa" w:w="3041"/>
+          </w:tcPr>
+          <w:p>
+            <w:r>
+              <w:t>????</w:t>
+            </w:r>
+          </w:p>
+        </w:tc>
+      </w:tr>
+      <w:tr>
+        <w:tc>
+          <w:tcPr>
+            <w:tcW w:type="dxa" w:w="3041"/>
+          </w:tcPr>
+          <w:p>
+            <w:r>
+              <w:t>??????</w:t>
+            </w:r>
+          </w:p>
+        </w:tc>
+        <w:tc>
+          <w:tcPr>
+            <w:tcW w:type="dxa" w:w="3041"/>
+          </w:tcPr>
+          <w:p>
+            <w:r>
+              <w:t>?????????????</w:t>
+            </w:r>
+          </w:p>
+        </w:tc>
+        <w:tc>
+          <w:tcPr>
+            <w:tcW w:type="dxa" w:w="3041"/>
+          </w:tcPr>
+          <w:p>
+            <w:r>
+              <w:t>???</w:t>
+            </w:r>
+          </w:p>
+        </w:tc>
+      </w:tr>
+      <w:tr>
+        <w:tc>
+          <w:tcPr>
+            <w:tcW w:type="dxa" w:w="3041"/>
+          </w:tcPr>
+          <w:p>
+            <w:r>
+              <w:t>??????</w:t>
+            </w:r>
+          </w:p>
+        </w:tc>
+        <w:tc>
+          <w:tcPr>
+            <w:tcW w:type="dxa" w:w="3041"/>
+          </w:tcPr>
+          <w:p>
+            <w:r>
+              <w:t>Backlog ?????</w:t>
+            </w:r>
+          </w:p>
+        </w:tc>
+        <w:tc>
+          <w:tcPr>
+            <w:tcW w:type="dxa" w:w="3041"/>
+          </w:tcPr>
+          <w:p>
+            <w:r>
+              <w:t>??????</w:t>
+            </w:r>
+          </w:p>
+        </w:tc>
+      </w:tr>
+      <w:tr>
+        <w:tc>
+          <w:tcPr>
+            <w:tcW w:type="dxa" w:w="3041"/>
+          </w:tcPr>
+          <w:p>
+            <w:r>
+              <w:t>??????</w:t>
+            </w:r>
+          </w:p>
+        </w:tc>
+        <w:tc>
+          <w:tcPr>
+            <w:tcW w:type="dxa" w:w="3041"/>
+          </w:tcPr>
+          <w:p>
+            <w:r>
+              <w:t>Sprint ?????????????</w:t>
+            </w:r>
+          </w:p>
+        </w:tc>
+        <w:tc>
+          <w:tcPr>
+            <w:tcW w:type="dxa" w:w="3041"/>
+          </w:tcPr>
+          <w:p>
+            <w:r>
+              <w:t>??????????????</w:t>
+            </w:r>
+          </w:p>
+        </w:tc>
+      </w:tr>
+      <w:tr>
+        <w:tc>
+          <w:tcPr>
+            <w:tcW w:type="dxa" w:w="3041"/>
+          </w:tcPr>
+          <w:p>
+            <w:r>
+              <w:t>????</w:t>
+            </w:r>
+          </w:p>
+        </w:tc>
+        <w:tc>
+          <w:tcPr>
+            <w:tcW w:type="dxa" w:w="3041"/>
+          </w:tcPr>
+          <w:p>
+            <w:r>
+              <w:t>??/???/??? ????</w:t>
+            </w:r>
+          </w:p>
+        </w:tc>
+        <w:tc>
+          <w:tcPr>
+            <w:tcW w:type="dxa" w:w="3041"/>
+          </w:tcPr>
+          <w:p>
+            <w:r>
+              <w:t>???</w:t>
+            </w:r>
+          </w:p>
+        </w:tc>
+      </w:tr>
+      <w:tr>
+        <w:tc>
+          <w:tcPr>
+            <w:tcW w:type="dxa" w:w="3041"/>
+          </w:tcPr>
+          <w:p>
+            <w:r>
+              <w:t>???</w:t>
+            </w:r>
+          </w:p>
+        </w:tc>
+        <w:tc>
+          <w:tcPr>
+            <w:tcW w:type="dxa" w:w="3041"/>
+          </w:tcPr>
+          <w:p>
+            <w:r>
+              <w:t>Sprint ?????????</w:t>
+            </w:r>
+          </w:p>
+        </w:tc>
+        <w:tc>
+          <w:tcPr>
+            <w:tcW w:type="dxa" w:w="3041"/>
+          </w:tcPr>
+          <w:p>
+            <w:r>
+              <w:t>??????</w:t>
+            </w:r>
+          </w:p>
+        </w:tc>
+      </w:tr>
+      <w:tr>
+        <w:tc>
+          <w:tcPr>
+            <w:tcW w:type="dxa" w:w="3041"/>
+          </w:tcPr>
+          <w:p>
+            <w:r>
+              <w:t>????</w:t>
+            </w:r>
+          </w:p>
+        </w:tc>
+        <w:tc>
+          <w:tcPr>
+            <w:tcW w:type="dxa" w:w="3041"/>
+          </w:tcPr>
+          <w:p>
+            <w:r>
+              <w:t>?????????</w:t>
+            </w:r>
+          </w:p>
+        </w:tc>
+        <w:tc>
+          <w:tcPr>
+            <w:tcW w:type="dxa" w:w="3041"/>
+          </w:tcPr>
+          <w:p>
+            <w:r>
+              <w:t>???</w:t>
+            </w:r>
+          </w:p>
+        </w:tc>
+      </w:tr>
+    </w:tbl>
+    <w:tbl>
+      <w:tblPr>
+        <w:tblStyle w:val="TableGrid"/>
+        <w:tblW w:type="auto" w:w="0"/>
+        <w:tblLook w:firstColumn="1" w:firstRow="1" w:lastColumn="0" w:lastRow="0" w:noHBand="0" w:noVBand="1" w:val="04A0"/>
+      </w:tblPr>
+      <w:tblGrid>
+        <w:gridCol w:w="3041"/>
+        <w:gridCol w:w="3041"/>
+        <w:gridCol w:w="3041"/>
+      </w:tblGrid>
+      <w:tr>
+        <w:tc>
+          <w:tcPr>
+            <w:tcW w:type="dxa" w:w="3041"/>
+          </w:tcPr>
+          <w:p>
+            <w:r>
+              <w:t>??</w:t>
+            </w:r>
+          </w:p>
+        </w:tc>
+        <w:tc>
+          <w:tcPr>
+            <w:tcW w:type="dxa" w:w="3041"/>
+          </w:tcPr>
+          <w:p>
+            <w:r>
+              <w:t>Builder ??</w:t>
+            </w:r>
+          </w:p>
+        </w:tc>
+        <w:tc>
+          <w:tcPr>
+            <w:tcW w:type="dxa" w:w="3041"/>
+          </w:tcPr>
+          <w:p>
+            <w:r>
+              <w:t>??????</w:t>
+            </w:r>
+          </w:p>
+        </w:tc>
+      </w:tr>
+      <w:tr>
+        <w:tc>
+          <w:tcPr>
+            <w:tcW w:type="dxa" w:w="3041"/>
+          </w:tcPr>
+          <w:p>
+            <w:r>
+              <w:t>?? 1</w:t>
+            </w:r>
+          </w:p>
+        </w:tc>
+        <w:tc>
+          <w:tcPr>
+            <w:tcW w:type="dxa" w:w="3041"/>
+          </w:tcPr>
+          <w:p>
+            <w:r>
+              <w:t>?????????????</w:t>
+            </w:r>
+          </w:p>
+        </w:tc>
+        <w:tc>
+          <w:tcPr>
+            <w:tcW w:type="dxa" w:w="3041"/>
+          </w:tcPr>
+          <w:p>
+            <w:r>
+              <w:t>????????????????????????</w:t>
+            </w:r>
+          </w:p>
+        </w:tc>
+      </w:tr>
+      <w:tr>
+        <w:tc>
+          <w:tcPr>
+            <w:tcW w:type="dxa" w:w="3041"/>
+          </w:tcPr>
+          <w:p>
+            <w:r>
+              <w:t>?? 2</w:t>
+            </w:r>
+          </w:p>
+        </w:tc>
+        <w:tc>
+          <w:tcPr>
+            <w:tcW w:type="dxa" w:w="3041"/>
+          </w:tcPr>
+          <w:p>
+            <w:r>
+              <w:t>?? SprintsView.vue?BacklogView.vue ??? API ??</w:t>
+            </w:r>
+          </w:p>
+        </w:tc>
+        <w:tc>
+          <w:tcPr>
+            <w:tcW w:type="dxa" w:w="3041"/>
+          </w:tcPr>
+          <w:p>
+            <w:r>
+              <w:t>?????????????????</w:t>
+            </w:r>
+          </w:p>
+        </w:tc>
+      </w:tr>
+      <w:tr>
+        <w:tc>
+          <w:tcPr>
+            <w:tcW w:type="dxa" w:w="3041"/>
+          </w:tcPr>
+          <w:p>
+            <w:r>
+              <w:t>?? 3</w:t>
+            </w:r>
+          </w:p>
+        </w:tc>
+        <w:tc>
+          <w:tcPr>
+            <w:tcW w:type="dxa" w:w="3041"/>
+          </w:tcPr>
+          <w:p>
+            <w:r>
+              <w:t>? SprintsView.vue ???????????????</w:t>
+            </w:r>
+          </w:p>
+        </w:tc>
+        <w:tc>
+          <w:tcPr>
+            <w:tcW w:type="dxa" w:w="3041"/>
+          </w:tcPr>
+          <w:p>
+            <w:r>
+              <w:t>?????????????????????????</w:t>
+            </w:r>
+          </w:p>
+        </w:tc>
+      </w:tr>
+      <w:tr>
+        <w:tc>
+          <w:tcPr>
+            <w:tcW w:type="dxa" w:w="3041"/>
+          </w:tcPr>
+          <w:p>
+            <w:r>
+              <w:t>?? 4</w:t>
+            </w:r>
+          </w:p>
+        </w:tc>
+        <w:tc>
+          <w:tcPr>
+            <w:tcW w:type="dxa" w:w="3041"/>
+          </w:tcPr>
+          <w:p>
+            <w:r>
+              <w:t>?? updateStorySprint ????????</w:t>
+            </w:r>
+          </w:p>
+        </w:tc>
+        <w:tc>
+          <w:tcPr>
+            <w:tcW w:type="dxa" w:w="3041"/>
+          </w:tcPr>
+          <w:p>
+            <w:r>
+              <w:t>?????????????????????????</w:t>
+            </w:r>
+          </w:p>
+        </w:tc>
+      </w:tr>
+      <w:tr>
+        <w:tc>
+          <w:tcPr>
+            <w:tcW w:type="dxa" w:w="3041"/>
+          </w:tcPr>
+          <w:p>
+            <w:r>
+              <w:t>?? 5</w:t>
+            </w:r>
+          </w:p>
+        </w:tc>
+        <w:tc>
+          <w:tcPr>
+            <w:tcW w:type="dxa" w:w="3041"/>
+          </w:tcPr>
+          <w:p>
+            <w:r>
+              <w:t>???????????????</w:t>
+            </w:r>
+          </w:p>
+        </w:tc>
+        <w:tc>
+          <w:tcPr>
+            <w:tcW w:type="dxa" w:w="3041"/>
+          </w:tcPr>
+          <w:p>
+            <w:r>
+              <w:t>????????????????????????</w:t>
+            </w:r>
+          </w:p>
+        </w:tc>
+      </w:tr>
+    </w:tbl>
+    <w:tbl>
+      <w:tblPr>
+        <w:tblStyle w:val="TableGrid"/>
+        <w:tblW w:type="auto" w:w="0"/>
+        <w:tblLook w:firstColumn="1" w:firstRow="1" w:lastColumn="0" w:lastRow="0" w:noHBand="0" w:noVBand="1" w:val="04A0"/>
+      </w:tblPr>
+      <w:tblGrid>
+        <w:gridCol w:w="3041"/>
+        <w:gridCol w:w="3041"/>
+        <w:gridCol w:w="3041"/>
+      </w:tblGrid>
+      <w:tr>
+        <w:tc>
+          <w:tcPr>
+            <w:tcW w:type="dxa" w:w="3041"/>
+          </w:tcPr>
+          <w:p>
+            <w:r>
+              <w:t>??</w:t>
+            </w:r>
+          </w:p>
+        </w:tc>
+        <w:tc>
+          <w:tcPr>
+            <w:tcW w:type="dxa" w:w="3041"/>
+          </w:tcPr>
+          <w:p>
+            <w:r>
+              <w:t>????</w:t>
+            </w:r>
+          </w:p>
+        </w:tc>
+        <w:tc>
+          <w:tcPr>
+            <w:tcW w:type="dxa" w:w="3041"/>
+          </w:tcPr>
+          <w:p>
+            <w:r>
+              <w:t>??</w:t>
+            </w:r>
+          </w:p>
+        </w:tc>
+      </w:tr>
+      <w:tr>
+        <w:tc>
+          <w:tcPr>
+            <w:tcW w:type="dxa" w:w="3041"/>
+          </w:tcPr>
+          <w:p>
+            <w:r>
+              <w:t>P0 ?????</w:t>
+            </w:r>
+          </w:p>
+        </w:tc>
+        <w:tc>
+          <w:tcPr>
+            <w:tcW w:type="dxa" w:w="3041"/>
+          </w:tcPr>
+          <w:p>
+            <w:r>
+              <w:t>???</w:t>
+            </w:r>
+          </w:p>
+        </w:tc>
+        <w:tc>
+          <w:tcPr>
+            <w:tcW w:type="dxa" w:w="3041"/>
+          </w:tcPr>
+          <w:p>
+            <w:r>
+              <w:t>????????????????README ??????? Git ?????</w:t>
+            </w:r>
+          </w:p>
+        </w:tc>
+      </w:tr>
+      <w:tr>
+        <w:tc>
+          <w:tcPr>
+            <w:tcW w:type="dxa" w:w="3041"/>
+          </w:tcPr>
+          <w:p>
+            <w:r>
+              <w:t>P1 ????????</w:t>
+            </w:r>
+          </w:p>
+        </w:tc>
+        <w:tc>
+          <w:tcPr>
+            <w:tcW w:type="dxa" w:w="3041"/>
+          </w:tcPr>
+          <w:p>
+            <w:r>
+              <w:t>????</w:t>
+            </w:r>
+          </w:p>
+        </w:tc>
+        <w:tc>
+          <w:tcPr>
+            <w:tcW w:type="dxa" w:w="3041"/>
+          </w:tcPr>
+          <w:p>
+            <w:r>
+              <w:t>??? Express ??????? REST ????????????? MySQL ?????</w:t>
+            </w:r>
+          </w:p>
+        </w:tc>
+      </w:tr>
+      <w:tr>
+        <w:tc>
+          <w:tcPr>
+            <w:tcW w:type="dxa" w:w="3041"/>
+          </w:tcPr>
+          <w:p>
+            <w:r>
+              <w:t>P2 ??????</w:t>
+            </w:r>
+          </w:p>
+        </w:tc>
+        <w:tc>
+          <w:tcPr>
+            <w:tcW w:type="dxa" w:w="3041"/>
+          </w:tcPr>
+          <w:p>
+            <w:r>
+              <w:t>???</w:t>
+            </w:r>
+          </w:p>
+        </w:tc>
+        <w:tc>
+          <w:tcPr>
+            <w:tcW w:type="dxa" w:w="3041"/>
+          </w:tcPr>
+          <w:p>
+            <w:r>
+              <w:t>??? Vue 3 + Vite + Element Plus ????????????? API ???</w:t>
+            </w:r>
+          </w:p>
+        </w:tc>
+      </w:tr>
+      <w:tr>
+        <w:tc>
+          <w:tcPr>
+            <w:tcW w:type="dxa" w:w="3041"/>
+          </w:tcPr>
+          <w:p>
+            <w:r>
+              <w:t>P3 ??????</w:t>
+            </w:r>
+          </w:p>
+        </w:tc>
+        <w:tc>
+          <w:tcPr>
+            <w:tcW w:type="dxa" w:w="3041"/>
+          </w:tcPr>
+          <w:p>
+            <w:r>
+              <w:t>??????</w:t>
+            </w:r>
+          </w:p>
+        </w:tc>
+        <w:tc>
+          <w:tcPr>
+            <w:tcW w:type="dxa" w:w="3041"/>
+          </w:tcPr>
+          <w:p>
+            <w:r>
+              <w:t>?????Backlog???????????????????????????????</w:t>
+            </w:r>
+          </w:p>
+        </w:tc>
+      </w:tr>
+      <w:tr>
+        <w:tc>
+          <w:tcPr>
+            <w:tcW w:type="dxa" w:w="3041"/>
+          </w:tcPr>
+          <w:p>
+            <w:r>
+              <w:t>P4 ????</w:t>
+            </w:r>
+          </w:p>
+        </w:tc>
+        <w:tc>
+          <w:tcPr>
+            <w:tcW w:type="dxa" w:w="3041"/>
+          </w:tcPr>
+          <w:p>
+            <w:r>
+              <w:t>??????</w:t>
+            </w:r>
+          </w:p>
+        </w:tc>
+        <w:tc>
+          <w:tcPr>
+            <w:tcW w:type="dxa" w:w="3041"/>
+          </w:tcPr>
+          <w:p>
+            <w:r>
+              <w:t>???????????????Backlog?Sprint??????????????</w:t>
+            </w:r>
+          </w:p>
+        </w:tc>
+      </w:tr>
+      <w:tr>
+        <w:tc>
+          <w:tcPr>
+            <w:tcW w:type="dxa" w:w="3041"/>
+          </w:tcPr>
+          <w:p>
+            <w:r>
+              <w:t>P5 ???????</w:t>
+            </w:r>
+          </w:p>
+        </w:tc>
+        <w:tc>
+          <w:tcPr>
+            <w:tcW w:type="dxa" w:w="3041"/>
+          </w:tcPr>
+          <w:p>
+            <w:r>
+              <w:t>???</w:t>
+            </w:r>
+          </w:p>
+        </w:tc>
+        <w:tc>
+          <w:tcPr>
+            <w:tcW w:type="dxa" w:w="3041"/>
+          </w:tcPr>
+          <w:p>
+            <w:r>
+              <w:t>????? Trae Builder ?????????Gitee ???????? MySQL ???</w:t>
+            </w:r>
+          </w:p>
+        </w:tc>
+      </w:tr>
+    </w:tbl>
+    <w:tbl>
+      <w:tblPr>
+        <w:tblStyle w:val="TableGrid"/>
+        <w:tblW w:type="auto" w:w="0"/>
+        <w:tblLook w:firstColumn="1" w:firstRow="1" w:lastColumn="0" w:lastRow="0" w:noHBand="0" w:noVBand="1" w:val="04A0"/>
+      </w:tblPr>
+      <w:tblGrid>
+        <w:gridCol w:w="3041"/>
+        <w:gridCol w:w="3041"/>
+        <w:gridCol w:w="3041"/>
+      </w:tblGrid>
+      <w:tr>
+        <w:tc>
+          <w:tcPr>
+            <w:tcW w:type="dxa" w:w="3041"/>
+          </w:tcPr>
+          <w:p>
+            <w:r>
+              <w:t>??/??</w:t>
+            </w:r>
+          </w:p>
+        </w:tc>
+        <w:tc>
+          <w:tcPr>
+            <w:tcW w:type="dxa" w:w="3041"/>
+          </w:tcPr>
+          <w:p>
+            <w:r>
+              <w:t>????</w:t>
+            </w:r>
+          </w:p>
+        </w:tc>
+        <w:tc>
+          <w:tcPr>
+            <w:tcW w:type="dxa" w:w="3041"/>
+          </w:tcPr>
+          <w:p>
+            <w:r>
+              <w:t>????</w:t>
+            </w:r>
+          </w:p>
+        </w:tc>
+      </w:tr>
+      <w:tr>
+        <w:tc>
+          <w:tcPr>
+            <w:tcW w:type="dxa" w:w="3041"/>
+          </w:tcPr>
+          <w:p>
+            <w:r>
+              <w:t>??????</w:t>
+            </w:r>
+          </w:p>
+        </w:tc>
+        <w:tc>
+          <w:tcPr>
+            <w:tcW w:type="dxa" w:w="3041"/>
+          </w:tcPr>
+          <w:p>
+            <w:r>
+              <w:t>?????????????</w:t>
+            </w:r>
+          </w:p>
+        </w:tc>
+        <w:tc>
+          <w:tcPr>
+            <w:tcW w:type="dxa" w:w="3041"/>
+          </w:tcPr>
+          <w:p>
+            <w:r>
+              <w:t>???</w:t>
+            </w:r>
+          </w:p>
+        </w:tc>
+      </w:tr>
+      <w:tr>
+        <w:tc>
+          <w:tcPr>
+            <w:tcW w:type="dxa" w:w="3041"/>
+          </w:tcPr>
+          <w:p>
+            <w:r>
+              <w:t>??????</w:t>
+            </w:r>
+          </w:p>
+        </w:tc>
+        <w:tc>
+          <w:tcPr>
+            <w:tcW w:type="dxa" w:w="3041"/>
+          </w:tcPr>
+          <w:p>
+            <w:r>
+              <w:t>Backlog ?????</w:t>
+            </w:r>
+          </w:p>
+        </w:tc>
+        <w:tc>
+          <w:tcPr>
+            <w:tcW w:type="dxa" w:w="3041"/>
+          </w:tcPr>
+          <w:p>
+            <w:r>
+              <w:t>??????</w:t>
+            </w:r>
+          </w:p>
+        </w:tc>
+      </w:tr>
+      <w:tr>
+        <w:tc>
+          <w:tcPr>
+            <w:tcW w:type="dxa" w:w="3041"/>
+          </w:tcPr>
+          <w:p>
+            <w:r>
+              <w:t>??????</w:t>
+            </w:r>
+          </w:p>
+        </w:tc>
+        <w:tc>
+          <w:tcPr>
+            <w:tcW w:type="dxa" w:w="3041"/>
+          </w:tcPr>
+          <w:p>
+            <w:r>
+              <w:t>Sprint ?????????????</w:t>
+            </w:r>
+          </w:p>
+        </w:tc>
+        <w:tc>
+          <w:tcPr>
+            <w:tcW w:type="dxa" w:w="3041"/>
+          </w:tcPr>
+          <w:p>
+            <w:r>
+              <w:t>??????????????</w:t>
+            </w:r>
+          </w:p>
+        </w:tc>
+      </w:tr>
+      <w:tr>
+        <w:tc>
+          <w:tcPr>
+            <w:tcW w:type="dxa" w:w="3041"/>
+          </w:tcPr>
+          <w:p>
+            <w:r>
+              <w:t>????</w:t>
+            </w:r>
+          </w:p>
+        </w:tc>
+        <w:tc>
+          <w:tcPr>
+            <w:tcW w:type="dxa" w:w="3041"/>
+          </w:tcPr>
+          <w:p>
+            <w:r>
+              <w:t>??/???/??? ????</w:t>
+            </w:r>
+          </w:p>
+        </w:tc>
+        <w:tc>
+          <w:tcPr>
+            <w:tcW w:type="dxa" w:w="3041"/>
+          </w:tcPr>
+          <w:p>
+            <w:r>
+              <w:t>???</w:t>
+            </w:r>
+          </w:p>
+        </w:tc>
+      </w:tr>
+      <w:tr>
+        <w:tc>
+          <w:tcPr>
+            <w:tcW w:type="dxa" w:w="3041"/>
+          </w:tcPr>
+          <w:p>
+            <w:r>
+              <w:t>???</w:t>
+            </w:r>
+          </w:p>
+        </w:tc>
+        <w:tc>
+          <w:tcPr>
+            <w:tcW w:type="dxa" w:w="3041"/>
+          </w:tcPr>
+          <w:p>
+            <w:r>
+              <w:t>Sprint ?????????</w:t>
+            </w:r>
+          </w:p>
+        </w:tc>
+        <w:tc>
+          <w:tcPr>
+            <w:tcW w:type="dxa" w:w="3041"/>
+          </w:tcPr>
+          <w:p>
+            <w:r>
+              <w:t>??????</w:t>
+            </w:r>
+          </w:p>
+        </w:tc>
+      </w:tr>
+      <w:tr>
+        <w:tc>
+          <w:tcPr>
+            <w:tcW w:type="dxa" w:w="3041"/>
+          </w:tcPr>
+          <w:p>
+            <w:r>
+              <w:t>????</w:t>
+            </w:r>
+          </w:p>
+        </w:tc>
+        <w:tc>
+          <w:tcPr>
+            <w:tcW w:type="dxa" w:w="3041"/>
+          </w:tcPr>
+          <w:p>
+            <w:r>
+              <w:t>?????????</w:t>
+            </w:r>
+          </w:p>
+        </w:tc>
+        <w:tc>
+          <w:tcPr>
+            <w:tcW w:type="dxa" w:w="3041"/>
+          </w:tcPr>
+          <w:p>
+            <w:r>
+              <w:t>???</w:t>
+            </w:r>
+          </w:p>
+        </w:tc>
+      </w:tr>
+    </w:tbl>
+    <w:tbl>
+      <w:tblPr>
+        <w:tblStyle w:val="TableGrid"/>
+        <w:tblW w:type="auto" w:w="0"/>
+        <w:tblLook w:firstColumn="1" w:firstRow="1" w:lastColumn="0" w:lastRow="0" w:noHBand="0" w:noVBand="1" w:val="04A0"/>
+      </w:tblPr>
+      <w:tblGrid>
+        <w:gridCol w:w="3041"/>
+        <w:gridCol w:w="3041"/>
+        <w:gridCol w:w="3041"/>
+      </w:tblGrid>
+      <w:tr>
+        <w:tc>
+          <w:tcPr>
+            <w:tcW w:type="dxa" w:w="3041"/>
+          </w:tcPr>
+          <w:p>
+            <w:r>
+              <w:t>??</w:t>
+            </w:r>
+          </w:p>
+        </w:tc>
+        <w:tc>
+          <w:tcPr>
+            <w:tcW w:type="dxa" w:w="3041"/>
+          </w:tcPr>
+          <w:p>
+            <w:r>
+              <w:t>Builder ??</w:t>
+            </w:r>
+          </w:p>
+        </w:tc>
+        <w:tc>
+          <w:tcPr>
+            <w:tcW w:type="dxa" w:w="3041"/>
+          </w:tcPr>
+          <w:p>
+            <w:r>
+              <w:t>??????</w:t>
+            </w:r>
+          </w:p>
+        </w:tc>
+      </w:tr>
+      <w:tr>
+        <w:tc>
+          <w:tcPr>
+            <w:tcW w:type="dxa" w:w="3041"/>
+          </w:tcPr>
+          <w:p>
+            <w:r>
+              <w:t>?? 1</w:t>
+            </w:r>
+          </w:p>
+        </w:tc>
+        <w:tc>
+          <w:tcPr>
+            <w:tcW w:type="dxa" w:w="3041"/>
+          </w:tcPr>
+          <w:p>
+            <w:r>
+              <w:t>?????????????</w:t>
+            </w:r>
+          </w:p>
+        </w:tc>
+        <w:tc>
+          <w:tcPr>
+            <w:tcW w:type="dxa" w:w="3041"/>
+          </w:tcPr>
+          <w:p>
+            <w:r>
+              <w:t>????????????????????????</w:t>
+            </w:r>
+          </w:p>
+        </w:tc>
+      </w:tr>
+      <w:tr>
+        <w:tc>
+          <w:tcPr>
+            <w:tcW w:type="dxa" w:w="3041"/>
+          </w:tcPr>
+          <w:p>
+            <w:r>
+              <w:t>?? 2</w:t>
+            </w:r>
+          </w:p>
+        </w:tc>
+        <w:tc>
+          <w:tcPr>
+            <w:tcW w:type="dxa" w:w="3041"/>
+          </w:tcPr>
+          <w:p>
+            <w:r>
+              <w:t>?? SprintsView.vue?BacklogView.vue ??? API ??</w:t>
+            </w:r>
+          </w:p>
+        </w:tc>
+        <w:tc>
+          <w:tcPr>
+            <w:tcW w:type="dxa" w:w="3041"/>
+          </w:tcPr>
+          <w:p>
+            <w:r>
+              <w:t>?????????????????</w:t>
+            </w:r>
+          </w:p>
+        </w:tc>
+      </w:tr>
+      <w:tr>
+        <w:tc>
+          <w:tcPr>
+            <w:tcW w:type="dxa" w:w="3041"/>
+          </w:tcPr>
+          <w:p>
+            <w:r>
+              <w:t>?? 3</w:t>
+            </w:r>
+          </w:p>
+        </w:tc>
+        <w:tc>
+          <w:tcPr>
+            <w:tcW w:type="dxa" w:w="3041"/>
+          </w:tcPr>
+          <w:p>
+            <w:r>
+              <w:t>? SprintsView.vue ???????????????</w:t>
+            </w:r>
+          </w:p>
+        </w:tc>
+        <w:tc>
+          <w:tcPr>
+            <w:tcW w:type="dxa" w:w="3041"/>
+          </w:tcPr>
+          <w:p>
+            <w:r>
+              <w:t>?????????????????????????</w:t>
+            </w:r>
+          </w:p>
+        </w:tc>
+      </w:tr>
+      <w:tr>
+        <w:tc>
+          <w:tcPr>
+            <w:tcW w:type="dxa" w:w="3041"/>
+          </w:tcPr>
+          <w:p>
+            <w:r>
+              <w:t>?? 4</w:t>
+            </w:r>
+          </w:p>
+        </w:tc>
+        <w:tc>
+          <w:tcPr>
+            <w:tcW w:type="dxa" w:w="3041"/>
+          </w:tcPr>
+          <w:p>
+            <w:r>
+              <w:t>?? updateStorySprint ????????</w:t>
+            </w:r>
+          </w:p>
+        </w:tc>
+        <w:tc>
+          <w:tcPr>
+            <w:tcW w:type="dxa" w:w="3041"/>
+          </w:tcPr>
+          <w:p>
+            <w:r>
+              <w:t>?????????????????????????</w:t>
+            </w:r>
+          </w:p>
+        </w:tc>
+      </w:tr>
+      <w:tr>
+        <w:tc>
+          <w:tcPr>
+            <w:tcW w:type="dxa" w:w="3041"/>
+          </w:tcPr>
+          <w:p>
+            <w:r>
+              <w:t>?? 5</w:t>
+            </w:r>
+          </w:p>
+        </w:tc>
+        <w:tc>
+          <w:tcPr>
+            <w:tcW w:type="dxa" w:w="3041"/>
+          </w:tcPr>
+          <w:p>
+            <w:r>
+              <w:t>???????????????</w:t>
+            </w:r>
+          </w:p>
+        </w:tc>
+        <w:tc>
+          <w:tcPr>
+            <w:tcW w:type="dxa" w:w="3041"/>
+          </w:tcPr>
+          <w:p>
+            <w:r>
+              <w:t>????????????????????????</w:t>
+            </w:r>
+          </w:p>
+        </w:tc>
+      </w:tr>
+    </w:tbl>
     <w:p>
       <w:pPr>
-        <w:pStyle w:val="Heading2"/>
+        <w:pStyle w:val="Heading1"/>
       </w:pPr>
       <w:r>
-        <w:t>4.6 ?????????????</w:t>
+        <w:t>4 ???????2026-04-22?</w:t>
       </w:r>
     </w:p>
     <w:p>
       <w:r>
-        <w:drawing>
-          <wp:inline xmlns:a="http://schemas.openxmlformats.org/drawingml/2006/main" xmlns:pic="http://schemas.openxmlformats.org/drawingml/2006/picture">
-            <wp:extent cx="5486400" cy="1911178"/>
-            <wp:docPr id="1" name="Picture 1"/>
-            <wp:cNvGraphicFramePr>
-              <a:graphicFrameLocks noChangeAspect="1"/>
-            </wp:cNvGraphicFramePr>
-            <a:graphic>
-              <a:graphicData uri="http://schemas.openxmlformats.org/drawingml/2006/picture">
-                <pic:pic>
-                  <pic:nvPicPr>
-                    <pic:cNvPr id="0" name="04_backend_commit.png"/>
-                    <pic:cNvPicPr/>
-                  </pic:nvPicPr>
-                  <pic:blipFill>
-                    <a:blip r:embed="rId9"/>
-                    <a:stretch>
-                      <a:fillRect/>
-                    </a:stretch>
-                  </pic:blipFill>
-                  <pic:spPr>
-                    <a:xfrm>
-                      <a:off x="0" y="0"/>
-                      <a:ext cx="5486400" cy="1911178"/>
-                    </a:xfrm>
-                    <a:prstGeom prst="rect"/>
-                  </pic:spPr>
-                </pic:pic>
-              </a:graphicData>
-            </a:graphic>
-          </wp:inline>
-        </w:drawing>
+        <w:t>?????????????????????????????????????????????????????????????????????????????????? Builder ??????????????????????????????</w:t>
+      </w:r>
+    </w:p>
+    <w:p>
+      <w:pPr>
+        <w:pStyle w:val="Heading2"/>
+      </w:pPr>
+      <w:r>
+        <w:t>4.1 ??????</w:t>
+      </w:r>
+    </w:p>
+    <w:tbl>
+      <w:tblPr>
+        <w:tblStyle w:val="TableGrid"/>
+        <w:tblW w:type="auto" w:w="0"/>
+        <w:tblLook w:firstColumn="1" w:firstRow="1" w:lastColumn="0" w:lastRow="0" w:noHBand="0" w:noVBand="1" w:val="04A0"/>
+      </w:tblPr>
+      <w:tblGrid>
+        <w:gridCol w:w="3041"/>
+        <w:gridCol w:w="3041"/>
+        <w:gridCol w:w="3041"/>
+      </w:tblGrid>
+      <w:tr>
+        <w:tc>
+          <w:tcPr>
+            <w:tcW w:type="dxa" w:w="3041"/>
+          </w:tcPr>
+          <w:p>
+            <w:r>
+              <w:t>??</w:t>
+            </w:r>
+          </w:p>
+        </w:tc>
+        <w:tc>
+          <w:tcPr>
+            <w:tcW w:type="dxa" w:w="3041"/>
+          </w:tcPr>
+          <w:p>
+            <w:r>
+              <w:t>??</w:t>
+            </w:r>
+          </w:p>
+        </w:tc>
+        <w:tc>
+          <w:tcPr>
+            <w:tcW w:type="dxa" w:w="3041"/>
+          </w:tcPr>
+          <w:p>
+            <w:r>
+              <w:t>??</w:t>
+            </w:r>
+          </w:p>
+        </w:tc>
+      </w:tr>
+      <w:tr>
+        <w:tc>
+          <w:tcPr>
+            <w:tcW w:type="dxa" w:w="3041"/>
+          </w:tcPr>
+          <w:p>
+            <w:r>
+              <w:t>P0 ?????</w:t>
+            </w:r>
+          </w:p>
+        </w:tc>
+        <w:tc>
+          <w:tcPr>
+            <w:tcW w:type="dxa" w:w="3041"/>
+          </w:tcPr>
+          <w:p>
+            <w:r>
+              <w:t>???</w:t>
+            </w:r>
+          </w:p>
+        </w:tc>
+        <w:tc>
+          <w:tcPr>
+            <w:tcW w:type="dxa" w:w="3041"/>
+          </w:tcPr>
+          <w:p>
+            <w:r>
+              <w:t>????????????????README ??????? Git ???</w:t>
+            </w:r>
+          </w:p>
+        </w:tc>
+      </w:tr>
+      <w:tr>
+        <w:tc>
+          <w:tcPr>
+            <w:tcW w:type="dxa" w:w="3041"/>
+          </w:tcPr>
+          <w:p>
+            <w:r>
+              <w:t>P1 ????????</w:t>
+            </w:r>
+          </w:p>
+        </w:tc>
+        <w:tc>
+          <w:tcPr>
+            <w:tcW w:type="dxa" w:w="3041"/>
+          </w:tcPr>
+          <w:p>
+            <w:r>
+              <w:t>????</w:t>
+            </w:r>
+          </w:p>
+        </w:tc>
+        <w:tc>
+          <w:tcPr>
+            <w:tcW w:type="dxa" w:w="3041"/>
+          </w:tcPr>
+          <w:p>
+            <w:r>
+              <w:t>??? Express ???????? JSON ??????? MySQL ???</w:t>
+            </w:r>
+          </w:p>
+        </w:tc>
+      </w:tr>
+      <w:tr>
+        <w:tc>
+          <w:tcPr>
+            <w:tcW w:type="dxa" w:w="3041"/>
+          </w:tcPr>
+          <w:p>
+            <w:r>
+              <w:t>P2 ??????</w:t>
+            </w:r>
+          </w:p>
+        </w:tc>
+        <w:tc>
+          <w:tcPr>
+            <w:tcW w:type="dxa" w:w="3041"/>
+          </w:tcPr>
+          <w:p>
+            <w:r>
+              <w:t>???</w:t>
+            </w:r>
+          </w:p>
+        </w:tc>
+        <w:tc>
+          <w:tcPr>
+            <w:tcW w:type="dxa" w:w="3041"/>
+          </w:tcPr>
+          <w:p>
+            <w:r>
+              <w:t>??? Vue 3 + Vite + Element Plus ??????????????????</w:t>
+            </w:r>
+          </w:p>
+        </w:tc>
+      </w:tr>
+      <w:tr>
+        <w:tc>
+          <w:tcPr>
+            <w:tcW w:type="dxa" w:w="3041"/>
+          </w:tcPr>
+          <w:p>
+            <w:r>
+              <w:t>P3 ??????</w:t>
+            </w:r>
+          </w:p>
+        </w:tc>
+        <w:tc>
+          <w:tcPr>
+            <w:tcW w:type="dxa" w:w="3041"/>
+          </w:tcPr>
+          <w:p>
+            <w:r>
+              <w:t>??????</w:t>
+            </w:r>
+          </w:p>
+        </w:tc>
+        <w:tc>
+          <w:tcPr>
+            <w:tcW w:type="dxa" w:w="3041"/>
+          </w:tcPr>
+          <w:p>
+            <w:r>
+              <w:t>?????Backlog?????????????????????</w:t>
+            </w:r>
+          </w:p>
+        </w:tc>
+      </w:tr>
+      <w:tr>
+        <w:tc>
+          <w:tcPr>
+            <w:tcW w:type="dxa" w:w="3041"/>
+          </w:tcPr>
+          <w:p>
+            <w:r>
+              <w:t>P4 ????</w:t>
+            </w:r>
+          </w:p>
+        </w:tc>
+        <w:tc>
+          <w:tcPr>
+            <w:tcW w:type="dxa" w:w="3041"/>
+          </w:tcPr>
+          <w:p>
+            <w:r>
+              <w:t>??????</w:t>
+            </w:r>
+          </w:p>
+        </w:tc>
+        <w:tc>
+          <w:tcPr>
+            <w:tcW w:type="dxa" w:w="3041"/>
+          </w:tcPr>
+          <w:p>
+            <w:r>
+              <w:t>???????????????????????</w:t>
+            </w:r>
+          </w:p>
+        </w:tc>
+      </w:tr>
+      <w:tr>
+        <w:tc>
+          <w:tcPr>
+            <w:tcW w:type="dxa" w:w="3041"/>
+          </w:tcPr>
+          <w:p>
+            <w:r>
+              <w:t>P5 ???????</w:t>
+            </w:r>
+          </w:p>
+        </w:tc>
+        <w:tc>
+          <w:tcPr>
+            <w:tcW w:type="dxa" w:w="3041"/>
+          </w:tcPr>
+          <w:p>
+            <w:r>
+              <w:t>???</w:t>
+            </w:r>
+          </w:p>
+        </w:tc>
+        <w:tc>
+          <w:tcPr>
+            <w:tcW w:type="dxa" w:w="3041"/>
+          </w:tcPr>
+          <w:p>
+            <w:r>
+              <w:t>????? Trae Builder ?????????Gitee ??????????</w:t>
+            </w:r>
+          </w:p>
+        </w:tc>
+      </w:tr>
+    </w:tbl>
+    <w:p>
+      <w:pPr>
+        <w:pStyle w:val="Heading2"/>
+      </w:pPr>
+      <w:r>
+        <w:t>4.2 ???????Codex + Trae Builder?</w:t>
       </w:r>
     </w:p>
     <w:p>
       <w:r>
-        <w:t>? 13 ???????</w:t>
+        <w:t>??????Codex ???????? + Trae IDE Builder ?????????????????????????????????????????????????? Trae Builder ????????</w:t>
       </w:r>
     </w:p>
     <w:p>
+      <w:pPr>
+        <w:pStyle w:val="ListBullet"/>
+      </w:pPr>
       <w:r>
-        <w:drawing>
-          <wp:inline xmlns:a="http://schemas.openxmlformats.org/drawingml/2006/main" xmlns:pic="http://schemas.openxmlformats.org/drawingml/2006/picture">
-            <wp:extent cx="5486400" cy="1973403"/>
-            <wp:docPr id="2" name="Picture 2"/>
-            <wp:cNvGraphicFramePr>
-              <a:graphicFrameLocks noChangeAspect="1"/>
-            </wp:cNvGraphicFramePr>
-            <a:graphic>
-              <a:graphicData uri="http://schemas.openxmlformats.org/drawingml/2006/picture">
-                <pic:pic>
-                  <pic:nvPicPr>
-                    <pic:cNvPr id="0" name="05_frontend_commit.png"/>
-                    <pic:cNvPicPr/>
-                  </pic:nvPicPr>
-                  <pic:blipFill>
-                    <a:blip r:embed="rId10"/>
-                    <a:stretch>
-                      <a:fillRect/>
-                    </a:stretch>
-                  </pic:blipFill>
-                  <pic:spPr>
-                    <a:xfrm>
-                      <a:off x="0" y="0"/>
-                      <a:ext cx="5486400" cy="1973403"/>
-                    </a:xfrm>
-                    <a:prstGeom prst="rect"/>
-                  </pic:spPr>
-                </pic:pic>
-              </a:graphicData>
-            </a:graphic>
-          </wp:inline>
-        </w:drawing>
+        <w:t>??? Codex ??????????????????????????????????????????</w:t>
       </w:r>
     </w:p>
     <w:p>
+      <w:pPr>
+        <w:pStyle w:val="ListBullet"/>
+      </w:pPr>
       <w:r>
-        <w:t>? 14 ???????</w:t>
+        <w:t>??? Trae IDE Builder ????????????????????Bug ???????????????</w:t>
       </w:r>
     </w:p>
     <w:p>
+      <w:pPr>
+        <w:pStyle w:val="ListBullet"/>
+      </w:pPr>
       <w:r>
-        <w:drawing>
-          <wp:inline xmlns:a="http://schemas.openxmlformats.org/drawingml/2006/main" xmlns:pic="http://schemas.openxmlformats.org/drawingml/2006/picture">
-            <wp:extent cx="5486400" cy="2247899"/>
-            <wp:docPr id="3" name="Picture 3"/>
-            <wp:cNvGraphicFramePr>
-              <a:graphicFrameLocks noChangeAspect="1"/>
-            </wp:cNvGraphicFramePr>
-            <a:graphic>
-              <a:graphicData uri="http://schemas.openxmlformats.org/drawingml/2006/picture">
-                <pic:pic>
-                  <pic:nvPicPr>
-                    <pic:cNvPr id="0" name="07_backend_test_pass.png"/>
-                    <pic:cNvPicPr/>
-                  </pic:nvPicPr>
-                  <pic:blipFill>
-                    <a:blip r:embed="rId11"/>
-                    <a:stretch>
-                      <a:fillRect/>
-                    </a:stretch>
-                  </pic:blipFill>
-                  <pic:spPr>
-                    <a:xfrm>
-                      <a:off x="0" y="0"/>
-                      <a:ext cx="5486400" cy="2247899"/>
-                    </a:xfrm>
-                    <a:prstGeom prst="rect"/>
-                  </pic:spPr>
-                </pic:pic>
-              </a:graphicData>
-            </a:graphic>
-          </wp:inline>
-        </w:drawing>
+        <w:t>???????????????????????????????AI ????????????</w:t>
       </w:r>
     </w:p>
     <w:p>
+      <w:pPr>
+        <w:pStyle w:val="Heading2"/>
+      </w:pPr>
       <w:r>
-        <w:t>? 15 ????????</w:t>
+        <w:t>4.3 ??????</w:t>
       </w:r>
     </w:p>
     <w:p>
+      <w:pPr>
+        <w:pStyle w:val="ListBullet"/>
+      </w:pPr>
       <w:r>
-        <w:drawing>
-          <wp:inline xmlns:a="http://schemas.openxmlformats.org/drawingml/2006/main" xmlns:pic="http://schemas.openxmlformats.org/drawingml/2006/picture">
-            <wp:extent cx="5486400" cy="2658040"/>
-            <wp:docPr id="4" name="Picture 4"/>
-            <wp:cNvGraphicFramePr>
-              <a:graphicFrameLocks noChangeAspect="1"/>
-            </wp:cNvGraphicFramePr>
-            <a:graphic>
-              <a:graphicData uri="http://schemas.openxmlformats.org/drawingml/2006/picture">
-                <pic:pic>
-                  <pic:nvPicPr>
-                    <pic:cNvPr id="0" name="08_frontend_build_pass.png"/>
-                    <pic:cNvPicPr/>
-                  </pic:nvPicPr>
-                  <pic:blipFill>
-                    <a:blip r:embed="rId12"/>
-                    <a:stretch>
-                      <a:fillRect/>
-                    </a:stretch>
-                  </pic:blipFill>
-                  <pic:spPr>
-                    <a:xfrm>
-                      <a:off x="0" y="0"/>
-                      <a:ext cx="5486400" cy="2658040"/>
-                    </a:xfrm>
-                    <a:prstGeom prst="rect"/>
-                  </pic:spPr>
-                </pic:pic>
-              </a:graphicData>
-            </a:graphic>
-          </wp:inline>
-        </w:drawing>
+        <w:t>???????????????????? Sprint 1?</w:t>
       </w:r>
     </w:p>
     <w:p>
+      <w:pPr>
+        <w:pStyle w:val="ListBullet"/>
+      </w:pPr>
       <w:r>
-        <w:t>? 16 ????????</w:t>
+        <w:t>?????????????? Sprint 1?????? 8?</w:t>
       </w:r>
     </w:p>
     <w:p>
+      <w:pPr>
+        <w:pStyle w:val="ListBullet"/>
+      </w:pPr>
       <w:r>
-        <w:drawing>
-          <wp:inline xmlns:a="http://schemas.openxmlformats.org/drawingml/2006/main" xmlns:pic="http://schemas.openxmlformats.org/drawingml/2006/picture">
-            <wp:extent cx="5486400" cy="1969217"/>
-            <wp:docPr id="5" name="Picture 5"/>
-            <wp:cNvGraphicFramePr>
-              <a:graphicFrameLocks noChangeAspect="1"/>
-            </wp:cNvGraphicFramePr>
-            <a:graphic>
-              <a:graphicData uri="http://schemas.openxmlformats.org/drawingml/2006/picture">
-                <pic:pic>
-                  <pic:nvPicPr>
-                    <pic:cNvPr id="0" name="09_final_git_log.png"/>
-                    <pic:cNvPicPr/>
-                  </pic:nvPicPr>
-                  <pic:blipFill>
-                    <a:blip r:embed="rId13"/>
-                    <a:stretch>
-                      <a:fillRect/>
-                    </a:stretch>
-                  </pic:blipFill>
-                  <pic:spPr>
-                    <a:xfrm>
-                      <a:off x="0" y="0"/>
-                      <a:ext cx="5486400" cy="1969217"/>
-                    </a:xfrm>
-                    <a:prstGeom prst="rect"/>
-                  </pic:spPr>
-                </pic:pic>
-              </a:graphicData>
-            </a:graphic>
-          </wp:inline>
-        </w:drawing>
+        <w:t>?? burndownLogs ??? Sprint 1 ????????????????????????????????</w:t>
       </w:r>
     </w:p>
     <w:p>
+      <w:pPr>
+        <w:pStyle w:val="ListBullet"/>
+      </w:pPr>
       <w:r>
-        <w:t>? 17 ?? Git ????????</w:t>
+        <w:t>?????????? 2 ? stories?1 ? sprint?1 ? burndownLog??????????????????</w:t>
       </w:r>
     </w:p>
     <w:p>
@@ -8659,12 +11833,15 @@
         <w:pStyle w:val="Heading2"/>
       </w:pPr>
       <w:r>
-        <w:t>4.7 Trae Builder ????????</w:t>
+        <w:t>4.4 ??????????</w:t>
       </w:r>
     </w:p>
     <w:p>
+      <w:pPr>
+        <w:pStyle w:val="ListBullet"/>
+      </w:pPr>
       <w:r>
-        <w:t>?????????????? Trae Builder ????? Doubao-Seed-2.0-Code ??????????????????????????????????????????????????Bug ??????????</w:t>
+        <w:t>?????????? JSON ???????????????? MySQL??????????????</w:t>
       </w:r>
     </w:p>
     <w:p>
@@ -8672,7 +11849,7 @@
         <w:pStyle w:val="ListBullet"/>
       </w:pPr>
       <w:r>
-        <w:t>?????Doubao-Seed-2.0-Code???????????????????????</w:t>
+        <w:t>Gitee ??????????????????????????????</w:t>
       </w:r>
     </w:p>
     <w:p>
@@ -8680,81 +11857,7 @@
         <w:pStyle w:val="ListBullet"/>
       </w:pPr>
       <w:r>
-        <w:t>?????DeepSeek-V3.1-Terminus ? GLM-5.1????????????????????????</w:t>
-      </w:r>
-    </w:p>
-    <w:p>
-      <w:pPr>
-        <w:pStyle w:val="ListBullet"/>
-      </w:pPr>
-      <w:r>
-        <w:t>?? Auto Mode ??????????????????????? AI ???</w:t>
-      </w:r>
-    </w:p>
-    <w:p>
-      <w:pPr>
-        <w:pStyle w:val="ListBullet"/>
-      </w:pPr>
-      <w:r>
-        <w:t>??????????????????????? 1 ???? + 1 ??????????????</w:t>
-      </w:r>
-    </w:p>
-    <w:p>
-      <w:pPr>
-        <w:pStyle w:val="Heading2"/>
-      </w:pPr>
-      <w:r>
-        <w:t>4.8 ??????????</w:t>
-      </w:r>
-    </w:p>
-    <w:p>
-      <w:pPr>
-        <w:pStyle w:val="ListBullet"/>
-      </w:pPr>
-      <w:r>
-        <w:t>??? Trae Builder ????????????? 3~5 ??????????</w:t>
-      </w:r>
-    </w:p>
-    <w:p>
-      <w:pPr>
-        <w:pStyle w:val="ListBullet"/>
-      </w:pPr>
-      <w:r>
-        <w:t>?? Gitee ?????????????????</w:t>
-      </w:r>
-    </w:p>
-    <w:p>
-      <w:pPr>
-        <w:pStyle w:val="ListBullet"/>
-      </w:pPr>
-      <w:r>
-        <w:t>????????????? 2~3 ?????????</w:t>
-      </w:r>
-    </w:p>
-    <w:p>
-      <w:pPr>
-        <w:pStyle w:val="ListBullet"/>
-      </w:pPr>
-      <w:r>
-        <w:t>??????????????????????????????????? MySQL ????</w:t>
-      </w:r>
-    </w:p>
-    <w:p>
-      <w:pPr>
-        <w:pStyle w:val="ListBullet"/>
-      </w:pPr>
-      <w:r>
-        <w:t>?????????????????????????????????</w:t>
-      </w:r>
-    </w:p>
-    <w:p>
-      <w:r>
-        <w:t>????????????????????????????? Trae IDE Builder ?????????????????????????????????????????? Trae?????</w:t>
-      </w:r>
-    </w:p>
-    <w:p>
-      <w:r>
-        <w:br w:type="page"/>
+        <w:t>Trae Builder ???????????? MySQL ???????????????????????????</w:t>
       </w:r>
     </w:p>
     <w:p>
@@ -8767,7 +11870,7 @@
     </w:p>
     <w:p>
       <w:r>
-        <w:t>???????????????????????API????????????????? README ???????????????????????????????</w:t>
+        <w:t>???? README?????????????????API ???????????????????????????????????????????????????????</w:t>
       </w:r>
     </w:p>
     <w:p>
@@ -8783,7 +11886,7 @@
         <w:pStyle w:val="ListBullet"/>
       </w:pPr>
       <w:r>
-        <w:t>???? Vue 3 + Vite + Element Plus + Vue Router + Pinia???????????CRUD ?????????????????????????????????????</w:t>
+        <w:t>???? Vue 3 + Vite + Element Plus????????????????????????????</w:t>
       </w:r>
     </w:p>
     <w:p>
@@ -8791,7 +11894,7 @@
         <w:pStyle w:val="ListBullet"/>
       </w:pPr>
       <w:r>
-        <w:t>???? Node.js + Express????????????????????????? RESTful ?????????? AI ???????????</w:t>
+        <w:t>???? Node.js + Express??????? RESTful???????? CRUD???????????</w:t>
       </w:r>
     </w:p>
     <w:p>
@@ -8799,7 +11902,7 @@
         <w:pStyle w:val="ListBullet"/>
       </w:pPr>
       <w:r>
-        <w:t>???? ECharts???????????? Vue ???????????????????????????????</w:t>
+        <w:t>???? ECharts???????????????</w:t>
       </w:r>
     </w:p>
     <w:p>
@@ -8807,15 +11910,7 @@
         <w:pStyle w:val="ListBullet"/>
       </w:pPr>
       <w:r>
-        <w:t>???? Vitest + Supertest??????????????????????????????</w:t>
-      </w:r>
-    </w:p>
-    <w:p>
-      <w:pPr>
-        <w:pStyle w:val="ListBullet"/>
-      </w:pPr>
-      <w:r>
-        <w:t>????????? MySQL ?????????????????????????? JSON ??????????????????????????</w:t>
+        <w:t>??????????? MySQL???????? SQL ????????????????? MySQL ???</w:t>
       </w:r>
     </w:p>
     <w:p>
@@ -8844,27 +11939,27 @@
           </w:tcPr>
           <w:p>
             <w:r>
+              <w:t>??/??</w:t>
+            </w:r>
+          </w:p>
+        </w:tc>
+        <w:tc>
+          <w:tcPr>
+            <w:tcW w:type="dxa" w:w="3041"/>
+          </w:tcPr>
+          <w:p>
+            <w:r>
+              <w:t>??????</w:t>
+            </w:r>
+          </w:p>
+        </w:tc>
+        <w:tc>
+          <w:tcPr>
+            <w:tcW w:type="dxa" w:w="3041"/>
+          </w:tcPr>
+          <w:p>
+            <w:r>
               <w:t>????</w:t>
-            </w:r>
-          </w:p>
-        </w:tc>
-        <w:tc>
-          <w:tcPr>
-            <w:tcW w:type="dxa" w:w="3041"/>
-          </w:tcPr>
-          <w:p>
-            <w:r>
-              <w:t>????</w:t>
-            </w:r>
-          </w:p>
-        </w:tc>
-        <w:tc>
-          <w:tcPr>
-            <w:tcW w:type="dxa" w:w="3041"/>
-          </w:tcPr>
-          <w:p>
-            <w:r>
-              <w:t>??????</w:t>
             </w:r>
           </w:p>
         </w:tc>
@@ -8876,7 +11971,7 @@
           </w:tcPr>
           <w:p>
             <w:r>
-              <w:t>/stories</w:t>
+              <w:t>??????</w:t>
             </w:r>
           </w:p>
         </w:tc>
@@ -8886,7 +11981,7 @@
           </w:tcPr>
           <w:p>
             <w:r>
-              <w:t>?????????????????</w:t>
+              <w:t>???? CRUD</w:t>
             </w:r>
           </w:p>
         </w:tc>
@@ -8896,7 +11991,7 @@
           </w:tcPr>
           <w:p>
             <w:r>
-              <w:t>??????</w:t>
+              <w:t>???</w:t>
             </w:r>
           </w:p>
         </w:tc>
@@ -8908,7 +12003,7 @@
           </w:tcPr>
           <w:p>
             <w:r>
-              <w:t>/backlog</w:t>
+              <w:t>??????</w:t>
             </w:r>
           </w:p>
         </w:tc>
@@ -8918,7 +12013,7 @@
           </w:tcPr>
           <w:p>
             <w:r>
-              <w:t>???????????????????</w:t>
+              <w:t>Backlog ?????</w:t>
             </w:r>
           </w:p>
         </w:tc>
@@ -8928,7 +12023,7 @@
           </w:tcPr>
           <w:p>
             <w:r>
-              <w:t>????????</w:t>
+              <w:t>??????</w:t>
             </w:r>
           </w:p>
         </w:tc>
@@ -8940,7 +12035,7 @@
           </w:tcPr>
           <w:p>
             <w:r>
-              <w:t>/sprints</w:t>
+              <w:t>??????</w:t>
             </w:r>
           </w:p>
         </w:tc>
@@ -8950,7 +12045,7 @@
           </w:tcPr>
           <w:p>
             <w:r>
-              <w:t>?????????????????</w:t>
+              <w:t>Sprint ????????????</w:t>
             </w:r>
           </w:p>
         </w:tc>
@@ -8960,7 +12055,7 @@
           </w:tcPr>
           <w:p>
             <w:r>
-              <w:t>??????</w:t>
+              <w:t>????????????</w:t>
             </w:r>
           </w:p>
         </w:tc>
@@ -8972,7 +12067,7 @@
           </w:tcPr>
           <w:p>
             <w:r>
-              <w:t>/board/:sprintId</w:t>
+              <w:t>????</w:t>
             </w:r>
           </w:p>
         </w:tc>
@@ -8982,7 +12077,7 @@
           </w:tcPr>
           <w:p>
             <w:r>
-              <w:t>?????????????</w:t>
+              <w:t>??/???/??? ????</w:t>
             </w:r>
           </w:p>
         </w:tc>
@@ -8992,7 +12087,7 @@
           </w:tcPr>
           <w:p>
             <w:r>
-              <w:t>??????</w:t>
+              <w:t>???</w:t>
             </w:r>
           </w:p>
         </w:tc>
@@ -9004,7 +12099,7 @@
           </w:tcPr>
           <w:p>
             <w:r>
-              <w:t>/burndown/:sprintId</w:t>
+              <w:t>???</w:t>
             </w:r>
           </w:p>
         </w:tc>
@@ -9014,7 +12109,7 @@
           </w:tcPr>
           <w:p>
             <w:r>
-              <w:t>??????????????</w:t>
+              <w:t>Sprint ???????</w:t>
             </w:r>
           </w:p>
         </w:tc>
@@ -9024,7 +12119,7 @@
           </w:tcPr>
           <w:p>
             <w:r>
-              <w:t>???</w:t>
+              <w:t>??????</w:t>
             </w:r>
           </w:p>
         </w:tc>
@@ -9036,7 +12131,7 @@
           </w:tcPr>
           <w:p>
             <w:r>
-              <w:t>/retrospectives</w:t>
+              <w:t>????</w:t>
             </w:r>
           </w:p>
         </w:tc>
@@ -9046,7 +12141,7 @@
           </w:tcPr>
           <w:p>
             <w:r>
-              <w:t>???????????</w:t>
+              <w:t>?????????</w:t>
             </w:r>
           </w:p>
         </w:tc>
@@ -9056,39 +12151,7 @@
           </w:tcPr>
           <w:p>
             <w:r>
-              <w:t>??????</w:t>
-            </w:r>
-          </w:p>
-        </w:tc>
-      </w:tr>
-      <w:tr>
-        <w:tc>
-          <w:tcPr>
-            <w:tcW w:type="dxa" w:w="3041"/>
-          </w:tcPr>
-          <w:p>
-            <w:r>
-              <w:t>/retrospectives/:sprintId</w:t>
-            </w:r>
-          </w:p>
-        </w:tc>
-        <w:tc>
-          <w:tcPr>
-            <w:tcW w:type="dxa" w:w="3041"/>
-          </w:tcPr>
-          <w:p>
-            <w:r>
-              <w:t>??????? 3 ???? 3 ????</w:t>
-            </w:r>
-          </w:p>
-        </w:tc>
-        <w:tc>
-          <w:tcPr>
-            <w:tcW w:type="dxa" w:w="3041"/>
-          </w:tcPr>
-          <w:p>
-            <w:r>
-              <w:t>??????</w:t>
+              <w:t>???</w:t>
             </w:r>
           </w:p>
         </w:tc>
@@ -9104,7 +12167,237 @@
     </w:p>
     <w:p>
       <w:r>
-        <w:t>???????????????????? 4 ?????????????????????????????????????????????? camelCase???????? snake_case?</w:t>
+        <w:t>?? docs/?????.md?????????????? stories?sprints?retrospectives ? burndownLogs??????????????? camelCase???????? todo?in_progress?done??????? backlog ???? sprintId ????????</w:t>
+      </w:r>
+    </w:p>
+    <w:p>
+      <w:pPr>
+        <w:pStyle w:val="Heading2"/>
+      </w:pPr>
+      <w:r>
+        <w:t>5.4 REST ??????</w:t>
+      </w:r>
+    </w:p>
+    <w:p>
+      <w:r>
+        <w:t>?? docs/API????.md???????????? CRUD?Backlog ??????Sprint CRUD?????????????????????????????????? api/services.js ????????????????????</w:t>
+      </w:r>
+    </w:p>
+    <w:p>
+      <w:pPr>
+        <w:pStyle w:val="Heading2"/>
+      </w:pPr>
+      <w:r>
+        <w:t>5.5 ????????????</w:t>
+      </w:r>
+    </w:p>
+    <w:p>
+      <w:pPr>
+        <w:pStyle w:val="ListBullet"/>
+      </w:pPr>
+      <w:r>
+        <w:t>??????????????????????????????????????????????</w:t>
+      </w:r>
+    </w:p>
+    <w:p>
+      <w:pPr>
+        <w:pStyle w:val="ListBullet"/>
+      </w:pPr>
+      <w:r>
+        <w:t>??????????????????????????????????????</w:t>
+      </w:r>
+    </w:p>
+    <w:p>
+      <w:pPr>
+        <w:pStyle w:val="ListBullet"/>
+      </w:pPr>
+      <w:r>
+        <w:t>???????? MySQL ???Trae Builder ???????Gitee ?????????????????????</w:t>
+      </w:r>
+    </w:p>
+    <w:p>
+      <w:pPr>
+        <w:pStyle w:val="Heading2"/>
+      </w:pPr>
+      <w:r>
+        <w:t>5.6 ???????</w:t>
+      </w:r>
+    </w:p>
+    <w:p>
+      <w:r>
+        <w:t>???????????????????????????????????????????????????????? MySQL????????????????????????????????????????????????</w:t>
+      </w:r>
+    </w:p>
+    <w:p>
+      <w:r>
+        <w:drawing>
+          <wp:inline xmlns:a="http://schemas.openxmlformats.org/drawingml/2006/main" xmlns:pic="http://schemas.openxmlformats.org/drawingml/2006/picture">
+            <wp:extent cx="4754880" cy="2303634"/>
+            <wp:docPr id="1" name="Picture 1"/>
+            <wp:cNvGraphicFramePr>
+              <a:graphicFrameLocks noChangeAspect="1"/>
+            </wp:cNvGraphicFramePr>
+            <a:graphic>
+              <a:graphicData uri="http://schemas.openxmlformats.org/drawingml/2006/picture">
+                <pic:pic>
+                  <pic:nvPicPr>
+                    <pic:cNvPr id="0" name="image.png"/>
+                    <pic:cNvPicPr/>
+                  </pic:nvPicPr>
+                  <pic:blipFill>
+                    <a:blip r:embed="rId12"/>
+                    <a:stretch>
+                      <a:fillRect/>
+                    </a:stretch>
+                  </pic:blipFill>
+                  <pic:spPr>
+                    <a:xfrm>
+                      <a:off x="0" y="0"/>
+                      <a:ext cx="4754880" cy="2303634"/>
+                    </a:xfrm>
+                    <a:prstGeom prst="rect"/>
+                  </pic:spPr>
+                </pic:pic>
+              </a:graphicData>
+            </a:graphic>
+          </wp:inline>
+        </w:drawing>
+      </w:r>
+    </w:p>
+    <w:p>
+      <w:pPr>
+        <w:jc w:val="center"/>
+      </w:pPr>
+      <w:r>
+        <w:t>? 13 ????????</w:t>
+      </w:r>
+    </w:p>
+    <w:p>
+      <w:pPr>
+        <w:pStyle w:val="Heading2"/>
+      </w:pPr>
+      <w:r>
+        <w:t>5.7 ??????????????</w:t>
+      </w:r>
+    </w:p>
+    <w:p>
+      <w:r>
+        <w:t>?????????????????????????????????? Trae IDE Builder ??????????????????????????????AI ??????????????????????????????????????????????????</w:t>
+      </w:r>
+    </w:p>
+    <w:p>
+      <w:pPr>
+        <w:pStyle w:val="Heading1"/>
+      </w:pPr>
+      <w:r>
+        <w:t>6 Trae Builder ?????????????????????????</w:t>
+      </w:r>
+    </w:p>
+    <w:p>
+      <w:r>
+        <w:t>????????? Trae Builder ?????????????????????????????????????????????????????????????????????????????????????</w:t>
+      </w:r>
+    </w:p>
+    <w:p>
+      <w:pPr>
+        <w:pStyle w:val="Heading2"/>
+      </w:pPr>
+      <w:r>
+        <w:t>6.1 Builder ?????????</w:t>
+      </w:r>
+    </w:p>
+    <w:p>
+      <w:r>
+        <w:t>? Trae IDE ?????????Builder ????????? AGENTS.md?README.md ? docs ??????????????????????????????????????? Builder ??????????????????????????????</w:t>
+      </w:r>
+    </w:p>
+    <w:p>
+      <w:r>
+        <w:drawing>
+          <wp:inline xmlns:a="http://schemas.openxmlformats.org/drawingml/2006/main" xmlns:pic="http://schemas.openxmlformats.org/drawingml/2006/picture">
+            <wp:extent cx="5394960" cy="3404819"/>
+            <wp:docPr id="2" name="Picture 2"/>
+            <wp:cNvGraphicFramePr>
+              <a:graphicFrameLocks noChangeAspect="1"/>
+            </wp:cNvGraphicFramePr>
+            <a:graphic>
+              <a:graphicData uri="http://schemas.openxmlformats.org/drawingml/2006/picture">
+                <pic:pic>
+                  <pic:nvPicPr>
+                    <pic:cNvPr id="0" name="image.png"/>
+                    <pic:cNvPicPr/>
+                  </pic:nvPicPr>
+                  <pic:blipFill>
+                    <a:blip r:embed="rId14"/>
+                    <a:stretch>
+                      <a:fillRect/>
+                    </a:stretch>
+                  </pic:blipFill>
+                  <pic:spPr>
+                    <a:xfrm>
+                      <a:off x="0" y="0"/>
+                      <a:ext cx="5394960" cy="3404819"/>
+                    </a:xfrm>
+                    <a:prstGeom prst="rect"/>
+                  </pic:spPr>
+                </pic:pic>
+              </a:graphicData>
+            </a:graphic>
+          </wp:inline>
+        </w:drawing>
+      </w:r>
+    </w:p>
+    <w:p>
+      <w:pPr>
+        <w:jc w:val="center"/>
+      </w:pPr>
+      <w:r>
+        <w:t>? 14 Trae IDE Builder ????????????</w:t>
+      </w:r>
+    </w:p>
+    <w:p>
+      <w:pPr>
+        <w:pStyle w:val="Heading2"/>
+      </w:pPr>
+      <w:r>
+        <w:t>6.2 ??????????</w:t>
+      </w:r>
+    </w:p>
+    <w:p>
+      <w:pPr>
+        <w:pStyle w:val="ListNumber"/>
+      </w:pPr>
+      <w:r>
+        <w:t>?? Builder ??? AGENTS.md?README.md?????????????????API ????????????</w:t>
+      </w:r>
+    </w:p>
+    <w:p>
+      <w:pPr>
+        <w:pStyle w:val="ListNumber"/>
+      </w:pPr>
+      <w:r>
+        <w:t>???????????????????????????????????????????????</w:t>
+      </w:r>
+    </w:p>
+    <w:p>
+      <w:pPr>
+        <w:pStyle w:val="ListNumber"/>
+      </w:pPr>
+      <w:r>
+        <w:t>?????????????????????????????????</w:t>
+      </w:r>
+    </w:p>
+    <w:p>
+      <w:r>
+        <w:t>?????????????? trae_content/??????????????.md ?????????????????????</w:t>
+      </w:r>
+    </w:p>
+    <w:p>
+      <w:pPr>
+        <w:pStyle w:val="Heading2"/>
+      </w:pPr>
+      <w:r>
+        <w:t>6.3 ????????????</w:t>
       </w:r>
     </w:p>
     <w:tbl>
@@ -9135,7 +12428,7 @@
           </w:tcPr>
           <w:p>
             <w:r>
-              <w:t>????</w:t>
+              <w:t>??????</w:t>
             </w:r>
           </w:p>
         </w:tc>
@@ -9157,7 +12450,7 @@
           </w:tcPr>
           <w:p>
             <w:r>
-              <w:t>UserStory</w:t>
+              <w:t>???? 1</w:t>
             </w:r>
           </w:p>
         </w:tc>
@@ -9167,7 +12460,7 @@
           </w:tcPr>
           <w:p>
             <w:r>
-              <w:t>title, description, storyPoints, priorityOrder, status, sprintId</w:t>
+              <w:t>???????? / 3 SP</w:t>
             </w:r>
           </w:p>
         </w:tc>
@@ -9177,7 +12470,7 @@
           </w:tcPr>
           <w:p>
             <w:r>
-              <w:t>?? backlog ??????????????</w:t>
+              <w:t>????????? backlog???????? backlog ?? Sprint ????</w:t>
             </w:r>
           </w:p>
         </w:tc>
@@ -9189,7 +12482,7 @@
           </w:tcPr>
           <w:p>
             <w:r>
-              <w:t>Sprint</w:t>
+              <w:t>???? 2</w:t>
             </w:r>
           </w:p>
         </w:tc>
@@ -9199,7 +12492,7 @@
           </w:tcPr>
           <w:p>
             <w:r>
-              <w:t>name, startDate, endDate, goal</w:t>
+              <w:t>???????? / 5 SP</w:t>
             </w:r>
           </w:p>
         </w:tc>
@@ -9209,7 +12502,7 @@
           </w:tcPr>
           <w:p>
             <w:r>
-              <w:t>??????????????</w:t>
+              <w:t>???????? Sprint ?????? 1 ??????????????</w:t>
             </w:r>
           </w:p>
         </w:tc>
@@ -9221,7 +12514,7 @@
           </w:tcPr>
           <w:p>
             <w:r>
-              <w:t>Retrospective</w:t>
+              <w:t>Sprint 1</w:t>
             </w:r>
           </w:p>
         </w:tc>
@@ -9231,7 +12524,7 @@
           </w:tcPr>
           <w:p>
             <w:r>
-              <w:t>good1~good3, improve1~improve3, sprintId</w:t>
+              <w:t>Sprint 1 - ?????? / 2026-04-22 ~ 2026-04-28</w:t>
             </w:r>
           </w:p>
         </w:tc>
@@ -9241,39 +12534,7 @@
           </w:tcPr>
           <w:p>
             <w:r>
-              <w:t>???????????</w:t>
-            </w:r>
-          </w:p>
-        </w:tc>
-      </w:tr>
-      <w:tr>
-        <w:tc>
-          <w:tcPr>
-            <w:tcW w:type="dxa" w:w="3041"/>
-          </w:tcPr>
-          <w:p>
-            <w:r>
-              <w:t>BurndownLog</w:t>
-            </w:r>
-          </w:p>
-        </w:tc>
-        <w:tc>
-          <w:tcPr>
-            <w:tcW w:type="dxa" w:w="3041"/>
-          </w:tcPr>
-          <w:p>
-            <w:r>
-              <w:t>sprintId, date/logDate, remainingPoints</w:t>
-            </w:r>
-          </w:p>
-        </w:tc>
-        <w:tc>
-          <w:tcPr>
-            <w:tcW w:type="dxa" w:w="3041"/>
-          </w:tcPr>
-          <w:p>
-            <w:r>
-              <w:t>????????????????????</w:t>
+              <w:t>??????????????????????????</w:t>
             </w:r>
           </w:p>
         </w:tc>
@@ -9281,7 +12542,7 @@
     </w:tbl>
     <w:p>
       <w:r>
-        <w:t>??????????????? 0.5?1?2?3?5?8?20?40?????? todo?in_progress?done???????????????? sprint??? sprint ???????????????</w:t>
+        <w:t>???? backend/data/db.json????????????? Sprint 1??? Sprint 1 ? storyCount ? 2?????? 8??????? burndownLog ???</w:t>
       </w:r>
     </w:p>
     <w:p>
@@ -9289,938 +12550,331 @@
         <w:pStyle w:val="Heading2"/>
       </w:pPr>
       <w:r>
-        <w:t>5.4 REST ??????</w:t>
-      </w:r>
-    </w:p>
-    <w:tbl>
-      <w:tblPr>
-        <w:tblStyle w:val="TableGrid"/>
-        <w:tblW w:type="auto" w:w="0"/>
-        <w:tblLook w:firstColumn="1" w:firstRow="1" w:lastColumn="0" w:lastRow="0" w:noHBand="0" w:noVBand="1" w:val="04A0"/>
-      </w:tblPr>
-      <w:tblGrid>
-        <w:gridCol w:w="3041"/>
-        <w:gridCol w:w="3041"/>
-        <w:gridCol w:w="3041"/>
-      </w:tblGrid>
-      <w:tr>
-        <w:tc>
-          <w:tcPr>
-            <w:tcW w:type="dxa" w:w="3041"/>
-          </w:tcPr>
-          <w:p>
-            <w:r>
-              <w:t>????</w:t>
-            </w:r>
-          </w:p>
-        </w:tc>
-        <w:tc>
-          <w:tcPr>
-            <w:tcW w:type="dxa" w:w="3041"/>
-          </w:tcPr>
-          <w:p>
-            <w:r>
-              <w:t>????</w:t>
-            </w:r>
-          </w:p>
-        </w:tc>
-        <w:tc>
-          <w:tcPr>
-            <w:tcW w:type="dxa" w:w="3041"/>
-          </w:tcPr>
-          <w:p>
-            <w:r>
-              <w:t>??</w:t>
-            </w:r>
-          </w:p>
-        </w:tc>
-      </w:tr>
-      <w:tr>
-        <w:tc>
-          <w:tcPr>
-            <w:tcW w:type="dxa" w:w="3041"/>
-          </w:tcPr>
-          <w:p>
-            <w:r>
-              <w:t>Stories</w:t>
-            </w:r>
-          </w:p>
-        </w:tc>
-        <w:tc>
-          <w:tcPr>
-            <w:tcW w:type="dxa" w:w="3041"/>
-          </w:tcPr>
-          <w:p>
-            <w:r>
-              <w:t>GET/POST/PUT/DELETE /api/stories, PATCH /api/stories/reorder</w:t>
-            </w:r>
-          </w:p>
-        </w:tc>
-        <w:tc>
-          <w:tcPr>
-            <w:tcW w:type="dxa" w:w="3041"/>
-          </w:tcPr>
-          <w:p>
-            <w:r>
-              <w:t>?????? CRUD ? backlog ????</w:t>
-            </w:r>
-          </w:p>
-        </w:tc>
-      </w:tr>
-      <w:tr>
-        <w:tc>
-          <w:tcPr>
-            <w:tcW w:type="dxa" w:w="3041"/>
-          </w:tcPr>
-          <w:p>
-            <w:r>
-              <w:t>Backlog</w:t>
-            </w:r>
-          </w:p>
-        </w:tc>
-        <w:tc>
-          <w:tcPr>
-            <w:tcW w:type="dxa" w:w="3041"/>
-          </w:tcPr>
-          <w:p>
-            <w:r>
-              <w:t>GET /api/backlog</w:t>
-            </w:r>
-          </w:p>
-        </w:tc>
-        <w:tc>
-          <w:tcPr>
-            <w:tcW w:type="dxa" w:w="3041"/>
-          </w:tcPr>
-          <w:p>
-            <w:r>
-              <w:t>?????????????????? all/pending ??</w:t>
-            </w:r>
-          </w:p>
-        </w:tc>
-      </w:tr>
-      <w:tr>
-        <w:tc>
-          <w:tcPr>
-            <w:tcW w:type="dxa" w:w="3041"/>
-          </w:tcPr>
-          <w:p>
-            <w:r>
-              <w:t>Sprints</w:t>
-            </w:r>
-          </w:p>
-        </w:tc>
-        <w:tc>
-          <w:tcPr>
-            <w:tcW w:type="dxa" w:w="3041"/>
-          </w:tcPr>
-          <w:p>
-            <w:r>
-              <w:t>GET/POST/PUT/DELETE /api/sprints, POST /api/sprints/:id/stories</w:t>
-            </w:r>
-          </w:p>
-        </w:tc>
-        <w:tc>
-          <w:tcPr>
-            <w:tcW w:type="dxa" w:w="3041"/>
-          </w:tcPr>
-          <w:p>
-            <w:r>
-              <w:t>?????????????</w:t>
-            </w:r>
-          </w:p>
-        </w:tc>
-      </w:tr>
-      <w:tr>
-        <w:tc>
-          <w:tcPr>
-            <w:tcW w:type="dxa" w:w="3041"/>
-          </w:tcPr>
-          <w:p>
-            <w:r>
-              <w:t>Board</w:t>
-            </w:r>
-          </w:p>
-        </w:tc>
-        <w:tc>
-          <w:tcPr>
-            <w:tcW w:type="dxa" w:w="3041"/>
-          </w:tcPr>
-          <w:p>
-            <w:r>
-              <w:t>GET /api/sprints/:id/board, PATCH /api/stories/:id/status</w:t>
-            </w:r>
-          </w:p>
-        </w:tc>
-        <w:tc>
-          <w:tcPr>
-            <w:tcW w:type="dxa" w:w="3041"/>
-          </w:tcPr>
-          <w:p>
-            <w:r>
-              <w:t>?????????????</w:t>
-            </w:r>
-          </w:p>
-        </w:tc>
-      </w:tr>
-      <w:tr>
-        <w:tc>
-          <w:tcPr>
-            <w:tcW w:type="dxa" w:w="3041"/>
-          </w:tcPr>
-          <w:p>
-            <w:r>
-              <w:t>Burndown</w:t>
-            </w:r>
-          </w:p>
-        </w:tc>
-        <w:tc>
-          <w:tcPr>
-            <w:tcW w:type="dxa" w:w="3041"/>
-          </w:tcPr>
-          <w:p>
-            <w:r>
-              <w:t>GET /api/sprints/:id/burndown, POST /api/sprints/:id/burndown/recalculate</w:t>
-            </w:r>
-          </w:p>
-        </w:tc>
-        <w:tc>
-          <w:tcPr>
-            <w:tcW w:type="dxa" w:w="3041"/>
-          </w:tcPr>
-          <w:p>
-            <w:r>
-              <w:t>???????????????</w:t>
-            </w:r>
-          </w:p>
-        </w:tc>
-      </w:tr>
-      <w:tr>
-        <w:tc>
-          <w:tcPr>
-            <w:tcW w:type="dxa" w:w="3041"/>
-          </w:tcPr>
-          <w:p>
-            <w:r>
-              <w:t>Retrospectives</w:t>
-            </w:r>
-          </w:p>
-        </w:tc>
-        <w:tc>
-          <w:tcPr>
-            <w:tcW w:type="dxa" w:w="3041"/>
-          </w:tcPr>
-          <w:p>
-            <w:r>
-              <w:t>GET /api/retrospectives, GET /api/retrospectives/:sprintId, POST /api/retrospectives</w:t>
-            </w:r>
-          </w:p>
-        </w:tc>
-        <w:tc>
-          <w:tcPr>
-            <w:tcW w:type="dxa" w:w="3041"/>
-          </w:tcPr>
-          <w:p>
-            <w:r>
-              <w:t>?????????</w:t>
-            </w:r>
-          </w:p>
-        </w:tc>
-      </w:tr>
-    </w:tbl>
-    <w:p>
-      <w:r>
-        <w:t>???????? code/message/data ?????????? code=0????? code=1???????????????????????????????????????</w:t>
-      </w:r>
-    </w:p>
-    <w:p>
-      <w:pPr>
-        <w:pStyle w:val="Heading2"/>
-      </w:pPr>
-      <w:r>
-        <w:t>5.5 ??????????????</w:t>
-      </w:r>
-    </w:p>
-    <w:tbl>
-      <w:tblPr>
-        <w:tblStyle w:val="TableGrid"/>
-        <w:tblW w:type="auto" w:w="0"/>
-        <w:tblLook w:firstColumn="1" w:firstRow="1" w:lastColumn="0" w:lastRow="0" w:noHBand="0" w:noVBand="1" w:val="04A0"/>
-      </w:tblPr>
-      <w:tblGrid>
-        <w:gridCol w:w="3041"/>
-        <w:gridCol w:w="3041"/>
-        <w:gridCol w:w="3041"/>
-      </w:tblGrid>
-      <w:tr>
-        <w:tc>
-          <w:tcPr>
-            <w:tcW w:type="dxa" w:w="3041"/>
-          </w:tcPr>
-          <w:p>
-            <w:r>
-              <w:t>????</w:t>
-            </w:r>
-          </w:p>
-        </w:tc>
-        <w:tc>
-          <w:tcPr>
-            <w:tcW w:type="dxa" w:w="3041"/>
-          </w:tcPr>
-          <w:p>
-            <w:r>
-              <w:t>????</w:t>
-            </w:r>
-          </w:p>
-        </w:tc>
-        <w:tc>
-          <w:tcPr>
-            <w:tcW w:type="dxa" w:w="3041"/>
-          </w:tcPr>
-          <w:p>
-            <w:r>
-              <w:t>????</w:t>
-            </w:r>
-          </w:p>
-        </w:tc>
-      </w:tr>
-      <w:tr>
-        <w:tc>
-          <w:tcPr>
-            <w:tcW w:type="dxa" w:w="3041"/>
-          </w:tcPr>
-          <w:p>
-            <w:r>
-              <w:t>????</w:t>
-            </w:r>
-          </w:p>
-        </w:tc>
-        <w:tc>
-          <w:tcPr>
-            <w:tcW w:type="dxa" w:w="3041"/>
-          </w:tcPr>
-          <w:p>
-            <w:r>
-              <w:t>Git ???????????????README ?????</w:t>
-            </w:r>
-          </w:p>
-        </w:tc>
-        <w:tc>
-          <w:tcPr>
-            <w:tcW w:type="dxa" w:w="3041"/>
-          </w:tcPr>
-          <w:p>
-            <w:r>
-              <w:t>???</w:t>
-            </w:r>
-          </w:p>
-        </w:tc>
-      </w:tr>
-      <w:tr>
-        <w:tc>
-          <w:tcPr>
-            <w:tcW w:type="dxa" w:w="3041"/>
-          </w:tcPr>
-          <w:p>
-            <w:r>
-              <w:t>????</w:t>
-            </w:r>
-          </w:p>
-        </w:tc>
-        <w:tc>
-          <w:tcPr>
-            <w:tcW w:type="dxa" w:w="3041"/>
-          </w:tcPr>
-          <w:p>
-            <w:r>
-              <w:t>????????? CRUD??? CRUD????????????</w:t>
-            </w:r>
-          </w:p>
-        </w:tc>
-        <w:tc>
-          <w:tcPr>
-            <w:tcW w:type="dxa" w:w="3041"/>
-          </w:tcPr>
-          <w:p>
-            <w:r>
-              <w:t>???</w:t>
-            </w:r>
-          </w:p>
-        </w:tc>
-      </w:tr>
-      <w:tr>
-        <w:tc>
-          <w:tcPr>
-            <w:tcW w:type="dxa" w:w="3041"/>
-          </w:tcPr>
-          <w:p>
-            <w:r>
-              <w:t>????</w:t>
-            </w:r>
-          </w:p>
-        </w:tc>
-        <w:tc>
-          <w:tcPr>
-            <w:tcW w:type="dxa" w:w="3041"/>
-          </w:tcPr>
-          <w:p>
-            <w:r>
-              <w:t>????backlog ?????????????</w:t>
-            </w:r>
-          </w:p>
-        </w:tc>
-        <w:tc>
-          <w:tcPr>
-            <w:tcW w:type="dxa" w:w="3041"/>
-          </w:tcPr>
-          <w:p>
-            <w:r>
-              <w:t>???</w:t>
-            </w:r>
-          </w:p>
-        </w:tc>
-      </w:tr>
-      <w:tr>
-        <w:tc>
-          <w:tcPr>
-            <w:tcW w:type="dxa" w:w="3041"/>
-          </w:tcPr>
-          <w:p>
-            <w:r>
-              <w:t>????</w:t>
-            </w:r>
-          </w:p>
-        </w:tc>
-        <w:tc>
-          <w:tcPr>
-            <w:tcW w:type="dxa" w:w="3041"/>
-          </w:tcPr>
-          <w:p>
-            <w:r>
-              <w:t>backlog ???????????????????????</w:t>
-            </w:r>
-          </w:p>
-        </w:tc>
-        <w:tc>
-          <w:tcPr>
-            <w:tcW w:type="dxa" w:w="3041"/>
-          </w:tcPr>
-          <w:p>
-            <w:r>
-              <w:t>????????????????????????????</w:t>
-            </w:r>
-          </w:p>
-        </w:tc>
-      </w:tr>
-      <w:tr>
-        <w:tc>
-          <w:tcPr>
-            <w:tcW w:type="dxa" w:w="3041"/>
-          </w:tcPr>
-          <w:p>
-            <w:r>
-              <w:t>????</w:t>
-            </w:r>
-          </w:p>
-        </w:tc>
-        <w:tc>
-          <w:tcPr>
-            <w:tcW w:type="dxa" w:w="3041"/>
-          </w:tcPr>
-          <w:p>
-            <w:r>
-              <w:t>????????????????????</w:t>
-            </w:r>
-          </w:p>
-        </w:tc>
-        <w:tc>
-          <w:tcPr>
-            <w:tcW w:type="dxa" w:w="3041"/>
-          </w:tcPr>
-          <w:p>
-            <w:r>
-              <w:t>???</w:t>
-            </w:r>
-          </w:p>
-        </w:tc>
-      </w:tr>
-      <w:tr>
-        <w:tc>
-          <w:tcPr>
-            <w:tcW w:type="dxa" w:w="3041"/>
-          </w:tcPr>
-          <w:p>
-            <w:r>
-              <w:t>????</w:t>
-            </w:r>
-          </w:p>
-        </w:tc>
-        <w:tc>
-          <w:tcPr>
-            <w:tcW w:type="dxa" w:w="3041"/>
-          </w:tcPr>
-          <w:p>
-            <w:r>
-              <w:t>????</w:t>
-            </w:r>
-          </w:p>
-        </w:tc>
-        <w:tc>
-          <w:tcPr>
-            <w:tcW w:type="dxa" w:w="3041"/>
-          </w:tcPr>
-          <w:p>
-            <w:r>
-              <w:t>?????????</w:t>
-            </w:r>
-          </w:p>
-        </w:tc>
-      </w:tr>
-      <w:tr>
-        <w:tc>
-          <w:tcPr>
-            <w:tcW w:type="dxa" w:w="3041"/>
-          </w:tcPr>
-          <w:p>
-            <w:r>
-              <w:t>????</w:t>
-            </w:r>
-          </w:p>
-        </w:tc>
-        <w:tc>
-          <w:tcPr>
-            <w:tcW w:type="dxa" w:w="3041"/>
-          </w:tcPr>
-          <w:p>
-            <w:r>
-              <w:t>AI ????????????Git ????????????</w:t>
-            </w:r>
-          </w:p>
-        </w:tc>
-        <w:tc>
-          <w:tcPr>
-            <w:tcW w:type="dxa" w:w="3041"/>
-          </w:tcPr>
-          <w:p>
-            <w:r>
-              <w:t>????????????? Trae Builder ????????????</w:t>
-            </w:r>
-          </w:p>
-        </w:tc>
-      </w:tr>
-    </w:tbl>
-    <w:p>
-      <w:pPr>
-        <w:pStyle w:val="Heading2"/>
-      </w:pPr>
-      <w:r>
-        <w:t>5.6 ???????????</w:t>
+        <w:t>6.4 ????????</w:t>
       </w:r>
     </w:p>
     <w:p>
       <w:r>
-        <w:t>???????????????????????????? 5 ???????? CRUD?backlog ????? CRUD ????????????????????????????</w:t>
+        <w:t>?????????????????????????? 1 ?? 2 ?????????????????? 3 ??? Sprint ????????????? backlog ?????????????? Sprint 1 ??????????</w:t>
       </w:r>
     </w:p>
     <w:p>
       <w:r>
-        <w:t>????????????????????????? 5/6 ??????????? 83.3%??????????????????????Trae Builder ????????????Gitee ???????????????? MySQL ???????</w:t>
+        <w:drawing>
+          <wp:inline xmlns:a="http://schemas.openxmlformats.org/drawingml/2006/main" xmlns:pic="http://schemas.openxmlformats.org/drawingml/2006/picture">
+            <wp:extent cx="5394960" cy="2908221"/>
+            <wp:docPr id="3" name="Picture 3"/>
+            <wp:cNvGraphicFramePr>
+              <a:graphicFrameLocks noChangeAspect="1"/>
+            </wp:cNvGraphicFramePr>
+            <a:graphic>
+              <a:graphicData uri="http://schemas.openxmlformats.org/drawingml/2006/picture">
+                <pic:pic>
+                  <pic:nvPicPr>
+                    <pic:cNvPr id="0" name="image.png"/>
+                    <pic:cNvPicPr/>
+                  </pic:nvPicPr>
+                  <pic:blipFill>
+                    <a:blip r:embed="rId15"/>
+                    <a:stretch>
+                      <a:fillRect/>
+                    </a:stretch>
+                  </pic:blipFill>
+                  <pic:spPr>
+                    <a:xfrm>
+                      <a:off x="0" y="0"/>
+                      <a:ext cx="5394960" cy="2908221"/>
+                    </a:xfrm>
+                    <a:prstGeom prst="rect"/>
+                  </pic:spPr>
+                </pic:pic>
+              </a:graphicData>
+            </a:graphic>
+          </wp:inline>
+        </w:drawing>
       </w:r>
     </w:p>
     <w:p>
       <w:pPr>
-        <w:pStyle w:val="ListBullet"/>
+        <w:jc w:val="center"/>
       </w:pPr>
       <w:r>
-        <w:t>???????? Trae Builder ?????????????????????????</w:t>
+        <w:t>? 15 Trae ??????????</w:t>
       </w:r>
     </w:p>
     <w:p>
       <w:pPr>
-        <w:pStyle w:val="ListBullet"/>
+        <w:pStyle w:val="Heading2"/>
       </w:pPr>
       <w:r>
-        <w:t>??????????? Gitee ?????????</w:t>
-      </w:r>
-    </w:p>
-    <w:p>
-      <w:pPr>
-        <w:pStyle w:val="ListBullet"/>
-      </w:pPr>
-      <w:r>
-        <w:t>???????????????????????????????? MySQL ???</w:t>
-      </w:r>
-    </w:p>
-    <w:p>
-      <w:pPr>
-        <w:pStyle w:val="Heading2"/>
-      </w:pPr>
-      <w:r>
-        <w:t>5.7 ?????????????</w:t>
+        <w:t>6.5 ???????????</w:t>
       </w:r>
     </w:p>
     <w:p>
       <w:r>
-        <w:t>????????????????????????????????????????????????????????????? Trae IDE Builder ????????????????????????????????????????????????????????</w:t>
+        <w:t>?????????????????? backlog ??????? Sprint ???????????????Sprint ????????????????????????????????? backlog ??? Sprint ?????????</w:t>
       </w:r>
     </w:p>
     <w:p>
       <w:r>
-        <w:br w:type="page"/>
+        <w:drawing>
+          <wp:inline xmlns:a="http://schemas.openxmlformats.org/drawingml/2006/main" xmlns:pic="http://schemas.openxmlformats.org/drawingml/2006/picture">
+            <wp:extent cx="5394960" cy="2908221"/>
+            <wp:docPr id="4" name="Picture 4"/>
+            <wp:cNvGraphicFramePr>
+              <a:graphicFrameLocks noChangeAspect="1"/>
+            </wp:cNvGraphicFramePr>
+            <a:graphic>
+              <a:graphicData uri="http://schemas.openxmlformats.org/drawingml/2006/picture">
+                <pic:pic>
+                  <pic:nvPicPr>
+                    <pic:cNvPr id="0" name="正式演示拖拽.png"/>
+                    <pic:cNvPicPr/>
+                  </pic:nvPicPr>
+                  <pic:blipFill>
+                    <a:blip r:embed="rId16"/>
+                    <a:stretch>
+                      <a:fillRect/>
+                    </a:stretch>
+                  </pic:blipFill>
+                  <pic:spPr>
+                    <a:xfrm>
+                      <a:off x="0" y="0"/>
+                      <a:ext cx="5394960" cy="2908221"/>
+                    </a:xfrm>
+                    <a:prstGeom prst="rect"/>
+                  </pic:spPr>
+                </pic:pic>
+              </a:graphicData>
+            </a:graphic>
+          </wp:inline>
+        </w:drawing>
       </w:r>
     </w:p>
     <w:p>
       <w:pPr>
-        <w:pStyle w:val="Heading1"/>
+        <w:jc w:val="center"/>
       </w:pPr>
       <w:r>
-        <w:t>6 Trae Builder ????????????</w:t>
+        <w:t>? 16 backlog ?????? Sprint ?????</w:t>
       </w:r>
     </w:p>
     <w:p>
       <w:r>
-        <w:t>????????????????????????????????????????????????????????????? Trae IDE Builder ????????</w:t>
+        <w:drawing>
+          <wp:inline xmlns:a="http://schemas.openxmlformats.org/drawingml/2006/main" xmlns:pic="http://schemas.openxmlformats.org/drawingml/2006/picture">
+            <wp:extent cx="5394960" cy="2908221"/>
+            <wp:docPr id="5" name="Picture 5"/>
+            <wp:cNvGraphicFramePr>
+              <a:graphicFrameLocks noChangeAspect="1"/>
+            </wp:cNvGraphicFramePr>
+            <a:graphic>
+              <a:graphicData uri="http://schemas.openxmlformats.org/drawingml/2006/picture">
+                <pic:pic>
+                  <pic:nvPicPr>
+                    <pic:cNvPr id="0" name="拖拽成功.png"/>
+                    <pic:cNvPicPr/>
+                  </pic:nvPicPr>
+                  <pic:blipFill>
+                    <a:blip r:embed="rId17"/>
+                    <a:stretch>
+                      <a:fillRect/>
+                    </a:stretch>
+                  </pic:blipFill>
+                  <pic:spPr>
+                    <a:xfrm>
+                      <a:off x="0" y="0"/>
+                      <a:ext cx="5394960" cy="2908221"/>
+                    </a:xfrm>
+                    <a:prstGeom prst="rect"/>
+                  </pic:spPr>
+                </pic:pic>
+              </a:graphicData>
+            </a:graphic>
+          </wp:inline>
+        </w:drawing>
       </w:r>
     </w:p>
     <w:p>
       <w:pPr>
+        <w:jc w:val="center"/>
+      </w:pPr>
+      <w:r>
+        <w:t>? 17 ????????????</w:t>
+      </w:r>
+    </w:p>
+    <w:p>
+      <w:pPr>
+        <w:pStyle w:val="ListNumber"/>
+      </w:pPr>
+      <w:r>
+        <w:t>??? 1??? backlog ??????????????????????????</w:t>
+      </w:r>
+    </w:p>
+    <w:p>
+      <w:pPr>
+        <w:pStyle w:val="ListNumber"/>
+      </w:pPr>
+      <w:r>
+        <w:t>??? 2??? Sprint 1 ?????? 2??????? 8?</w:t>
+      </w:r>
+    </w:p>
+    <w:p>
+      <w:pPr>
+        <w:pStyle w:val="ListNumber"/>
+      </w:pPr>
+      <w:r>
+        <w:t>??? 3????????????????????????????????</w:t>
+      </w:r>
+    </w:p>
+    <w:p>
+      <w:pPr>
+        <w:pStyle w:val="ListNumber"/>
+      </w:pPr>
+      <w:r>
+        <w:t>??? 4????? db.json ??????? story ? sprintId ????? 1????? burndownLog ???</w:t>
+      </w:r>
+    </w:p>
+    <w:p>
+      <w:pPr>
         <w:pStyle w:val="Heading2"/>
       </w:pPr>
       <w:r>
-        <w:t>6.1 ???????????</w:t>
+        <w:t>6.6 Builder ?????????</w:t>
+      </w:r>
+    </w:p>
+    <w:p>
+      <w:pPr>
+        <w:pStyle w:val="ListBullet"/>
+      </w:pPr>
+      <w:r>
+        <w:t>????????? frontend/src/views/sprints/SprintsView.vue?</w:t>
+      </w:r>
+    </w:p>
+    <w:p>
+      <w:pPr>
+        <w:pStyle w:val="ListBullet"/>
+      </w:pPr>
+      <w:r>
+        <w:t>?????????dragId?dragOverSprintId?</w:t>
+      </w:r>
+    </w:p>
+    <w:p>
+      <w:pPr>
+        <w:pStyle w:val="ListBullet"/>
+      </w:pPr>
+      <w:r>
+        <w:t>? backlog ?????? draggable ??????????</w:t>
+      </w:r>
+    </w:p>
+    <w:p>
+      <w:pPr>
+        <w:pStyle w:val="ListBullet"/>
+      </w:pPr>
+      <w:r>
+        <w:t>? Sprint ?????????dragover ??? drop ?????</w:t>
+      </w:r>
+    </w:p>
+    <w:p>
+      <w:pPr>
+        <w:pStyle w:val="ListBullet"/>
+      </w:pPr>
+      <w:r>
+        <w:t>??????????????????????????????</w:t>
       </w:r>
     </w:p>
     <w:p>
       <w:r>
-        <w:t>??????????????? Trae ????????????????????????????????? Codex ??????????????????????????????????????????</w:t>
+        <w:t>???????????????????????????? updateStorySprint ????????????????????????????????????????????????</w:t>
       </w:r>
     </w:p>
     <w:p>
       <w:r>
-        <w:t>??????????????????????? Codex ?????????????????????????????? Trae IDE Builder ???????????????????????????????????????????????????????????????????</w:t>
+        <w:drawing>
+          <wp:inline xmlns:a="http://schemas.openxmlformats.org/drawingml/2006/main" xmlns:pic="http://schemas.openxmlformats.org/drawingml/2006/picture">
+            <wp:extent cx="4754880" cy="2303634"/>
+            <wp:docPr id="6" name="Picture 6"/>
+            <wp:cNvGraphicFramePr>
+              <a:graphicFrameLocks noChangeAspect="1"/>
+            </wp:cNvGraphicFramePr>
+            <a:graphic>
+              <a:graphicData uri="http://schemas.openxmlformats.org/drawingml/2006/picture">
+                <pic:pic>
+                  <pic:nvPicPr>
+                    <pic:cNvPr id="0" name="image.png"/>
+                    <pic:cNvPicPr/>
+                  </pic:nvPicPr>
+                  <pic:blipFill>
+                    <a:blip r:embed="rId12"/>
+                    <a:stretch>
+                      <a:fillRect/>
+                    </a:stretch>
+                  </pic:blipFill>
+                  <pic:spPr>
+                    <a:xfrm>
+                      <a:off x="0" y="0"/>
+                      <a:ext cx="4754880" cy="2303634"/>
+                    </a:xfrm>
+                    <a:prstGeom prst="rect"/>
+                  </pic:spPr>
+                </pic:pic>
+              </a:graphicData>
+            </a:graphic>
+          </wp:inline>
+        </w:drawing>
       </w:r>
     </w:p>
     <w:p>
       <w:pPr>
-        <w:pStyle w:val="Heading2"/>
+        <w:jc w:val="center"/>
       </w:pPr>
       <w:r>
-        <w:t>6.2 ???????????</w:t>
+        <w:t>? 18 Trae ????????????</w:t>
       </w:r>
     </w:p>
     <w:p>
       <w:pPr>
-        <w:pStyle w:val="ListBullet"/>
+        <w:pStyle w:val="Heading2"/>
       </w:pPr>
       <w:r>
-        <w:t>??????????? Trae IDE Builder ???????????????????????????? Trae ?????</w:t>
-      </w:r>
-    </w:p>
-    <w:p>
-      <w:pPr>
-        <w:pStyle w:val="ListBullet"/>
-      </w:pPr>
-      <w:r>
-        <w:t>?????????????????????????????? Builder ????????AI?????????</w:t>
-      </w:r>
-    </w:p>
-    <w:p>
-      <w:pPr>
-        <w:pStyle w:val="ListBullet"/>
-      </w:pPr>
-      <w:r>
-        <w:t>????? Trae Builder ?????????????????????????????????</w:t>
-      </w:r>
-    </w:p>
-    <w:p>
-      <w:pPr>
-        <w:pStyle w:val="ListBullet"/>
-      </w:pPr>
-      <w:r>
-        <w:t>???????????? Trae?????????????????????????????????</w:t>
-      </w:r>
-    </w:p>
-    <w:p>
-      <w:pPr>
-        <w:pStyle w:val="Heading2"/>
-      </w:pPr>
-      <w:r>
-        <w:t>6.3 ?? Trae ??????????</w:t>
-      </w:r>
-    </w:p>
-    <w:p>
-      <w:pPr>
-        <w:pStyle w:val="ListBullet"/>
-      </w:pPr>
-      <w:r>
-        <w:t>?????????????? Trae Builder ??????</w:t>
-      </w:r>
-    </w:p>
-    <w:p>
-      <w:pPr>
-        <w:pStyle w:val="ListBullet"/>
-      </w:pPr>
-      <w:r>
-        <w:t>????? Trae ?????????????????????</w:t>
-      </w:r>
-    </w:p>
-    <w:p>
-      <w:pPr>
-        <w:pStyle w:val="ListBullet"/>
-      </w:pPr>
-      <w:r>
-        <w:t>????????????AI????????Git?????????</w:t>
-      </w:r>
-    </w:p>
-    <w:p>
-      <w:pPr>
-        <w:pStyle w:val="ListBullet"/>
-      </w:pPr>
-      <w:r>
-        <w:t>??????????????????????????????????????</w:t>
-      </w:r>
-    </w:p>
-    <w:p>
-      <w:pPr>
-        <w:pStyle w:val="Heading2"/>
-      </w:pPr>
-      <w:r>
-        <w:t>6.4 ???? Trae ????????</w:t>
-      </w:r>
-    </w:p>
-    <w:tbl>
-      <w:tblPr>
-        <w:tblStyle w:val="TableGrid"/>
-        <w:tblW w:type="auto" w:w="0"/>
-        <w:tblLook w:firstColumn="1" w:firstRow="1" w:lastColumn="0" w:lastRow="0" w:noHBand="0" w:noVBand="1" w:val="04A0"/>
-      </w:tblPr>
-      <w:tblGrid>
-        <w:gridCol w:w="3041"/>
-        <w:gridCol w:w="3041"/>
-        <w:gridCol w:w="3041"/>
-      </w:tblGrid>
-      <w:tr>
-        <w:tc>
-          <w:tcPr>
-            <w:tcW w:type="dxa" w:w="3041"/>
-          </w:tcPr>
-          <w:p>
-            <w:r>
-              <w:t>??</w:t>
-            </w:r>
-          </w:p>
-        </w:tc>
-        <w:tc>
-          <w:tcPr>
-            <w:tcW w:type="dxa" w:w="3041"/>
-          </w:tcPr>
-          <w:p>
-            <w:r>
-              <w:t>??</w:t>
-            </w:r>
-          </w:p>
-        </w:tc>
-        <w:tc>
-          <w:tcPr>
-            <w:tcW w:type="dxa" w:w="3041"/>
-          </w:tcPr>
-          <w:p>
-            <w:r>
-              <w:t>?????</w:t>
-            </w:r>
-          </w:p>
-        </w:tc>
-      </w:tr>
-      <w:tr>
-        <w:tc>
-          <w:tcPr>
-            <w:tcW w:type="dxa" w:w="3041"/>
-          </w:tcPr>
-          <w:p>
-            <w:r>
-              <w:t>??????????????</w:t>
-            </w:r>
-          </w:p>
-        </w:tc>
-        <w:tc>
-          <w:tcPr>
-            <w:tcW w:type="dxa" w:w="3041"/>
-          </w:tcPr>
-          <w:p>
-            <w:r>
-              <w:t>??????????????????????</w:t>
-            </w:r>
-          </w:p>
-        </w:tc>
-        <w:tc>
-          <w:tcPr>
-            <w:tcW w:type="dxa" w:w="3041"/>
-          </w:tcPr>
-          <w:p>
-            <w:r>
-              <w:t>???? 1 ???? Builder ??????</w:t>
-            </w:r>
-          </w:p>
-        </w:tc>
-      </w:tr>
-      <w:tr>
-        <w:tc>
-          <w:tcPr>
-            <w:tcW w:type="dxa" w:w="3041"/>
-          </w:tcPr>
-          <w:p>
-            <w:r>
-              <w:t>????? JSON ?? MySQL</w:t>
-            </w:r>
-          </w:p>
-        </w:tc>
-        <w:tc>
-          <w:tcPr>
-            <w:tcW w:type="dxa" w:w="3041"/>
-          </w:tcPr>
-          <w:p>
-            <w:r>
-              <w:t>??????? MySQL ????????????????</w:t>
-            </w:r>
-          </w:p>
-        </w:tc>
-        <w:tc>
-          <w:tcPr>
-            <w:tcW w:type="dxa" w:w="3041"/>
-          </w:tcPr>
-          <w:p>
-            <w:r>
-              <w:t>?????????????????</w:t>
-            </w:r>
-          </w:p>
-        </w:tc>
-      </w:tr>
-      <w:tr>
-        <w:tc>
-          <w:tcPr>
-            <w:tcW w:type="dxa" w:w="3041"/>
-          </w:tcPr>
-          <w:p>
-            <w:r>
-              <w:t>? 1~2 ? Bug ????</w:t>
-            </w:r>
-          </w:p>
-        </w:tc>
-        <w:tc>
-          <w:tcPr>
-            <w:tcW w:type="dxa" w:w="3041"/>
-          </w:tcPr>
-          <w:p>
-            <w:r>
-              <w:t>???? AI ???????????</w:t>
-            </w:r>
-          </w:p>
-        </w:tc>
-        <w:tc>
-          <w:tcPr>
-            <w:tcW w:type="dxa" w:w="3041"/>
-          </w:tcPr>
-          <w:p>
-            <w:r>
-              <w:t>???? AI ???????????</w:t>
-            </w:r>
-          </w:p>
-        </w:tc>
-      </w:tr>
-      <w:tr>
-        <w:tc>
-          <w:tcPr>
-            <w:tcW w:type="dxa" w:w="3041"/>
-          </w:tcPr>
-          <w:p>
-            <w:r>
-              <w:t>??????</w:t>
-            </w:r>
-          </w:p>
-        </w:tc>
-        <w:tc>
-          <w:tcPr>
-            <w:tcW w:type="dxa" w:w="3041"/>
-          </w:tcPr>
-          <w:p>
-            <w:r>
-              <w:t>??????????????</w:t>
-            </w:r>
-          </w:p>
-        </w:tc>
-        <w:tc>
-          <w:tcPr>
-            <w:tcW w:type="dxa" w:w="3041"/>
-          </w:tcPr>
-          <w:p>
-            <w:r>
-              <w:t>??????????????</w:t>
-            </w:r>
-          </w:p>
-        </w:tc>
-      </w:tr>
-      <w:tr>
-        <w:tc>
-          <w:tcPr>
-            <w:tcW w:type="dxa" w:w="3041"/>
-          </w:tcPr>
-          <w:p>
-            <w:r>
-              <w:t>? Gitee ???????</w:t>
-            </w:r>
-          </w:p>
-        </w:tc>
-        <w:tc>
-          <w:tcPr>
-            <w:tcW w:type="dxa" w:w="3041"/>
-          </w:tcPr>
-          <w:p>
-            <w:r>
-              <w:t>??????????????</w:t>
-            </w:r>
-          </w:p>
-        </w:tc>
-        <w:tc>
-          <w:tcPr>
-            <w:tcW w:type="dxa" w:w="3041"/>
-          </w:tcPr>
-          <w:p>
-            <w:r>
-              <w:t>??????????????</w:t>
-            </w:r>
-          </w:p>
-        </w:tc>
-      </w:tr>
-    </w:tbl>
-    <w:p>
-      <w:pPr>
-        <w:pStyle w:val="Heading2"/>
-      </w:pPr>
-      <w:r>
-        <w:t>6.5 ??????????</w:t>
+        <w:t>6.7 ??????????????</w:t>
       </w:r>
     </w:p>
     <w:p>
       <w:r>
-        <w:t>????????????? AI ???????????????????????????? Codex ????????????????????????????????Trae Builder ????????? Trae IDE Builder ????????????????????????????????????????</w:t>
+        <w:t>??? Trae IDE Builder ???????????????????????????????????????????????????????????????????????????? Sprint????????? backlog ???? Sprint 1??????????????????????????????????????????????? Builder ???? AI ??????????????????????</w:t>
       </w:r>
     </w:p>
     <w:p>
+      <w:pPr>
+        <w:pStyle w:val="Heading2"/>
+      </w:pPr>
       <w:r>
-        <w:t>???????????????????????????????? Trae Builder ???????????????????????????</w:t>
+        <w:t>6.8 ?????????</w:t>
       </w:r>
     </w:p>
     <w:p>
       <w:pPr>
-        <w:pStyle w:val="Heading2"/>
+        <w:pStyle w:val="ListBullet"/>
       </w:pPr>
       <w:r>
-        <w:t>6.6 ????</w:t>
+        <w:t>??????? Git ??????????? git remote -v ? git push -u origin master ????????</w:t>
       </w:r>
     </w:p>
     <w:p>
+      <w:pPr>
+        <w:pStyle w:val="ListBullet"/>
+      </w:pPr>
       <w:r>
-        <w:t>????????????????????????????????? Trae Builder ???????????????????????? Trae ????????????????????????????????????? Builder ????????????AI ????????????</w:t>
+        <w:t>??? Trae ??????????? Gitee ??????????????????????????</w:t>
+      </w:r>
+    </w:p>
+    <w:p>
+      <w:pPr>
+        <w:pStyle w:val="ListBullet"/>
+      </w:pPr>
+      <w:r>
+        <w:t>??????????? docs/Gitee???????????.md?????????????????????</w:t>
       </w:r>
     </w:p>
     <w:sectPr>
@@ -10597,8 +13251,8 @@
     <w:qFormat/>
     <w:rsid w:val="00FC693F"/>
     <w:rPr>
-      <w:rFonts w:ascii="宋体" w:hAnsi="宋体" w:eastAsia="宋体"/>
-      <w:sz w:val="24"/>
+      <w:rFonts w:ascii="??" w:hAnsi="??" w:eastAsia="??"/>
+      <w:sz w:val="22"/>
     </w:rPr>
   </w:style>
   <w:style w:type="paragraph" w:styleId="Header">

--- a/docs/AI辅助软件过程_Scrum实践报告_底稿.docx
+++ b/docs/AI辅助软件过程_Scrum实践报告_底稿.docx
@@ -6451,6 +6451,24 @@
     <w:p>
       <w:pPr/>
       <w:r>
+        <w:t>4.2.1 ????????????????</w:t>
+      </w:r>
+    </w:p>
+    <w:p>
+      <w:pPr/>
+      <w:r>
+        <w:t>??????????????????????????????? prompts/codex-?????.md ? prompts/trae-builder-?????.md?????????????????? Codex ??? AGENTS.md?README.md ? docs ???????????????????????????????????? Trae Builder ????????????????????????????????</w:t>
+      </w:r>
+    </w:p>
+    <w:p>
+      <w:pPr/>
+      <w:r>
+        <w:t>??????????????????????????????????????????? Codex ?????????????????????????????????????????? Trae Builder ?????????????????????????? prompts ???Git ???????????????</w:t>
+      </w:r>
+    </w:p>
+    <w:p>
+      <w:pPr/>
+      <w:r>
         <w:t>4.3 当前运行数据与演示状态</w:t>
       </w:r>
     </w:p>
@@ -6983,6 +7001,30 @@
             </a:graphic>
           </wp:inline>
         </w:drawing>
+      </w:r>
+    </w:p>
+    <w:p>
+      <w:pPr/>
+      <w:r>
+        <w:t>6.2.1 AI?????????????????????</w:t>
+      </w:r>
+    </w:p>
+    <w:p>
+      <w:pPr/>
+      <w:r>
+        <w:t>???????????? trae_content/??????????????.md????????????????????? AGENTS.md?README.md ? docs ?????????????????????????????????????????????????RESTful ??????????</w:t>
+      </w:r>
+    </w:p>
+    <w:p>
+      <w:pPr/>
+      <w:r>
+        <w:t>?????????????? AI ?????????????????????? backlog ???????? Sprint?AI ????????? frontend/src/views/sprints/SprintsView.vue ??? dragId?dragOverSprintId?dragstart?dragover ? drop ????????? updateStorySprint ?????????????????????????????????????????????????? Git ???????</w:t>
+      </w:r>
+    </w:p>
+    <w:p>
+      <w:pPr/>
+      <w:r>
+        <w:t>???????????????? backlog ???? + ?? Sprint ????????????????????? Sprint 1???????????????????????????? trae_screen/?1??.png?trae_screen/??????.png?trae_screen/????.png ? trae_screen/githuba.png????????? Builder ????????????????????????</w:t>
       </w:r>
     </w:p>
     <w:p>
